--- a/downloads/student/ai-6-week-27.docx
+++ b/downloads/student/ai-6-week-27.docx
@@ -777,6 +777,16 @@
     <w:p>
       <w:r>
         <w:t>This is a fictional workflow, not a real laboratory safety procedure; institutions define authorised responses.</w:t>
+      </w:r>
+    </w:p>
+    <w:p>
+      <w:r>
+        <w:t>Read the labelled picture: Identify the exact service boundary in the bottle question. What accurate information belongs in the supervisor handoff, and what remains unresolved if nobody is reachable?</w:t>
+      </w:r>
+    </w:p>
+    <w:p>
+      <w:r>
+        <w:t>Change one thing: No supervisor is currently reachable. Predict the result before checking the explanation. What remains the same?</w:t>
       </w:r>
     </w:p>
     <w:p>
@@ -1875,6 +1885,187 @@
         <w:t>Attempt the independent case before hints. Record whether you worked alone, used a hint or followed a model. After feedback, fix the first unsupported step and explain why it changed. A later check uses a changed case, not a copied answer.</w:t>
       </w:r>
     </w:p>
+    <w:p>
+      <w:pPr>
+        <w:pStyle w:val="Heading1"/>
+      </w:pPr>
+      <w:r>
+        <w:t>15. Your lesson route</w:t>
+      </w:r>
+    </w:p>
+    <w:p>
+      <w:r>
+        <w:t>Start with this question: A useful human handoff. A learner asks whether a damaged laboratory bottle is safe; the bot handles lesson notes only.</w:t>
+      </w:r>
+    </w:p>
+    <w:tbl>
+      <w:tblPr>
+        <w:tblStyle w:val="LightShading-Accent1"/>
+        <w:tblW w:type="auto" w:w="0"/>
+        <w:tblLook w:firstColumn="1" w:firstRow="1" w:lastColumn="0" w:lastRow="0" w:noHBand="0" w:noVBand="1" w:val="04A0"/>
+      </w:tblPr>
+      <w:tblGrid>
+        <w:gridCol w:w="5112"/>
+        <w:gridCol w:w="5112"/>
+      </w:tblGrid>
+      <w:tr>
+        <w:trPr>
+          <w:tblHeader/>
+        </w:trPr>
+        <w:tc>
+          <w:tcPr>
+            <w:tcW w:type="dxa" w:w="5112"/>
+          </w:tcPr>
+          <w:p>
+            <w:r>
+              <w:t>By the end, I can</w:t>
+            </w:r>
+          </w:p>
+        </w:tc>
+        <w:tc>
+          <w:tcPr>
+            <w:tcW w:type="dxa" w:w="5112"/>
+          </w:tcPr>
+          <w:p>
+            <w:r>
+              <w:t>How I will show it</w:t>
+            </w:r>
+          </w:p>
+        </w:tc>
+      </w:tr>
+      <w:tr>
+        <w:tc>
+          <w:tcPr>
+            <w:tcW w:type="dxa" w:w="5112"/>
+          </w:tcPr>
+          <w:p>
+            <w:r>
+              <w:t>Explain the mechanism and terminology of human escalation workflows</w:t>
+            </w:r>
+          </w:p>
+        </w:tc>
+        <w:tc>
+          <w:tcPr>
+            <w:tcW w:type="dxa" w:w="5112"/>
+          </w:tcPr>
+          <w:p>
+            <w:r>
+              <w:t>Explain the deciding step, show a trace or test, and state one limit.</w:t>
+            </w:r>
+          </w:p>
+        </w:tc>
+      </w:tr>
+      <w:tr>
+        <w:tc>
+          <w:tcPr>
+            <w:tcW w:type="dxa" w:w="5112"/>
+          </w:tcPr>
+          <w:p>
+            <w:r>
+              <w:t>Apply the stated procedure to a new case with a traceable result</w:t>
+            </w:r>
+          </w:p>
+        </w:tc>
+        <w:tc>
+          <w:tcPr>
+            <w:tcW w:type="dxa" w:w="5112"/>
+          </w:tcPr>
+          <w:p>
+            <w:r>
+              <w:t>Explain the deciding step, show a trace or test, and state one limit.</w:t>
+            </w:r>
+          </w:p>
+        </w:tc>
+      </w:tr>
+      <w:tr>
+        <w:tc>
+          <w:tcPr>
+            <w:tcW w:type="dxa" w:w="5112"/>
+          </w:tcPr>
+          <w:p>
+            <w:r>
+              <w:t>Identify an assumption or limitation and design a revealing follow-up</w:t>
+            </w:r>
+          </w:p>
+        </w:tc>
+        <w:tc>
+          <w:tcPr>
+            <w:tcW w:type="dxa" w:w="5112"/>
+          </w:tcPr>
+          <w:p>
+            <w:r>
+              <w:t>Explain the deciding step, show a trace or test, and state one limit.</w:t>
+            </w:r>
+          </w:p>
+        </w:tc>
+      </w:tr>
+    </w:tbl>
+    <w:p>
+      <w:r>
+        <w:t>Remember → watch and explain → try with help → investigate → try independently → keep project evidence. Your teacher may spread this lesson across several classes.</w:t>
+      </w:r>
+    </w:p>
+    <w:p>
+      <w:r>
+        <w:t>Keep your first prediction. Compare it with what the evidence shows and explain any change.</w:t>
+      </w:r>
+    </w:p>
+    <w:p>
+      <w:pPr>
+        <w:pStyle w:val="Heading1"/>
+      </w:pPr>
+      <w:r>
+        <w:t>16. Finish and return</w:t>
+      </w:r>
+    </w:p>
+    <w:p>
+      <w:r>
+        <w:t>Close your notes. Explain this goal in your own words: Explain the mechanism and terminology of human escalation workflows</w:t>
+      </w:r>
+    </w:p>
+    <w:p>
+      <w:pPr>
+        <w:pStyle w:val="Heading3"/>
+      </w:pPr>
+      <w:r>
+        <w:t>My deciding step, evidence and one remaining question</w:t>
+      </w:r>
+    </w:p>
+    <w:p>
+      <w:r>
+        <w:t>________________________________________________________________</w:t>
+      </w:r>
+    </w:p>
+    <w:p>
+      <w:r>
+        <w:t>________________________________________________________________</w:t>
+      </w:r>
+    </w:p>
+    <w:p>
+      <w:r>
+        <w:t>________________________________________________________________</w:t>
+      </w:r>
+    </w:p>
+    <w:p>
+      <w:r>
+        <w:t>________________________________________________________________</w:t>
+      </w:r>
+    </w:p>
+    <w:p>
+      <w:r>
+        <w:t>________________________________________________________________</w:t>
+      </w:r>
+    </w:p>
+    <w:p>
+      <w:r>
+        <w:t>If you are unsure, return to the worked picture and explain one arrow. If you are ready, change an input or assumption and justify your prediction.</w:t>
+      </w:r>
+    </w:p>
+    <w:p>
+      <w:r>
+        <w:t>Save your workbook evidence. At the next review, try a different case before opening your old answer.</w:t>
+      </w:r>
+    </w:p>
     <w:sectPr>
       <w:pgSz w:w="12240" w:h="15840"/>
       <w:pgMar w:top="936" w:right="1008" w:bottom="936" w:left="1008" w:header="720" w:footer="720" w:gutter="0"/>

--- a/downloads/student/ai-6-week-27.docx
+++ b/downloads/student/ai-6-week-27.docx
@@ -2066,6 +2066,202 @@
         <w:t>Save your workbook evidence. At the next review, try a different case before opening your old answer.</w:t>
       </w:r>
     </w:p>
+    <w:p>
+      <w:pPr>
+        <w:pStyle w:val="Heading1"/>
+      </w:pPr>
+      <w:r>
+        <w:t>17. Supported practice, repair and portfolio</w:t>
+      </w:r>
+    </w:p>
+    <w:p>
+      <w:r>
+        <w:t>Use this supported practice once, in the browser or on paper. Keep the reserved independent assessment for a separate first attempt before teacher feedback.</w:t>
+      </w:r>
+    </w:p>
+    <w:p>
+      <w:r>
+        <w:t>A useful human handoff. A learner asks whether a damaged laboratory bottle is safe; the bot handles lesson notes only.</w:t>
+      </w:r>
+    </w:p>
+    <w:p>
+      <w:pPr>
+        <w:pStyle w:val="Heading3"/>
+      </w:pPr>
+      <w:r>
+        <w:t>Practice 1: explain the deciding evidence</w:t>
+      </w:r>
+    </w:p>
+    <w:p>
+      <w:r>
+        <w:t>Which labelled step matches this detail? Record the concern as reported, not as a confirmed diagnosis.</w:t>
+      </w:r>
+    </w:p>
+    <w:p>
+      <w:r>
+        <w:t>1. Recognise boundary</w:t>
+      </w:r>
+    </w:p>
+    <w:p>
+      <w:r>
+        <w:t>2. Route the question</w:t>
+      </w:r>
+    </w:p>
+    <w:p>
+      <w:r>
+        <w:t>3. Preserve reported facts</w:t>
+      </w:r>
+    </w:p>
+    <w:p>
+      <w:pPr>
+        <w:pStyle w:val="Heading3"/>
+      </w:pPr>
+      <w:r>
+        <w:t>My selected conclusion, deciding fact and explanation</w:t>
+      </w:r>
+    </w:p>
+    <w:p>
+      <w:r>
+        <w:t>________________________________________________________________</w:t>
+      </w:r>
+    </w:p>
+    <w:p>
+      <w:r>
+        <w:t>________________________________________________________________</w:t>
+      </w:r>
+    </w:p>
+    <w:p>
+      <w:r>
+        <w:t>________________________________________________________________</w:t>
+      </w:r>
+    </w:p>
+    <w:p>
+      <w:r>
+        <w:t>________________________________________________________________</w:t>
+      </w:r>
+    </w:p>
+    <w:p>
+      <w:r>
+        <w:t>________________________________________________________________</w:t>
+      </w:r>
+    </w:p>
+    <w:p>
+      <w:r>
+        <w:t>Hint if needed: Read the steps in the pictorial case. Match the supplied detail to the stage that performs or records it.</w:t>
+      </w:r>
+    </w:p>
+    <w:p>
+      <w:r>
+        <w:t>After your attempt, compare with the supported explanation: Preserve reported facts Record the concern as reported, not as a confirmed diagnosis. Escalation needs an appropriate person and accurate context. Model confidence cannot replace required authority or physical inspection.</w:t>
+      </w:r>
+    </w:p>
+    <w:p>
+      <w:pPr>
+        <w:pStyle w:val="Heading3"/>
+      </w:pPr>
+      <w:r>
+        <w:t>Practice 2: explain the deciding evidence</w:t>
+      </w:r>
+    </w:p>
+    <w:p>
+      <w:r>
+        <w:t>Changed-case practice: No supervisor is currently reachable. Which conclusion is supported by the supplied facts?</w:t>
+      </w:r>
+    </w:p>
+    <w:p>
+      <w:r>
+        <w:t>1. State unresolved status and use the institution’s approved waiting procedure.</w:t>
+      </w:r>
+    </w:p>
+    <w:p>
+      <w:r>
+        <w:t>2. We can decide the result without examining the changed input or the procedure.</w:t>
+      </w:r>
+    </w:p>
+    <w:p>
+      <w:r>
+        <w:t>3. This one example guarantees correct results for every future input.</w:t>
+      </w:r>
+    </w:p>
+    <w:p>
+      <w:pPr>
+        <w:pStyle w:val="Heading3"/>
+      </w:pPr>
+      <w:r>
+        <w:t>My selected conclusion, deciding fact and explanation</w:t>
+      </w:r>
+    </w:p>
+    <w:p>
+      <w:r>
+        <w:t>________________________________________________________________</w:t>
+      </w:r>
+    </w:p>
+    <w:p>
+      <w:r>
+        <w:t>________________________________________________________________</w:t>
+      </w:r>
+    </w:p>
+    <w:p>
+      <w:r>
+        <w:t>________________________________________________________________</w:t>
+      </w:r>
+    </w:p>
+    <w:p>
+      <w:r>
+        <w:t>________________________________________________________________</w:t>
+      </w:r>
+    </w:p>
+    <w:p>
+      <w:r>
+        <w:t>________________________________________________________________</w:t>
+      </w:r>
+    </w:p>
+    <w:p>
+      <w:r>
+        <w:t>Hint if needed: Use the changed condition and the deciding step in the pictorial trace. The answer must say what follows from those facts.</w:t>
+      </w:r>
+    </w:p>
+    <w:p>
+      <w:r>
+        <w:t>After your attempt, compare with the supported explanation: State unresolved status and use the institution’s approved waiting procedure. Lack of a human reply does not expand the bot’s authority.</w:t>
+      </w:r>
+    </w:p>
+    <w:p>
+      <w:pPr>
+        <w:pStyle w:val="Heading3"/>
+      </w:pPr>
+      <w:r>
+        <w:t>Repair a missing building block</w:t>
+      </w:r>
+    </w:p>
+    <w:p>
+      <w:r>
+        <w:t>Review Incident investigation (ai-6/26). Goal: Explain the mechanism and terminology of incident investigation. Short practice: Order the three incident records and locate the old evidence version. How does the investigation change if the trace instead retrieves version 6 but drafts room C?. Return to this week and explain what you changed.</w:t>
+      </w:r>
+    </w:p>
+    <w:p>
+      <w:r>
+        <w:t>Review Release and rollback (ai-6/24). Goal: Explain the mechanism and terminology of release and rollback. Short practice: Compute A’s and B’s correctness percentages. Why is B still blocked, and does passing a fresh privacy check automatically satisfy every release gate?. Return to this week and explain what you changed.</w:t>
+      </w:r>
+    </w:p>
+    <w:p>
+      <w:r>
+        <w:t>Review Caching and stale information (ai-6/21). Goal: Explain the mechanism and terminology of caching and stale information. Short practice: Identify the version mismatch in the cached 09:00 answer. What should the first version-5 request return, and what permits a later version-5 cache hit?. Return to this week and explain what you changed.</w:t>
+      </w:r>
+    </w:p>
+    <w:p>
+      <w:pPr>
+        <w:pStyle w:val="Heading3"/>
+      </w:pPr>
+      <w:r>
+        <w:t>Keep your completed work</w:t>
+      </w:r>
+    </w:p>
+    <w:p>
+      <w:r>
+        <w:t>Use Download completed work in the hosted lesson to export your answers, reflections, practice feedback and code-run evidence. Open the HTML copy to read or print it. Drafts stay in this browser when storage is available; clear drafts on a shared device.</w:t>
+      </w:r>
+    </w:p>
     <w:sectPr>
       <w:pgSz w:w="12240" w:h="15840"/>
       <w:pgMar w:top="936" w:right="1008" w:bottom="936" w:left="1008" w:header="720" w:footer="720" w:gutter="0"/>

--- a/downloads/student/ai-6-week-27.docx
+++ b/downloads/student/ai-6-week-27.docx
@@ -42,6 +42,11 @@
       </w:r>
     </w:p>
     <w:p>
+      <w:r>
+        <w:t>Start with the target: Explain the mechanism and terminology of human escalation workflows. Try the recall before opening notes.</w:t>
+      </w:r>
+    </w:p>
+    <w:p>
       <w:pPr>
         <w:pStyle w:val="Heading3"/>
       </w:pPr>
@@ -50,17 +55,47 @@
       </w:r>
     </w:p>
     <w:p>
-      <w:r>
-        <w:t>I can explain the mechanism and terminology of human escalation workflows.</w:t>
-      </w:r>
-    </w:p>
-    <w:p>
-      <w:r>
+      <w:pPr>
+        <w:spacing w:line="336" w:lineRule="auto" w:after="180"/>
+      </w:pPr>
+      <w:r>
+        <w:rPr>
+          <w:b w:val="0"/>
+        </w:rPr>
+        <w:t xml:space="preserve">I can explain the </w:t>
+      </w:r>
+      <w:r>
+        <w:rPr>
+          <w:b/>
+        </w:rPr>
+        <w:t>mechanism</w:t>
+      </w:r>
+      <w:r>
+        <w:rPr>
+          <w:b w:val="0"/>
+        </w:rPr>
+        <w:t xml:space="preserve"> and terminology of human escalation workflows.</w:t>
+      </w:r>
+    </w:p>
+    <w:p>
+      <w:pPr>
+        <w:spacing w:line="336" w:lineRule="auto" w:after="180"/>
+      </w:pPr>
+      <w:r>
+        <w:rPr>
+          <w:b w:val="0"/>
+        </w:rPr>
         <w:t>I can apply the stated procedure to a new case with a traceable result.</w:t>
       </w:r>
     </w:p>
     <w:p>
-      <w:r>
+      <w:pPr>
+        <w:spacing w:line="336" w:lineRule="auto" w:after="180"/>
+      </w:pPr>
+      <w:r>
+        <w:rPr>
+          <w:b w:val="0"/>
+        </w:rPr>
         <w:t>I can identify an assumption or limitation and design a revealing follow-up.</w:t>
       </w:r>
     </w:p>
@@ -73,47 +108,125 @@
       </w:r>
     </w:p>
     <w:p>
-      <w:r>
+      <w:pPr>
+        <w:spacing w:line="336" w:lineRule="auto" w:after="180"/>
+      </w:pPr>
+      <w:r>
+        <w:rPr>
+          <w:b w:val="0"/>
+        </w:rPr>
         <w:t>Close your notes first. A rough first answer helps us choose the right starting point; it is not a score for your ability.</w:t>
       </w:r>
     </w:p>
     <w:p>
-      <w:r>
+      <w:pPr>
+        <w:spacing w:line="336" w:lineRule="auto" w:after="180"/>
+      </w:pPr>
+      <w:r>
+        <w:rPr>
+          <w:b w:val="0"/>
+        </w:rPr>
         <w:t>Without opening the old lesson, explain one key idea from Incident investigation. Give an example and a mistake that the idea helps you avoid.</w:t>
       </w:r>
     </w:p>
     <w:p>
-      <w:r>
+      <w:pPr>
+        <w:spacing w:line="336" w:lineRule="auto" w:after="180"/>
+      </w:pPr>
+      <w:r>
+        <w:rPr>
+          <w:b w:val="0"/>
+        </w:rPr>
         <w:t>Without opening the old lesson, explain one key idea from Release and rollback. Give an example and a mistake that the idea helps you avoid.</w:t>
       </w:r>
     </w:p>
     <w:p>
-      <w:r>
+      <w:pPr>
+        <w:spacing w:line="336" w:lineRule="auto" w:after="180"/>
+      </w:pPr>
+      <w:r>
+        <w:rPr>
+          <w:b w:val="0"/>
+        </w:rPr>
         <w:t>Without opening the old lesson, explain one key idea from Caching and stale information. Give an example and a mistake that the idea helps you avoid.</w:t>
       </w:r>
     </w:p>
     <w:p>
-      <w:r>
-        <w:t>After trying, check the relevant lesson or ask your teacher. Change the part of your explanation that the evidence shows was wrong.</w:t>
-      </w:r>
-    </w:p>
-    <w:p>
-      <w:r>
+      <w:pPr>
+        <w:spacing w:line="336" w:lineRule="auto" w:after="180"/>
+      </w:pPr>
+      <w:r>
+        <w:rPr>
+          <w:b w:val="0"/>
+        </w:rPr>
+        <w:t xml:space="preserve">After trying, check the relevant lesson or ask your teacher. Change the part of your explanation that the </w:t>
+      </w:r>
+      <w:r>
+        <w:rPr>
+          <w:b/>
+        </w:rPr>
+        <w:t>evidence</w:t>
+      </w:r>
+      <w:r>
+        <w:rPr>
+          <w:b w:val="0"/>
+        </w:rPr>
+        <w:t xml:space="preserve"> shows was wrong.</w:t>
+      </w:r>
+    </w:p>
+    <w:p>
+      <w:pPr>
+        <w:spacing w:line="336" w:lineRule="auto" w:after="180"/>
+      </w:pPr>
+      <w:r>
+        <w:rPr>
+          <w:b w:val="0"/>
+        </w:rPr>
         <w:t>This week you will practise:</w:t>
       </w:r>
     </w:p>
     <w:p>
-      <w:r>
-        <w:t>Explain the mechanism and terminology of human escalation workflows</w:t>
-      </w:r>
-    </w:p>
-    <w:p>
-      <w:r>
+      <w:pPr>
+        <w:spacing w:line="336" w:lineRule="auto" w:after="180"/>
+      </w:pPr>
+      <w:r>
+        <w:rPr>
+          <w:b w:val="0"/>
+        </w:rPr>
+        <w:t xml:space="preserve">Explain the </w:t>
+      </w:r>
+      <w:r>
+        <w:rPr>
+          <w:b/>
+        </w:rPr>
+        <w:t>mechanism</w:t>
+      </w:r>
+      <w:r>
+        <w:rPr>
+          <w:b w:val="0"/>
+        </w:rPr>
+        <w:t xml:space="preserve"> and terminology of human escalation workflows</w:t>
+      </w:r>
+    </w:p>
+    <w:p>
+      <w:pPr>
+        <w:spacing w:line="336" w:lineRule="auto" w:after="180"/>
+      </w:pPr>
+      <w:r>
+        <w:rPr>
+          <w:b w:val="0"/>
+        </w:rPr>
         <w:t>Apply the stated procedure to a new case with a traceable result</w:t>
       </w:r>
     </w:p>
     <w:p>
-      <w:r>
+      <w:pPr>
+        <w:spacing w:line="336" w:lineRule="auto" w:after="180"/>
+      </w:pPr>
+      <w:r>
+        <w:rPr>
+          <w:b w:val="0"/>
+        </w:rPr>
         <w:t>Identify an assumption or limitation and design a revealing follow-up</w:t>
       </w:r>
     </w:p>
@@ -126,8 +239,38 @@
       </w:r>
     </w:p>
     <w:p>
-      <w:r>
-        <w:t>Recall Incident investigation. Explain why a recorded result needs its input conditions and evidence source before it can support a claim.</w:t>
+      <w:pPr>
+        <w:spacing w:line="336" w:lineRule="auto" w:after="180"/>
+      </w:pPr>
+      <w:r>
+        <w:rPr>
+          <w:b w:val="0"/>
+        </w:rPr>
+        <w:t xml:space="preserve">Recall Incident investigation. Explain why a recorded result needs its </w:t>
+      </w:r>
+      <w:r>
+        <w:rPr>
+          <w:b/>
+        </w:rPr>
+        <w:t>input</w:t>
+      </w:r>
+      <w:r>
+        <w:rPr>
+          <w:b w:val="0"/>
+        </w:rPr>
+        <w:t xml:space="preserve"> conditions and </w:t>
+      </w:r>
+      <w:r>
+        <w:rPr>
+          <w:b/>
+        </w:rPr>
+        <w:t>evidence</w:t>
+      </w:r>
+      <w:r>
+        <w:rPr>
+          <w:b w:val="0"/>
+        </w:rPr>
+        <w:t xml:space="preserve"> source before it can support a claim.</w:t>
       </w:r>
     </w:p>
     <w:p>
@@ -162,7 +305,13 @@
       </w:r>
     </w:p>
     <w:p>
-      <w:r>
+      <w:pPr>
+        <w:spacing w:line="336" w:lineRule="auto" w:after="180"/>
+      </w:pPr>
+      <w:r>
+        <w:rPr>
+          <w:b w:val="0"/>
+        </w:rPr>
         <w:t>Explain human escalation workflows using the deciding step in this fictional service.</w:t>
       </w:r>
     </w:p>
@@ -176,12 +325,40 @@
     </w:p>
     <w:p>
       <w:r>
+        <w:t>Investigate the supplied Human escalation workflows case. Separate observations, given facts and assumptions before choosing an explanation.</w:t>
+      </w:r>
+    </w:p>
+    <w:p>
+      <w:pPr>
+        <w:spacing w:line="336" w:lineRule="auto" w:after="180"/>
+      </w:pPr>
+      <w:r>
+        <w:rPr>
+          <w:b w:val="0"/>
+        </w:rPr>
         <w:t>Escalation routes unresolved decisions to an authorised person with sufficient context. It must define owner, deadline and fallback.</w:t>
       </w:r>
     </w:p>
     <w:p>
-      <w:r>
-        <w:t>Begin by writing the question the procedure is intended to answer. Identify the information already supplied, the information it will produce and the information still missing. These are constructed classroom examples; they do not require live accounts, private records or an external service. Do not treat a plausible explanation as a measured outcome.</w:t>
+      <w:pPr>
+        <w:spacing w:line="336" w:lineRule="auto" w:after="180"/>
+      </w:pPr>
+      <w:r>
+        <w:rPr>
+          <w:b w:val="0"/>
+        </w:rPr>
+        <w:t>Begin by writing the question the procedure is intended to answer. Identify the information already supplied, the information it will produce and the information still missing.</w:t>
+      </w:r>
+    </w:p>
+    <w:p>
+      <w:pPr>
+        <w:spacing w:line="336" w:lineRule="auto" w:after="180"/>
+      </w:pPr>
+      <w:r>
+        <w:rPr>
+          <w:b w:val="0"/>
+        </w:rPr>
+        <w:t>These are constructed classroom examples; they do not require live accounts, private records or an external service. Do not treat a plausible explanation as a measured outcome.</w:t>
       </w:r>
     </w:p>
     <w:p>
@@ -217,6 +394,17 @@
     </w:p>
     <w:p>
       <w:r>
+        <w:t>Follow the mechanism for Human escalation workflows. Connect each labelled input, deciding step and result.</w:t>
+      </w:r>
+    </w:p>
+    <w:p>
+      <w:pPr>
+        <w:spacing w:line="336" w:lineRule="auto" w:after="180"/>
+      </w:pPr>
+      <w:r>
+        <w:rPr>
+          <w:b w:val="0"/>
+        </w:rPr>
         <w:t>Toy workflow routes conflicting room approval to coordinator with source IDs and requested decision. While awaiting review the assistant returns needs_review and performs no booking.</w:t>
       </w:r>
     </w:p>
@@ -313,8 +501,49 @@
       </w:r>
     </w:p>
     <w:p>
-      <w:r>
-        <w:t>Before applying the procedure, write its units, denominator or decision boundary where relevant. A partner should be able to repeat each step using the same inputs. If a required input is absent or violates the stated contract, record that condition explicitly instead of quietly replacing it with a convenient value.</w:t>
+      <w:pPr>
+        <w:spacing w:line="336" w:lineRule="auto" w:after="180"/>
+      </w:pPr>
+      <w:r>
+        <w:rPr>
+          <w:b w:val="0"/>
+        </w:rPr>
+        <w:t xml:space="preserve">Before applying the procedure, write its units, denominator or decision boundary where relevant. A partner should be able to repeat each step using the same </w:t>
+      </w:r>
+      <w:r>
+        <w:rPr>
+          <w:b/>
+        </w:rPr>
+        <w:t>input</w:t>
+      </w:r>
+      <w:r>
+        <w:rPr>
+          <w:b w:val="0"/>
+        </w:rPr>
+        <w:t>s.</w:t>
+      </w:r>
+    </w:p>
+    <w:p>
+      <w:pPr>
+        <w:spacing w:line="336" w:lineRule="auto" w:after="180"/>
+      </w:pPr>
+      <w:r>
+        <w:rPr>
+          <w:b w:val="0"/>
+        </w:rPr>
+        <w:t xml:space="preserve">If a required </w:t>
+      </w:r>
+      <w:r>
+        <w:rPr>
+          <w:b/>
+        </w:rPr>
+        <w:t>input</w:t>
+      </w:r>
+      <w:r>
+        <w:rPr>
+          <w:b w:val="0"/>
+        </w:rPr>
+        <w:t xml:space="preserve"> is absent or violates the stated contract, record that condition explicitly instead of quietly replacing it with a convenient value.</w:t>
       </w:r>
     </w:p>
     <w:p>
@@ -326,8 +555,26 @@
       </w:r>
     </w:p>
     <w:p>
-      <w:r>
-        <w:t>Point to the input, the deciding step and the result in this week’s visual. Explain the same step in ordinary words. A picture helps when you can say what each part represents.</w:t>
+      <w:pPr>
+        <w:spacing w:line="336" w:lineRule="auto" w:after="180"/>
+      </w:pPr>
+      <w:r>
+        <w:rPr>
+          <w:b w:val="0"/>
+        </w:rPr>
+        <w:t xml:space="preserve">Point to the </w:t>
+      </w:r>
+      <w:r>
+        <w:rPr>
+          <w:b/>
+        </w:rPr>
+        <w:t>input</w:t>
+      </w:r>
+      <w:r>
+        <w:rPr>
+          <w:b w:val="0"/>
+        </w:rPr>
+        <w:t>, the deciding step and the result in this week’s visual. Explain the same step in ordinary words. A picture helps when you can say what each part represents.</w:t>
       </w:r>
     </w:p>
     <w:p>
@@ -339,6 +586,11 @@
       </w:r>
     </w:p>
     <w:p>
+      <w:r>
+        <w:t>Compare the supplied cases for Human escalation workflows. Identify the detail that changes the conclusion.</w:t>
+      </w:r>
+    </w:p>
+    <w:p>
       <w:pPr>
         <w:pStyle w:val="Heading3"/>
       </w:pPr>
@@ -347,7 +599,13 @@
       </w:r>
     </w:p>
     <w:p>
-      <w:r>
+      <w:pPr>
+        <w:spacing w:line="336" w:lineRule="auto" w:after="180"/>
+      </w:pPr>
+      <w:r>
+        <w:rPr>
+          <w:b w:val="0"/>
+        </w:rPr>
         <w:t>Conflict is detected, but no reviewer is assigned and the system silently books the first room. Show the intermediate steps and give the conclusion with its scope.</w:t>
       </w:r>
     </w:p>
@@ -393,17 +651,68 @@
       </w:r>
     </w:p>
     <w:p>
-      <w:r>
+      <w:pPr>
+        <w:pStyle w:val="Heading3"/>
+      </w:pPr>
+      <w:r>
+        <w:t>Change one thing</w:t>
+      </w:r>
+    </w:p>
+    <w:p>
+      <w:pPr>
+        <w:spacing w:line="336" w:lineRule="auto" w:after="180"/>
+        <w:shd w:fill="F5F1FB"/>
+      </w:pPr>
+      <w:r>
+        <w:rPr>
+          <w:b w:val="0"/>
+        </w:rPr>
         <w:t>Change: No supervisor is currently reachable.</w:t>
       </w:r>
     </w:p>
     <w:p>
-      <w:r>
-        <w:t>Prediction: State unresolved status and use the institution’s approved waiting procedure.</w:t>
-      </w:r>
-    </w:p>
-    <w:p>
-      <w:r>
+      <w:pPr>
+        <w:pStyle w:val="Heading3"/>
+      </w:pPr>
+      <w:r>
+        <w:t>Predicted result</w:t>
+      </w:r>
+    </w:p>
+    <w:p>
+      <w:pPr>
+        <w:spacing w:line="336" w:lineRule="auto" w:after="180"/>
+        <w:shd w:fill="F1F6FC"/>
+      </w:pPr>
+      <w:r>
+        <w:rPr>
+          <w:b/>
+        </w:rPr>
+        <w:t>Prediction</w:t>
+      </w:r>
+      <w:r>
+        <w:rPr>
+          <w:b w:val="0"/>
+        </w:rPr>
+        <w:t>: State unresolved status and use the institution’s approved waiting procedure.</w:t>
+      </w:r>
+    </w:p>
+    <w:p>
+      <w:pPr>
+        <w:pStyle w:val="Heading3"/>
+      </w:pPr>
+      <w:r>
+        <w:t>Why the result follows</w:t>
+      </w:r>
+    </w:p>
+    <w:p>
+      <w:pPr>
+        <w:spacing w:line="336" w:lineRule="auto" w:after="180"/>
+        <w:shd w:fill="F1F6FC"/>
+      </w:pPr>
+      <w:r>
+        <w:rPr>
+          <w:b w:val="0"/>
+        </w:rPr>
         <w:t>Reason: Lack of a human reply does not expand the bot’s authority.</w:t>
       </w:r>
     </w:p>
@@ -413,6 +722,11 @@
       </w:pPr>
       <w:r>
         <w:t>05. Words that unlock the idea</w:t>
+      </w:r>
+    </w:p>
+    <w:p>
+      <w:r>
+        <w:t>Use the vocabulary of Human escalation workflows to explain a concrete decision, rather than only memorising definitions.</w:t>
       </w:r>
     </w:p>
     <w:tbl>
@@ -550,29 +864,115 @@
     </w:p>
     <w:p>
       <w:r>
+        <w:t>Follow the worked trace for Human escalation workflows, predict a step, then compare with its explanation.</w:t>
+      </w:r>
+    </w:p>
+    <w:p>
+      <w:pPr>
+        <w:spacing w:line="336" w:lineRule="auto" w:after="180"/>
+      </w:pPr>
+      <w:r>
+        <w:rPr>
+          <w:b w:val="0"/>
+        </w:rPr>
         <w:t>Conflict is detected, but no reviewer is assigned and the system silently books the first room.</w:t>
       </w:r>
     </w:p>
     <w:p>
-      <w:r>
+      <w:pPr>
+        <w:spacing w:line="336" w:lineRule="auto" w:after="180"/>
+      </w:pPr>
+      <w:r>
+        <w:rPr>
+          <w:b w:val="0"/>
+        </w:rPr>
         <w:t>Escalation is incomplete and booking unauthorised. Assign responsible coordinator, provide conflict packet and preserve review status.</w:t>
       </w:r>
     </w:p>
     <w:p>
-      <w:r>
-        <w:t>Compare the intermediate evidence with the final statement. Explain why each number or decision follows from the stated inputs. The conclusion belongs to this scenario and procedure; changing the inputs, evaluation population or authority can change what it establishes. Retain the raw record so a later revision can be compared honestly.</w:t>
-      </w:r>
-    </w:p>
-    <w:p>
       <w:pPr>
         <w:pStyle w:val="Heading3"/>
       </w:pPr>
       <w:r>
+        <w:t>Worked explanation · Human escalation workflows</w:t>
+      </w:r>
+    </w:p>
+    <w:p>
+      <w:pPr>
+        <w:spacing w:line="336" w:lineRule="auto" w:after="180"/>
+        <w:shd w:fill="F1F6FC"/>
+      </w:pPr>
+      <w:r>
+        <w:rPr>
+          <w:b w:val="0"/>
+        </w:rPr>
+        <w:t xml:space="preserve">Compare the intermediate </w:t>
+      </w:r>
+      <w:r>
+        <w:rPr>
+          <w:b/>
+        </w:rPr>
+        <w:t>evidence</w:t>
+      </w:r>
+      <w:r>
+        <w:rPr>
+          <w:b w:val="0"/>
+        </w:rPr>
+        <w:t xml:space="preserve"> with the final statement. Explain why each number or decision follows from the stated </w:t>
+      </w:r>
+      <w:r>
+        <w:rPr>
+          <w:b/>
+        </w:rPr>
+        <w:t>input</w:t>
+      </w:r>
+      <w:r>
+        <w:rPr>
+          <w:b w:val="0"/>
+        </w:rPr>
+        <w:t>s.</w:t>
+      </w:r>
+    </w:p>
+    <w:p>
+      <w:pPr>
+        <w:spacing w:line="336" w:lineRule="auto" w:after="180"/>
+        <w:shd w:fill="F1F6FC"/>
+      </w:pPr>
+      <w:r>
+        <w:rPr>
+          <w:b w:val="0"/>
+        </w:rPr>
+        <w:t xml:space="preserve">The conclusion belongs to this scenario and procedure; changing the </w:t>
+      </w:r>
+      <w:r>
+        <w:rPr>
+          <w:b/>
+        </w:rPr>
+        <w:t>input</w:t>
+      </w:r>
+      <w:r>
+        <w:rPr>
+          <w:b w:val="0"/>
+        </w:rPr>
+        <w:t>s, evaluation population or authority can change what it establishes. Retain the raw record so a later revision can be compared honestly.</w:t>
+      </w:r>
+    </w:p>
+    <w:p>
+      <w:pPr>
+        <w:pStyle w:val="Heading3"/>
+      </w:pPr>
+      <w:r>
         <w:t>Learn from the worked case</w:t>
       </w:r>
     </w:p>
     <w:p>
-      <w:r>
+      <w:pPr>
+        <w:spacing w:line="336" w:lineRule="auto" w:after="180"/>
+      </w:pPr>
+      <w:r>
+        <w:rPr>
+          <w:b w:val="0"/>
+        </w:rPr>
         <w:t>Cover the result before checking it. Say what is given, choose the procedure, and follow one step at a time. Then uncover the result and explain your first mismatch. Ask why a step is allowed, not only what number it produces.</w:t>
       </w:r>
     </w:p>
@@ -585,7 +985,13 @@
       </w:r>
     </w:p>
     <w:p>
-      <w:r>
+      <w:pPr>
+        <w:spacing w:line="336" w:lineRule="auto" w:after="180"/>
+      </w:pPr>
+      <w:r>
+        <w:rPr>
+          <w:b w:val="0"/>
+        </w:rPr>
         <w:t>A useful human handoff. A learner asks whether a damaged laboratory bottle is safe; the bot handles lesson notes only.</w:t>
       </w:r>
     </w:p>
@@ -598,7 +1004,22 @@
       </w:r>
     </w:p>
     <w:p>
-      <w:r>
+      <w:pPr>
+        <w:pStyle w:val="Heading3"/>
+      </w:pPr>
+      <w:r>
+        <w:t>Supplied facts</w:t>
+      </w:r>
+    </w:p>
+    <w:p>
+      <w:pPr>
+        <w:spacing w:line="336" w:lineRule="auto" w:after="180"/>
+        <w:shd w:fill="F1F6FC"/>
+      </w:pPr>
+      <w:r>
+        <w:rPr>
+          <w:b w:val="0"/>
+        </w:rPr>
         <w:t>The contract excludes equipment certification. An assigned adult supervisor handles equipment concerns.</w:t>
       </w:r>
     </w:p>
@@ -762,7 +1183,22 @@
       </w:r>
     </w:p>
     <w:p>
-      <w:r>
+      <w:pPr>
+        <w:pStyle w:val="Heading3"/>
+      </w:pPr>
+      <w:r>
+        <w:t>Why the result follows</w:t>
+      </w:r>
+    </w:p>
+    <w:p>
+      <w:pPr>
+        <w:spacing w:line="336" w:lineRule="auto" w:after="180"/>
+        <w:shd w:fill="F1F6FC"/>
+      </w:pPr>
+      <w:r>
+        <w:rPr>
+          <w:b w:val="0"/>
+        </w:rPr>
         <w:t>Escalation needs an appropriate person and accurate context. Model confidence cannot replace required authority or physical inspection.</w:t>
       </w:r>
     </w:p>
@@ -775,17 +1211,62 @@
       </w:r>
     </w:p>
     <w:p>
-      <w:r>
+      <w:pPr>
+        <w:pStyle w:val="Heading3"/>
+      </w:pPr>
+      <w:r>
+        <w:t>Keep the stated limit</w:t>
+      </w:r>
+    </w:p>
+    <w:p>
+      <w:pPr>
+        <w:spacing w:line="336" w:lineRule="auto" w:after="180"/>
+        <w:shd w:fill="FFF5E6"/>
+      </w:pPr>
+      <w:r>
+        <w:rPr>
+          <w:b w:val="0"/>
+        </w:rPr>
         <w:t>This is a fictional workflow, not a real laboratory safety procedure; institutions define authorised responses.</w:t>
       </w:r>
     </w:p>
     <w:p>
-      <w:r>
+      <w:pPr>
+        <w:pStyle w:val="Heading3"/>
+      </w:pPr>
+      <w:r>
+        <w:t>Keep the stated limit</w:t>
+      </w:r>
+    </w:p>
+    <w:p>
+      <w:pPr>
+        <w:spacing w:line="336" w:lineRule="auto" w:after="180"/>
+        <w:shd w:fill="FFF5E6"/>
+      </w:pPr>
+      <w:r>
+        <w:rPr>
+          <w:b w:val="0"/>
+        </w:rPr>
         <w:t>Read the labelled picture: Identify the exact service boundary in the bottle question. What accurate information belongs in the supervisor handoff, and what remains unresolved if nobody is reachable?</w:t>
       </w:r>
     </w:p>
     <w:p>
-      <w:r>
+      <w:pPr>
+        <w:pStyle w:val="Heading3"/>
+      </w:pPr>
+      <w:r>
+        <w:t>Keep the stated limit</w:t>
+      </w:r>
+    </w:p>
+    <w:p>
+      <w:pPr>
+        <w:spacing w:line="336" w:lineRule="auto" w:after="180"/>
+        <w:shd w:fill="FFF5E6"/>
+      </w:pPr>
+      <w:r>
+        <w:rPr>
+          <w:b w:val="0"/>
+        </w:rPr>
         <w:t>Change one thing: No supervisor is currently reachable. Predict the result before checking the explanation. What remains the same?</w:t>
       </w:r>
     </w:p>
@@ -799,19 +1280,69 @@
     </w:p>
     <w:p>
       <w:r>
+        <w:t>Find the unsupported step in the Human escalation workflows claim and explain a repair using the supplied evidence.</w:t>
+      </w:r>
+    </w:p>
+    <w:p>
+      <w:pPr>
+        <w:spacing w:line="336" w:lineRule="auto" w:after="180"/>
+      </w:pPr>
+      <w:r>
+        <w:rPr>
+          <w:b w:val="0"/>
+        </w:rPr>
         <w:t>Escalation without a responsible actor and declared fallback cannot guarantee resolution.</w:t>
       </w:r>
     </w:p>
     <w:p>
-      <w:r>
-        <w:t>A useful check asks what would make the reasoning fail. Distinguish a failure to execute the declared procedure from a weakness in the procedure itself. The first may require a correction; the second requires an explicitly revised method and new evidence. Preserve unsuccessful cases so an improved result cannot hide the original problem.</w:t>
-      </w:r>
-    </w:p>
-    <w:p>
       <w:pPr>
         <w:pStyle w:val="Heading3"/>
       </w:pPr>
       <w:r>
+        <w:t>Check the claim against the facts</w:t>
+      </w:r>
+    </w:p>
+    <w:p>
+      <w:pPr>
+        <w:spacing w:line="336" w:lineRule="auto" w:after="180"/>
+        <w:shd w:fill="FFF5E6"/>
+      </w:pPr>
+      <w:r>
+        <w:rPr>
+          <w:b w:val="0"/>
+        </w:rPr>
+        <w:t>A useful check asks what would make the reasoning fail. Distinguish a failure to execute the declared procedure from a weakness in the procedure itself.</w:t>
+      </w:r>
+    </w:p>
+    <w:p>
+      <w:pPr>
+        <w:spacing w:line="336" w:lineRule="auto" w:after="180"/>
+        <w:shd w:fill="FFF5E6"/>
+      </w:pPr>
+      <w:r>
+        <w:rPr>
+          <w:b w:val="0"/>
+        </w:rPr>
+        <w:t xml:space="preserve">The first may require a correction; the second requires an explicitly revised method and new </w:t>
+      </w:r>
+      <w:r>
+        <w:rPr>
+          <w:b/>
+        </w:rPr>
+        <w:t>evidence</w:t>
+      </w:r>
+      <w:r>
+        <w:rPr>
+          <w:b w:val="0"/>
+        </w:rPr>
+        <w:t>. Preserve unsuccessful cases so an improved result cannot hide the original problem.</w:t>
+      </w:r>
+    </w:p>
+    <w:p>
+      <w:pPr>
+        <w:pStyle w:val="Heading3"/>
+      </w:pPr>
+      <w:r>
         <w:t>Guided: restate the worked result, then name the assumption or limitation that prevents a broader conclusion.</w:t>
       </w:r>
     </w:p>
@@ -849,7 +1380,13 @@
       </w:r>
     </w:p>
     <w:p>
-      <w:r>
+      <w:pPr>
+        <w:spacing w:line="336" w:lineRule="auto" w:after="180"/>
+      </w:pPr>
+      <w:r>
+        <w:rPr>
+          <w:b w:val="0"/>
+        </w:rPr>
         <w:t>A report omits this qualification: Escalation without a responsible actor and declared fallback cannot guarantee resolution. Explain how omitting it could change a reader's interpretation, and write an accurate replacement.</w:t>
       </w:r>
     </w:p>
@@ -901,7 +1438,54 @@
     </w:p>
     <w:p>
       <w:r>
-        <w:t>Explain the weekly mechanism in your own words. Use the worked scenario to name its input, decision rule and output.</w:t>
+        <w:t>Practise Human escalation workflows with support, then explain the deciding step in your own words.</w:t>
+      </w:r>
+    </w:p>
+    <w:p>
+      <w:pPr>
+        <w:spacing w:line="336" w:lineRule="auto" w:after="180"/>
+      </w:pPr>
+      <w:r>
+        <w:rPr>
+          <w:b w:val="0"/>
+        </w:rPr>
+        <w:t xml:space="preserve">Explain the weekly </w:t>
+      </w:r>
+      <w:r>
+        <w:rPr>
+          <w:b/>
+        </w:rPr>
+        <w:t>mechanism</w:t>
+      </w:r>
+      <w:r>
+        <w:rPr>
+          <w:b w:val="0"/>
+        </w:rPr>
+        <w:t xml:space="preserve"> in your own words. Use the worked scenario to name its </w:t>
+      </w:r>
+      <w:r>
+        <w:rPr>
+          <w:b/>
+        </w:rPr>
+        <w:t>input</w:t>
+      </w:r>
+      <w:r>
+        <w:rPr>
+          <w:b w:val="0"/>
+        </w:rPr>
+        <w:t xml:space="preserve">, decision rule and </w:t>
+      </w:r>
+      <w:r>
+        <w:rPr>
+          <w:b/>
+        </w:rPr>
+        <w:t>output</w:t>
+      </w:r>
+      <w:r>
+        <w:rPr>
+          <w:b w:val="0"/>
+        </w:rPr>
+        <w:t>.</w:t>
       </w:r>
     </w:p>
     <w:p>
@@ -974,8 +1558,26 @@
       </w:r>
     </w:p>
     <w:p>
-      <w:r>
-        <w:t>Use workbook W2 for the connected example “Human escalation workflows”. First fill the input and rule boxes. Try the middle steps before asking for a hint. After a hint, try the next step yourself.</w:t>
+      <w:pPr>
+        <w:spacing w:line="336" w:lineRule="auto" w:after="180"/>
+      </w:pPr>
+      <w:r>
+        <w:rPr>
+          <w:b w:val="0"/>
+        </w:rPr>
+        <w:t xml:space="preserve">Use workbook W2 for the connected example “Human escalation workflows”. First fill the </w:t>
+      </w:r>
+      <w:r>
+        <w:rPr>
+          <w:b/>
+        </w:rPr>
+        <w:t>input</w:t>
+      </w:r>
+      <w:r>
+        <w:rPr>
+          <w:b w:val="0"/>
+        </w:rPr>
+        <w:t xml:space="preserve"> and rule boxes. Try the middle steps before asking for a hint. After a hint, try the next step yourself.</w:t>
       </w:r>
     </w:p>
     <w:tbl>
@@ -1058,7 +1660,13 @@
       </w:tr>
     </w:tbl>
     <w:p>
-      <w:r>
+      <w:pPr>
+        <w:spacing w:line="336" w:lineRule="auto" w:after="180"/>
+      </w:pPr>
+      <w:r>
+        <w:rPr>
+          <w:b w:val="0"/>
+        </w:rPr>
         <w:t>Explain your trace to a partner. Your partner points to one step to check. Swap roles on the next case. Each person writes their own explanation.</w:t>
       </w:r>
     </w:p>
@@ -1071,12 +1679,35 @@
       </w:r>
     </w:p>
     <w:p>
-      <w:r>
-        <w:t>Use the worked case for Human escalation workflows. Proposed explanation: “The worked result establishes every future case”. Decide whether this explanation is supported. Point to the step or supplied fact that decides; explain your repair if needed.</w:t>
-      </w:r>
-    </w:p>
-    <w:p>
-      <w:r>
+      <w:pPr>
+        <w:spacing w:line="336" w:lineRule="auto" w:after="180"/>
+      </w:pPr>
+      <w:r>
+        <w:rPr>
+          <w:b w:val="0"/>
+        </w:rPr>
+        <w:t>Use the worked case for Human escalation workflows. Proposed explanation: “The worked result establishes every future case”. Decide whether this explanation is supported.</w:t>
+      </w:r>
+    </w:p>
+    <w:p>
+      <w:pPr>
+        <w:spacing w:line="336" w:lineRule="auto" w:after="180"/>
+      </w:pPr>
+      <w:r>
+        <w:rPr>
+          <w:b w:val="0"/>
+        </w:rPr>
+        <w:t>Point to the step or supplied fact that decides; explain your repair if needed.</w:t>
+      </w:r>
+    </w:p>
+    <w:p>
+      <w:pPr>
+        <w:spacing w:line="336" w:lineRule="auto" w:after="180"/>
+      </w:pPr>
+      <w:r>
+        <w:rPr>
+          <w:b w:val="0"/>
+        </w:rPr>
         <w:t>Answer on your own before discussion. If you are unsure, say which step you need help with.</w:t>
       </w:r>
     </w:p>
@@ -1089,7 +1720,14 @@
       </w:r>
     </w:p>
     <w:p>
-      <w:r>
+      <w:pPr>
+        <w:spacing w:line="336" w:lineRule="auto" w:after="180"/>
+        <w:shd w:fill="F5F1FB"/>
+      </w:pPr>
+      <w:r>
+        <w:rPr>
+          <w:b w:val="0"/>
+        </w:rPr>
         <w:t>Identify the exact service boundary in the bottle question. What accurate information belongs in the supervisor handoff, and what remains unresolved if nobody is reachable?</w:t>
       </w:r>
     </w:p>
@@ -1122,7 +1760,13 @@
       </w:r>
     </w:p>
     <w:p>
-      <w:r>
+      <w:pPr>
+        <w:spacing w:line="336" w:lineRule="auto" w:after="180"/>
+      </w:pPr>
+      <w:r>
+        <w:rPr>
+          <w:b w:val="0"/>
+        </w:rPr>
         <w:t>This is supported practice. Keep the separately named independent case for an attempt before feedback.</w:t>
       </w:r>
     </w:p>
@@ -1135,6 +1779,11 @@
       </w:r>
     </w:p>
     <w:p>
+      <w:r>
+        <w:t>Investigate Human escalation workflows. Record the prediction, actual observation or labelled paper trace, explanation and next test separately.</w:t>
+      </w:r>
+    </w:p>
+    <w:p>
       <w:pPr>
         <w:pStyle w:val="Heading3"/>
       </w:pPr>
@@ -1143,7 +1792,13 @@
       </w:r>
     </w:p>
     <w:p>
-      <w:r>
+      <w:pPr>
+        <w:spacing w:line="336" w:lineRule="auto" w:after="180"/>
+      </w:pPr>
+      <w:r>
+        <w:rPr>
+          <w:b w:val="0"/>
+        </w:rPr>
         <w:t>Conflict is detected, but no reviewer is assigned and the system silently books the first room. Show the intermediate steps and give the conclusion with its scope.</w:t>
       </w:r>
     </w:p>
@@ -1284,7 +1939,13 @@
       </w:tr>
     </w:tbl>
     <w:p>
-      <w:r>
+      <w:pPr>
+        <w:spacing w:line="336" w:lineRule="auto" w:after="180"/>
+      </w:pPr>
+      <w:r>
+        <w:rPr>
+          <w:b w:val="0"/>
+        </w:rPr>
         <w:t>On paper, trace the supplied procedure. If code is provided, predict before running it in a local practice file. Never write an expected answer as though it were an observed run.</w:t>
       </w:r>
     </w:p>
@@ -1297,7 +1958,13 @@
       </w:r>
     </w:p>
     <w:p>
-      <w:r>
+      <w:pPr>
+        <w:spacing w:line="336" w:lineRule="auto" w:after="180"/>
+      </w:pPr>
+      <w:r>
+        <w:rPr>
+          <w:b w:val="0"/>
+        </w:rPr>
         <w:t>Before trying: what do I expect, and why? While trying: which step could first go wrong? Afterwards: what did I actually observe, and what should change? Keep “not run” if you only traced the procedure.</w:t>
       </w:r>
     </w:p>
@@ -1310,6 +1977,11 @@
       </w:r>
     </w:p>
     <w:p>
+      <w:r>
+        <w:t>Move from recall to tracing, diagnosis and transfer in Human escalation workflows. Explain why each step is justified.</w:t>
+      </w:r>
+    </w:p>
+    <w:p>
       <w:pPr>
         <w:pStyle w:val="Heading3"/>
       </w:pPr>
@@ -1318,18 +1990,83 @@
       </w:r>
     </w:p>
     <w:p>
-      <w:r>
-        <w:t>Explain the weekly mechanism in your own words. Use the worked scenario to name its input, decision rule and output.</w:t>
-      </w:r>
-    </w:p>
-    <w:p>
-      <w:r>
+      <w:pPr>
+        <w:spacing w:line="336" w:lineRule="auto" w:after="180"/>
+      </w:pPr>
+      <w:r>
+        <w:rPr>
+          <w:b w:val="0"/>
+        </w:rPr>
+        <w:t xml:space="preserve">Explain the weekly </w:t>
+      </w:r>
+      <w:r>
+        <w:rPr>
+          <w:b/>
+        </w:rPr>
+        <w:t>mechanism</w:t>
+      </w:r>
+      <w:r>
+        <w:rPr>
+          <w:b w:val="0"/>
+        </w:rPr>
+        <w:t xml:space="preserve"> in your own words. Use the worked scenario to name its </w:t>
+      </w:r>
+      <w:r>
+        <w:rPr>
+          <w:b/>
+        </w:rPr>
+        <w:t>input</w:t>
+      </w:r>
+      <w:r>
+        <w:rPr>
+          <w:b w:val="0"/>
+        </w:rPr>
+        <w:t xml:space="preserve">, decision rule and </w:t>
+      </w:r>
+      <w:r>
+        <w:rPr>
+          <w:b/>
+        </w:rPr>
+        <w:t>output</w:t>
+      </w:r>
+      <w:r>
+        <w:rPr>
+          <w:b w:val="0"/>
+        </w:rPr>
+        <w:t>.</w:t>
+      </w:r>
+    </w:p>
+    <w:p>
+      <w:pPr>
+        <w:spacing w:line="336" w:lineRule="auto" w:after="180"/>
+      </w:pPr>
+      <w:r>
+        <w:rPr>
+          <w:b w:val="0"/>
+        </w:rPr>
         <w:t>A report omits this qualification: Escalation without a responsible actor and declared fallback cannot guarantee resolution. Explain how omitting it could change a reader's interpretation, and write an accurate replacement.</w:t>
       </w:r>
     </w:p>
     <w:p>
-      <w:r>
-        <w:t>For the worked scenario, propose one additional case that could reveal a failure, describe its expected outcome before running it, and explain what would need to remain fixed for a fair comparison. Do not reuse W4 as a new final test after receiving feedback.</w:t>
+      <w:pPr>
+        <w:spacing w:line="336" w:lineRule="auto" w:after="180"/>
+      </w:pPr>
+      <w:r>
+        <w:rPr>
+          <w:b w:val="0"/>
+        </w:rPr>
+        <w:t>For the worked scenario, propose one additional case that could reveal a failure, describe its expected outcome before running it, and explain what would need to remain fixed for a fair comparison.</w:t>
+      </w:r>
+    </w:p>
+    <w:p>
+      <w:pPr>
+        <w:spacing w:line="336" w:lineRule="auto" w:after="180"/>
+      </w:pPr>
+      <w:r>
+        <w:rPr>
+          <w:b w:val="0"/>
+        </w:rPr>
+        <w:t>Do not reuse W4 as a new final test after receiving feedback.</w:t>
       </w:r>
     </w:p>
     <w:p>
@@ -1375,7 +2112,77 @@
     </w:p>
     <w:p>
       <w:r>
-        <w:t>Add a labelled human escalation workflows evidence sheet to Grounded Learning Service. Show how you can explain the mechanism and terminology of human escalation workflows. Use the supplied fictional case and keep its inputs, intermediate steps, calculation or prediction, and limitation. Connect this record to last week’s record; a matching answer without a trace is insufficient.</w:t>
+        <w:t>Apply this week’s idea to Grounded Learning Service. Keep an annotated decision and the evidence supporting it.</w:t>
+      </w:r>
+    </w:p>
+    <w:p>
+      <w:pPr>
+        <w:spacing w:line="336" w:lineRule="auto" w:after="180"/>
+      </w:pPr>
+      <w:r>
+        <w:rPr>
+          <w:b w:val="0"/>
+        </w:rPr>
+        <w:t xml:space="preserve">Add a labelled human escalation workflows </w:t>
+      </w:r>
+      <w:r>
+        <w:rPr>
+          <w:b/>
+        </w:rPr>
+        <w:t>evidence</w:t>
+      </w:r>
+      <w:r>
+        <w:rPr>
+          <w:b w:val="0"/>
+        </w:rPr>
+        <w:t xml:space="preserve"> sheet to Grounded Learning Service. Show how you can explain the </w:t>
+      </w:r>
+      <w:r>
+        <w:rPr>
+          <w:b/>
+        </w:rPr>
+        <w:t>mechanism</w:t>
+      </w:r>
+      <w:r>
+        <w:rPr>
+          <w:b w:val="0"/>
+        </w:rPr>
+        <w:t xml:space="preserve"> and terminology of human escalation workflows.</w:t>
+      </w:r>
+    </w:p>
+    <w:p>
+      <w:pPr>
+        <w:spacing w:line="336" w:lineRule="auto" w:after="180"/>
+      </w:pPr>
+      <w:r>
+        <w:rPr>
+          <w:b w:val="0"/>
+        </w:rPr>
+        <w:t xml:space="preserve">Use the supplied fictional case and keep its </w:t>
+      </w:r>
+      <w:r>
+        <w:rPr>
+          <w:b/>
+        </w:rPr>
+        <w:t>input</w:t>
+      </w:r>
+      <w:r>
+        <w:rPr>
+          <w:b w:val="0"/>
+        </w:rPr>
+        <w:t xml:space="preserve">s, intermediate steps, calculation or </w:t>
+      </w:r>
+      <w:r>
+        <w:rPr>
+          <w:b/>
+        </w:rPr>
+        <w:t>prediction</w:t>
+      </w:r>
+      <w:r>
+        <w:rPr>
+          <w:b w:val="0"/>
+        </w:rPr>
+        <w:t>, and limitation. Connect this record to last week’s record; a matching answer without a trace is insufficient.</w:t>
       </w:r>
     </w:p>
     <w:tbl>
@@ -1503,8 +2310,26 @@
       </w:r>
     </w:p>
     <w:p>
-      <w:r>
-        <w:t>For the Grounded Learning Service, retain an annotated trace and the changed-case result. Name the contract or evidence that makes the deciding step valid, so another team can review it.</w:t>
+      <w:pPr>
+        <w:spacing w:line="336" w:lineRule="auto" w:after="180"/>
+      </w:pPr>
+      <w:r>
+        <w:rPr>
+          <w:b w:val="0"/>
+        </w:rPr>
+        <w:t xml:space="preserve">For the Grounded Learning Service, retain an annotated trace and the changed-case result. Name the contract or </w:t>
+      </w:r>
+      <w:r>
+        <w:rPr>
+          <w:b/>
+        </w:rPr>
+        <w:t>evidence</w:t>
+      </w:r>
+      <w:r>
+        <w:rPr>
+          <w:b w:val="0"/>
+        </w:rPr>
+        <w:t xml:space="preserve"> that makes the deciding step valid, so another team can review it.</w:t>
       </w:r>
     </w:p>
     <w:p>
@@ -1517,7 +2342,29 @@
     </w:p>
     <w:p>
       <w:r>
-        <w:t>Complete the supported workbook tasks before attempting W4 independently. Record any hints or help used. After feedback, use the teacher's fresh retry rather than copying the earlier answer. For a project, select a relevant new case, predict the outcome from the declared rule and preserve the result alongside any revision.</w:t>
+        <w:t>Use a genuinely new case for independent evidence. Previously discussed examples remain practice; use the separately named independent case before feedback.</w:t>
+      </w:r>
+    </w:p>
+    <w:p>
+      <w:pPr>
+        <w:spacing w:line="336" w:lineRule="auto" w:after="180"/>
+      </w:pPr>
+      <w:r>
+        <w:rPr>
+          <w:b w:val="0"/>
+        </w:rPr>
+        <w:t>Complete the supported workbook tasks before attempting W4 independently. Record any hints or help used. After feedback, use the teacher's fresh retry rather than copying the earlier answer.</w:t>
+      </w:r>
+    </w:p>
+    <w:p>
+      <w:pPr>
+        <w:spacing w:line="336" w:lineRule="auto" w:after="180"/>
+      </w:pPr>
+      <w:r>
+        <w:rPr>
+          <w:b w:val="0"/>
+        </w:rPr>
+        <w:t>For a project, select a relevant new case, predict the outcome from the declared rule and preserve the result alongside any revision.</w:t>
       </w:r>
     </w:p>
     <w:p>
@@ -1554,8 +2401,25 @@
       </w:r>
     </w:p>
     <w:p>
-      <w:r>
-        <w:t>For the worked scenario, propose one additional case that could reveal a failure, describe its expected outcome before running it, and explain what would need to remain fixed for a fair comparison. Do not reuse W4 as a new final test after receiving feedback.</w:t>
+      <w:pPr>
+        <w:spacing w:line="336" w:lineRule="auto" w:after="180"/>
+      </w:pPr>
+      <w:r>
+        <w:rPr>
+          <w:b w:val="0"/>
+        </w:rPr>
+        <w:t>For the worked scenario, propose one additional case that could reveal a failure, describe its expected outcome before running it, and explain what would need to remain fixed for a fair comparison.</w:t>
+      </w:r>
+    </w:p>
+    <w:p>
+      <w:pPr>
+        <w:spacing w:line="336" w:lineRule="auto" w:after="180"/>
+      </w:pPr>
+      <w:r>
+        <w:rPr>
+          <w:b w:val="0"/>
+        </w:rPr>
+        <w:t>Do not reuse W4 as a new final test after receiving feedback.</w:t>
       </w:r>
     </w:p>
     <w:p>
@@ -1592,6 +2456,11 @@
       </w:pPr>
       <w:r>
         <w:t>13. Study a complete case</w:t>
+      </w:r>
+    </w:p>
+    <w:p>
+      <w:r>
+        <w:t>Revisit the complete Human escalation workflows case for supported practice. Repeated examples do not become fresh assessments.</w:t>
       </w:r>
     </w:p>
     <w:p>
@@ -1695,8 +2564,26 @@
       </w:r>
     </w:p>
     <w:p>
-      <w:r>
-        <w:t>Follow the input through the stated procedure to its result. Cover the result first, predict it, then explain every intermediate step. The text/table accompanies the figure so the example can be read without colour.</w:t>
+      <w:pPr>
+        <w:spacing w:line="336" w:lineRule="auto" w:after="180"/>
+      </w:pPr>
+      <w:r>
+        <w:rPr>
+          <w:b w:val="0"/>
+        </w:rPr>
+        <w:t xml:space="preserve">Follow the </w:t>
+      </w:r>
+      <w:r>
+        <w:rPr>
+          <w:b/>
+        </w:rPr>
+        <w:t>input</w:t>
+      </w:r>
+      <w:r>
+        <w:rPr>
+          <w:b w:val="0"/>
+        </w:rPr>
+        <w:t xml:space="preserve"> through the stated procedure to its result. Cover the result first, predict it, then explain every intermediate step. The text/table accompanies the figure so the example can be read without colour.</w:t>
       </w:r>
     </w:p>
     <w:p>
@@ -1746,6 +2633,11 @@
       </w:r>
     </w:p>
     <w:p>
+      <w:r>
+        <w:t>Attempt the reserved new case before feedback. Record support; the earlier examples below remain additional practice.</w:t>
+      </w:r>
+    </w:p>
+    <w:p>
       <w:pPr>
         <w:pStyle w:val="Heading3"/>
       </w:pPr>
@@ -1754,7 +2646,13 @@
       </w:r>
     </w:p>
     <w:p>
-      <w:r>
+      <w:pPr>
+        <w:spacing w:line="336" w:lineRule="auto" w:after="180"/>
+      </w:pPr>
+      <w:r>
+        <w:rPr>
+          <w:b w:val="0"/>
+        </w:rPr>
         <w:t>Reviewer deadline is16:00; no reply by16:00. Policy says remain pending, not auto-approve. Decide.</w:t>
       </w:r>
     </w:p>
@@ -1802,7 +2700,13 @@
       </w:r>
     </w:p>
     <w:p>
-      <w:r>
+      <w:pPr>
+        <w:spacing w:line="336" w:lineRule="auto" w:after="180"/>
+      </w:pPr>
+      <w:r>
+        <w:rPr>
+          <w:b w:val="0"/>
+        </w:rPr>
         <w:t>Attempt this case before feedback. Record any help. Earlier examples below are further practice; a case already practised with feedback cannot establish fresh transfer.</w:t>
       </w:r>
     </w:p>
@@ -1815,7 +2719,13 @@
       </w:r>
     </w:p>
     <w:p>
-      <w:r>
+      <w:pPr>
+        <w:spacing w:line="336" w:lineRule="auto" w:after="180"/>
+      </w:pPr>
+      <w:r>
+        <w:rPr>
+          <w:b w:val="0"/>
+        </w:rPr>
         <w:t>Reviewer deadline is16:00; no reply by16:00. Policy says remain pending, not auto-approve. Decide.</w:t>
       </w:r>
     </w:p>
@@ -1868,7 +2778,13 @@
       </w:r>
     </w:p>
     <w:p>
-      <w:r>
+      <w:pPr>
+        <w:spacing w:line="336" w:lineRule="auto" w:after="180"/>
+      </w:pPr>
+      <w:r>
+        <w:rPr>
+          <w:b w:val="0"/>
+        </w:rPr>
         <w:t>Record support used: none, hint or teacher explanation. After feedback, a different case is needed to demonstrate independence.</w:t>
       </w:r>
     </w:p>
@@ -1881,8 +2797,25 @@
       </w:r>
     </w:p>
     <w:p>
-      <w:r>
-        <w:t>Attempt the independent case before hints. Record whether you worked alone, used a hint or followed a model. After feedback, fix the first unsupported step and explain why it changed. A later check uses a changed case, not a copied answer.</w:t>
+      <w:pPr>
+        <w:spacing w:line="336" w:lineRule="auto" w:after="180"/>
+      </w:pPr>
+      <w:r>
+        <w:rPr>
+          <w:b w:val="0"/>
+        </w:rPr>
+        <w:t>Attempt the independent case before hints. Record whether you worked alone, used a hint or followed a model. After feedback, fix the first unsupported step and explain why it changed.</w:t>
+      </w:r>
+    </w:p>
+    <w:p>
+      <w:pPr>
+        <w:spacing w:line="336" w:lineRule="auto" w:after="180"/>
+      </w:pPr>
+      <w:r>
+        <w:rPr>
+          <w:b w:val="0"/>
+        </w:rPr>
+        <w:t>A later check uses a changed case, not a copied answer.</w:t>
       </w:r>
     </w:p>
     <w:p>
@@ -1895,6 +2828,17 @@
     </w:p>
     <w:p>
       <w:r>
+        <w:t>Use this map to navigate Human escalation workflows, connect the goals to tasks and keep one evidence record for each attempt.</w:t>
+      </w:r>
+    </w:p>
+    <w:p>
+      <w:pPr>
+        <w:spacing w:line="336" w:lineRule="auto" w:after="180"/>
+      </w:pPr>
+      <w:r>
+        <w:rPr>
+          <w:b w:val="0"/>
+        </w:rPr>
         <w:t>Start with this question: A useful human handoff. A learner asks whether a damaged laboratory bottle is safe; the bot handles lesson notes only.</w:t>
       </w:r>
     </w:p>
@@ -2001,13 +2945,61 @@
       </w:tr>
     </w:tbl>
     <w:p>
-      <w:r>
-        <w:t>Remember → watch and explain → try with help → investigate → try independently → keep project evidence. Your teacher may spread this lesson across several classes.</w:t>
-      </w:r>
-    </w:p>
-    <w:p>
-      <w:r>
-        <w:t>Keep your first prediction. Compare it with what the evidence shows and explain any change.</w:t>
+      <w:pPr>
+        <w:spacing w:line="336" w:lineRule="auto" w:after="180"/>
+      </w:pPr>
+      <w:r>
+        <w:rPr>
+          <w:b w:val="0"/>
+        </w:rPr>
+        <w:t xml:space="preserve">Remember → watch and explain → try with help → investigate → try independently → keep project </w:t>
+      </w:r>
+      <w:r>
+        <w:rPr>
+          <w:b/>
+        </w:rPr>
+        <w:t>evidence</w:t>
+      </w:r>
+      <w:r>
+        <w:rPr>
+          <w:b w:val="0"/>
+        </w:rPr>
+        <w:t>. Your teacher may spread this lesson across several classes.</w:t>
+      </w:r>
+    </w:p>
+    <w:p>
+      <w:pPr>
+        <w:spacing w:line="336" w:lineRule="auto" w:after="180"/>
+      </w:pPr>
+      <w:r>
+        <w:rPr>
+          <w:b w:val="0"/>
+        </w:rPr>
+        <w:t xml:space="preserve">Keep your first </w:t>
+      </w:r>
+      <w:r>
+        <w:rPr>
+          <w:b/>
+        </w:rPr>
+        <w:t>prediction</w:t>
+      </w:r>
+      <w:r>
+        <w:rPr>
+          <w:b w:val="0"/>
+        </w:rPr>
+        <w:t xml:space="preserve">. Compare it with what the </w:t>
+      </w:r>
+      <w:r>
+        <w:rPr>
+          <w:b/>
+        </w:rPr>
+        <w:t>evidence</w:t>
+      </w:r>
+      <w:r>
+        <w:rPr>
+          <w:b w:val="0"/>
+        </w:rPr>
+        <w:t xml:space="preserve"> shows and explain any change.</w:t>
       </w:r>
     </w:p>
     <w:p>
@@ -2020,7 +3012,30 @@
     </w:p>
     <w:p>
       <w:r>
-        <w:t>Close your notes. Explain this goal in your own words: Explain the mechanism and terminology of human escalation workflows</w:t>
+        <w:t>Explain Human escalation workflows without notes, identify a remaining question and plan a later check with a changed case.</w:t>
+      </w:r>
+    </w:p>
+    <w:p>
+      <w:pPr>
+        <w:spacing w:line="336" w:lineRule="auto" w:after="180"/>
+      </w:pPr>
+      <w:r>
+        <w:rPr>
+          <w:b w:val="0"/>
+        </w:rPr>
+        <w:t xml:space="preserve">Close your notes. Explain this goal in your own words: Explain the </w:t>
+      </w:r>
+      <w:r>
+        <w:rPr>
+          <w:b/>
+        </w:rPr>
+        <w:t>mechanism</w:t>
+      </w:r>
+      <w:r>
+        <w:rPr>
+          <w:b w:val="0"/>
+        </w:rPr>
+        <w:t xml:space="preserve"> and terminology of human escalation workflows</w:t>
       </w:r>
     </w:p>
     <w:p>
@@ -2057,13 +3072,61 @@
       </w:r>
     </w:p>
     <w:p>
-      <w:r>
-        <w:t>If you are unsure, return to the worked picture and explain one arrow. If you are ready, change an input or assumption and justify your prediction.</w:t>
-      </w:r>
-    </w:p>
-    <w:p>
-      <w:r>
-        <w:t>Save your workbook evidence. At the next review, try a different case before opening your old answer.</w:t>
+      <w:pPr>
+        <w:spacing w:line="336" w:lineRule="auto" w:after="180"/>
+      </w:pPr>
+      <w:r>
+        <w:rPr>
+          <w:b w:val="0"/>
+        </w:rPr>
+        <w:t xml:space="preserve">If you are unsure, return to the worked picture and explain one arrow. If you are ready, change an </w:t>
+      </w:r>
+      <w:r>
+        <w:rPr>
+          <w:b/>
+        </w:rPr>
+        <w:t>input</w:t>
+      </w:r>
+      <w:r>
+        <w:rPr>
+          <w:b w:val="0"/>
+        </w:rPr>
+        <w:t xml:space="preserve"> or assumption and justify your </w:t>
+      </w:r>
+      <w:r>
+        <w:rPr>
+          <w:b/>
+        </w:rPr>
+        <w:t>prediction</w:t>
+      </w:r>
+      <w:r>
+        <w:rPr>
+          <w:b w:val="0"/>
+        </w:rPr>
+        <w:t>.</w:t>
+      </w:r>
+    </w:p>
+    <w:p>
+      <w:pPr>
+        <w:spacing w:line="336" w:lineRule="auto" w:after="180"/>
+      </w:pPr>
+      <w:r>
+        <w:rPr>
+          <w:b w:val="0"/>
+        </w:rPr>
+        <w:t xml:space="preserve">Save your workbook </w:t>
+      </w:r>
+      <w:r>
+        <w:rPr>
+          <w:b/>
+        </w:rPr>
+        <w:t>evidence</w:t>
+      </w:r>
+      <w:r>
+        <w:rPr>
+          <w:b w:val="0"/>
+        </w:rPr>
+        <w:t>. At the next review, try a different case before opening your old answer.</w:t>
       </w:r>
     </w:p>
     <w:p>
@@ -2076,11 +3139,28 @@
     </w:p>
     <w:p>
       <w:r>
+        <w:t>Attempt supported questions before using hints or feedback. Review a missing building block, then keep the completed work.</w:t>
+      </w:r>
+    </w:p>
+    <w:p>
+      <w:pPr>
+        <w:spacing w:line="336" w:lineRule="auto" w:after="180"/>
+      </w:pPr>
+      <w:r>
+        <w:rPr>
+          <w:b w:val="0"/>
+        </w:rPr>
         <w:t>Use this supported practice once, in the browser or on paper. Keep the reserved independent assessment for a separate first attempt before teacher feedback.</w:t>
       </w:r>
     </w:p>
     <w:p>
-      <w:r>
+      <w:pPr>
+        <w:spacing w:line="336" w:lineRule="auto" w:after="180"/>
+      </w:pPr>
+      <w:r>
+        <w:rPr>
+          <w:b w:val="0"/>
+        </w:rPr>
         <w:t>A useful human handoff. A learner asks whether a damaged laboratory bottle is safe; the bot handles lesson notes only.</w:t>
       </w:r>
     </w:p>
@@ -2093,22 +3173,49 @@
       </w:r>
     </w:p>
     <w:p>
-      <w:r>
+      <w:pPr>
+        <w:spacing w:line="336" w:lineRule="auto" w:after="180"/>
+      </w:pPr>
+      <w:r>
+        <w:rPr>
+          <w:b w:val="0"/>
+        </w:rPr>
         <w:t>Which labelled step matches this detail? Record the concern as reported, not as a confirmed diagnosis.</w:t>
       </w:r>
     </w:p>
     <w:p>
-      <w:r>
+      <w:pPr>
+        <w:spacing w:line="336" w:lineRule="auto" w:after="180"/>
+        <w:shd w:fill="F4F9FC"/>
+      </w:pPr>
+      <w:r>
+        <w:rPr>
+          <w:b w:val="0"/>
+        </w:rPr>
         <w:t>1. Recognise boundary</w:t>
       </w:r>
     </w:p>
     <w:p>
-      <w:r>
+      <w:pPr>
+        <w:spacing w:line="336" w:lineRule="auto" w:after="180"/>
+        <w:shd w:fill="F4F9FC"/>
+      </w:pPr>
+      <w:r>
+        <w:rPr>
+          <w:b w:val="0"/>
+        </w:rPr>
         <w:t>2. Route the question</w:t>
       </w:r>
     </w:p>
     <w:p>
-      <w:r>
+      <w:pPr>
+        <w:spacing w:line="336" w:lineRule="auto" w:after="180"/>
+        <w:shd w:fill="F4F9FC"/>
+      </w:pPr>
+      <w:r>
+        <w:rPr>
+          <w:b w:val="0"/>
+        </w:rPr>
         <w:t>3. Preserve reported facts</w:t>
       </w:r>
     </w:p>
@@ -2146,41 +3253,143 @@
       </w:r>
     </w:p>
     <w:p>
-      <w:r>
+      <w:pPr>
+        <w:pStyle w:val="Heading3"/>
+      </w:pPr>
+      <w:r>
+        <w:t>Hint · try first</w:t>
+      </w:r>
+    </w:p>
+    <w:p>
+      <w:pPr>
+        <w:spacing w:line="336" w:lineRule="auto" w:after="180"/>
+        <w:shd w:fill="F1F6F8"/>
+      </w:pPr>
+      <w:r>
+        <w:rPr>
+          <w:b w:val="0"/>
+        </w:rPr>
         <w:t>Hint if needed: Read the steps in the pictorial case. Match the supplied detail to the stage that performs or records it.</w:t>
       </w:r>
     </w:p>
     <w:p>
-      <w:r>
-        <w:t>After your attempt, compare with the supported explanation: Preserve reported facts Record the concern as reported, not as a confirmed diagnosis. Escalation needs an appropriate person and accurate context. Model confidence cannot replace required authority or physical inspection.</w:t>
-      </w:r>
-    </w:p>
-    <w:p>
       <w:pPr>
         <w:pStyle w:val="Heading3"/>
       </w:pPr>
       <w:r>
+        <w:t>Feedback · compare after trying</w:t>
+      </w:r>
+    </w:p>
+    <w:p>
+      <w:pPr>
+        <w:spacing w:line="336" w:lineRule="auto" w:after="180"/>
+        <w:shd w:fill="F1F6FC"/>
+      </w:pPr>
+      <w:r>
+        <w:rPr>
+          <w:b w:val="0"/>
+        </w:rPr>
+        <w:t>After your attempt, compare with the supported explanation: Preserve reported facts Record the concern as reported, not as a confirmed diagnosis. Escalation needs an appropriate person and accurate context.</w:t>
+      </w:r>
+    </w:p>
+    <w:p>
+      <w:pPr>
+        <w:spacing w:line="336" w:lineRule="auto" w:after="180"/>
+        <w:shd w:fill="F1F6FC"/>
+      </w:pPr>
+      <w:r>
+        <w:rPr>
+          <w:b w:val="0"/>
+        </w:rPr>
+        <w:t>Model confidence cannot replace required authority or physical inspection.</w:t>
+      </w:r>
+    </w:p>
+    <w:p>
+      <w:pPr>
+        <w:pStyle w:val="Heading3"/>
+      </w:pPr>
+      <w:r>
         <w:t>Practice 2: explain the deciding evidence</w:t>
       </w:r>
     </w:p>
     <w:p>
-      <w:r>
+      <w:pPr>
+        <w:pStyle w:val="Heading3"/>
+      </w:pPr>
+      <w:r>
+        <w:t>Changed case · predict first</w:t>
+      </w:r>
+    </w:p>
+    <w:p>
+      <w:pPr>
+        <w:spacing w:line="336" w:lineRule="auto" w:after="180"/>
+        <w:shd w:fill="F5F1FB"/>
+      </w:pPr>
+      <w:r>
+        <w:rPr>
+          <w:b w:val="0"/>
+        </w:rPr>
         <w:t>Changed-case practice: No supervisor is currently reachable. Which conclusion is supported by the supplied facts?</w:t>
       </w:r>
     </w:p>
     <w:p>
-      <w:r>
+      <w:pPr>
+        <w:spacing w:line="336" w:lineRule="auto" w:after="180"/>
+        <w:shd w:fill="F4F9FC"/>
+      </w:pPr>
+      <w:r>
+        <w:rPr>
+          <w:b w:val="0"/>
+        </w:rPr>
         <w:t>1. State unresolved status and use the institution’s approved waiting procedure.</w:t>
       </w:r>
     </w:p>
     <w:p>
-      <w:r>
-        <w:t>2. We can decide the result without examining the changed input or the procedure.</w:t>
-      </w:r>
-    </w:p>
-    <w:p>
-      <w:r>
-        <w:t>3. This one example guarantees correct results for every future input.</w:t>
+      <w:pPr>
+        <w:spacing w:line="336" w:lineRule="auto" w:after="180"/>
+        <w:shd w:fill="F4F9FC"/>
+      </w:pPr>
+      <w:r>
+        <w:rPr>
+          <w:b w:val="0"/>
+        </w:rPr>
+        <w:t xml:space="preserve">2. We can decide the result without examining the changed </w:t>
+      </w:r>
+      <w:r>
+        <w:rPr>
+          <w:b/>
+        </w:rPr>
+        <w:t>input</w:t>
+      </w:r>
+      <w:r>
+        <w:rPr>
+          <w:b w:val="0"/>
+        </w:rPr>
+        <w:t xml:space="preserve"> or the procedure.</w:t>
+      </w:r>
+    </w:p>
+    <w:p>
+      <w:pPr>
+        <w:spacing w:line="336" w:lineRule="auto" w:after="180"/>
+        <w:shd w:fill="F4F9FC"/>
+      </w:pPr>
+      <w:r>
+        <w:rPr>
+          <w:b w:val="0"/>
+        </w:rPr>
+        <w:t xml:space="preserve">3. This one example guarantees correct results for every future </w:t>
+      </w:r>
+      <w:r>
+        <w:rPr>
+          <w:b/>
+        </w:rPr>
+        <w:t>input</w:t>
+      </w:r>
+      <w:r>
+        <w:rPr>
+          <w:b w:val="0"/>
+        </w:rPr>
+        <w:t>.</w:t>
       </w:r>
     </w:p>
     <w:p>
@@ -2217,12 +3426,42 @@
       </w:r>
     </w:p>
     <w:p>
-      <w:r>
+      <w:pPr>
+        <w:pStyle w:val="Heading3"/>
+      </w:pPr>
+      <w:r>
+        <w:t>Hint · try first</w:t>
+      </w:r>
+    </w:p>
+    <w:p>
+      <w:pPr>
+        <w:spacing w:line="336" w:lineRule="auto" w:after="180"/>
+        <w:shd w:fill="F1F6F8"/>
+      </w:pPr>
+      <w:r>
+        <w:rPr>
+          <w:b w:val="0"/>
+        </w:rPr>
         <w:t>Hint if needed: Use the changed condition and the deciding step in the pictorial trace. The answer must say what follows from those facts.</w:t>
       </w:r>
     </w:p>
     <w:p>
-      <w:r>
+      <w:pPr>
+        <w:pStyle w:val="Heading3"/>
+      </w:pPr>
+      <w:r>
+        <w:t>Feedback · compare after trying</w:t>
+      </w:r>
+    </w:p>
+    <w:p>
+      <w:pPr>
+        <w:spacing w:line="336" w:lineRule="auto" w:after="180"/>
+        <w:shd w:fill="F1F6FC"/>
+      </w:pPr>
+      <w:r>
+        <w:rPr>
+          <w:b w:val="0"/>
+        </w:rPr>
         <w:t>After your attempt, compare with the supported explanation: State unresolved status and use the institution’s approved waiting procedure. Lack of a human reply does not expand the bot’s authority.</w:t>
       </w:r>
     </w:p>
@@ -2235,18 +3474,117 @@
       </w:r>
     </w:p>
     <w:p>
-      <w:r>
-        <w:t>Review Incident investigation (ai-6/26). Goal: Explain the mechanism and terminology of incident investigation. Short practice: Order the three incident records and locate the old evidence version. How does the investigation change if the trace instead retrieves version 6 but drafts room C?. Return to this week and explain what you changed.</w:t>
-      </w:r>
-    </w:p>
-    <w:p>
-      <w:r>
-        <w:t>Review Release and rollback (ai-6/24). Goal: Explain the mechanism and terminology of release and rollback. Short practice: Compute A’s and B’s correctness percentages. Why is B still blocked, and does passing a fresh privacy check automatically satisfy every release gate?. Return to this week and explain what you changed.</w:t>
-      </w:r>
-    </w:p>
-    <w:p>
-      <w:r>
-        <w:t>Review Caching and stale information (ai-6/21). Goal: Explain the mechanism and terminology of caching and stale information. Short practice: Identify the version mismatch in the cached 09:00 answer. What should the first version-5 request return, and what permits a later version-5 cache hit?. Return to this week and explain what you changed.</w:t>
+      <w:pPr>
+        <w:spacing w:line="336" w:lineRule="auto" w:after="180"/>
+      </w:pPr>
+      <w:r>
+        <w:rPr>
+          <w:b w:val="0"/>
+        </w:rPr>
+        <w:t xml:space="preserve">Review Incident investigation (ai-6/26). Goal: Explain the </w:t>
+      </w:r>
+      <w:r>
+        <w:rPr>
+          <w:b/>
+        </w:rPr>
+        <w:t>mechanism</w:t>
+      </w:r>
+      <w:r>
+        <w:rPr>
+          <w:b w:val="0"/>
+        </w:rPr>
+        <w:t xml:space="preserve"> and terminology of incident investigation. Short practice: Order the three incident records and locate the old </w:t>
+      </w:r>
+      <w:r>
+        <w:rPr>
+          <w:b/>
+        </w:rPr>
+        <w:t>evidence</w:t>
+      </w:r>
+      <w:r>
+        <w:rPr>
+          <w:b w:val="0"/>
+        </w:rPr>
+        <w:t xml:space="preserve"> version.</w:t>
+      </w:r>
+    </w:p>
+    <w:p>
+      <w:pPr>
+        <w:spacing w:line="336" w:lineRule="auto" w:after="180"/>
+      </w:pPr>
+      <w:r>
+        <w:rPr>
+          <w:b w:val="0"/>
+        </w:rPr>
+        <w:t>How does the investigation change if the trace instead retrieves version 6 but drafts room C?. Return to this week and explain what you changed.</w:t>
+      </w:r>
+    </w:p>
+    <w:p>
+      <w:pPr>
+        <w:spacing w:line="336" w:lineRule="auto" w:after="180"/>
+      </w:pPr>
+      <w:r>
+        <w:rPr>
+          <w:b w:val="0"/>
+        </w:rPr>
+        <w:t xml:space="preserve">Review Release and rollback (ai-6/24). Goal: Explain the </w:t>
+      </w:r>
+      <w:r>
+        <w:rPr>
+          <w:b/>
+        </w:rPr>
+        <w:t>mechanism</w:t>
+      </w:r>
+      <w:r>
+        <w:rPr>
+          <w:b w:val="0"/>
+        </w:rPr>
+        <w:t xml:space="preserve"> and terminology of release and rollback. Short practice: Compute A’s and B’s correctness percentages.</w:t>
+      </w:r>
+    </w:p>
+    <w:p>
+      <w:pPr>
+        <w:spacing w:line="336" w:lineRule="auto" w:after="180"/>
+      </w:pPr>
+      <w:r>
+        <w:rPr>
+          <w:b w:val="0"/>
+        </w:rPr>
+        <w:t>Why is B still blocked, and does passing a fresh privacy check automatically satisfy every release gate?. Return to this week and explain what you changed.</w:t>
+      </w:r>
+    </w:p>
+    <w:p>
+      <w:pPr>
+        <w:spacing w:line="336" w:lineRule="auto" w:after="180"/>
+      </w:pPr>
+      <w:r>
+        <w:rPr>
+          <w:b w:val="0"/>
+        </w:rPr>
+        <w:t xml:space="preserve">Review Caching and stale information (ai-6/21). Goal: Explain the </w:t>
+      </w:r>
+      <w:r>
+        <w:rPr>
+          <w:b/>
+        </w:rPr>
+        <w:t>mechanism</w:t>
+      </w:r>
+      <w:r>
+        <w:rPr>
+          <w:b w:val="0"/>
+        </w:rPr>
+        <w:t xml:space="preserve"> and terminology of caching and stale information. Short practice: Identify the version mismatch in the cached 09:00 answer.</w:t>
+      </w:r>
+    </w:p>
+    <w:p>
+      <w:pPr>
+        <w:spacing w:line="336" w:lineRule="auto" w:after="180"/>
+      </w:pPr>
+      <w:r>
+        <w:rPr>
+          <w:b w:val="0"/>
+        </w:rPr>
+        <w:t>What should the first version-5 request return, and what permits a later version-5 cache hit?. Return to this week and explain what you changed.</w:t>
       </w:r>
     </w:p>
     <w:p>
@@ -2258,8 +3596,589 @@
       </w:r>
     </w:p>
     <w:p>
-      <w:r>
-        <w:t>Use Download completed work in the hosted lesson to export your answers, reflections, practice feedback and code-run evidence. Open the HTML copy to read or print it. Drafts stay in this browser when storage is available; clear drafts on a shared device.</w:t>
+      <w:pPr>
+        <w:spacing w:line="336" w:lineRule="auto" w:after="180"/>
+      </w:pPr>
+      <w:r>
+        <w:rPr>
+          <w:b w:val="0"/>
+        </w:rPr>
+        <w:t xml:space="preserve">Use Download completed work in the hosted lesson to export your answers, reflections, practice feedback and code-run </w:t>
+      </w:r>
+      <w:r>
+        <w:rPr>
+          <w:b/>
+        </w:rPr>
+        <w:t>evidence</w:t>
+      </w:r>
+      <w:r>
+        <w:rPr>
+          <w:b w:val="0"/>
+        </w:rPr>
+        <w:t>. Open the HTML copy to read or print it.</w:t>
+      </w:r>
+    </w:p>
+    <w:p>
+      <w:pPr>
+        <w:spacing w:line="336" w:lineRule="auto" w:after="180"/>
+      </w:pPr>
+      <w:r>
+        <w:rPr>
+          <w:b w:val="0"/>
+        </w:rPr>
+        <w:t>Drafts stay in this browser when storage is available; clear drafts on a shared device.</w:t>
+      </w:r>
+    </w:p>
+    <w:p>
+      <w:pPr>
+        <w:pStyle w:val="Heading1"/>
+      </w:pPr>
+      <w:r>
+        <w:t>18. Visual concept journey</w:t>
+      </w:r>
+    </w:p>
+    <w:p>
+      <w:r>
+        <w:t>Explain each Human escalation workflows graphic using its labels, deciding evidence and relevant limitation.</w:t>
+      </w:r>
+    </w:p>
+    <w:p>
+      <w:pPr>
+        <w:pStyle w:val="Heading3"/>
+      </w:pPr>
+      <w:r>
+        <w:t>01. Human escalation workflows: the case</w:t>
+      </w:r>
+    </w:p>
+    <w:p>
+      <w:r>
+        <w:drawing>
+          <wp:inline xmlns:a="http://schemas.openxmlformats.org/drawingml/2006/main" xmlns:pic="http://schemas.openxmlformats.org/drawingml/2006/picture">
+            <wp:extent cx="5486400" cy="2834640"/>
+            <wp:docPr id="2" name="Picture 2" descr="A useful human handoff. A learner asks whether a damaged laboratory bottle is safe; the bot handles lesson notes only. Supplied facts: The contract excludes equipment certification. An assigned adult supervisor handles equipment concerns."/>
+            <wp:cNvGraphicFramePr>
+              <a:graphicFrameLocks noChangeAspect="1"/>
+            </wp:cNvGraphicFramePr>
+            <a:graphic>
+              <a:graphicData uri="http://schemas.openxmlformats.org/drawingml/2006/picture">
+                <pic:pic>
+                  <pic:nvPicPr>
+                    <pic:cNvPr id="0" name="academy-story-ai-6-27-01.png"/>
+                    <pic:cNvPicPr/>
+                  </pic:nvPicPr>
+                  <pic:blipFill>
+                    <a:blip r:embed="rId10"/>
+                    <a:stretch>
+                      <a:fillRect/>
+                    </a:stretch>
+                  </pic:blipFill>
+                  <pic:spPr>
+                    <a:xfrm>
+                      <a:off x="0" y="0"/>
+                      <a:ext cx="5486400" cy="2834640"/>
+                    </a:xfrm>
+                    <a:prstGeom prst="rect"/>
+                  </pic:spPr>
+                </pic:pic>
+              </a:graphicData>
+            </a:graphic>
+          </wp:inline>
+        </w:drawing>
+      </w:r>
+    </w:p>
+    <w:p>
+      <w:pPr>
+        <w:spacing w:line="336" w:lineRule="auto" w:after="180"/>
+      </w:pPr>
+      <w:r>
+        <w:rPr>
+          <w:b w:val="0"/>
+        </w:rPr>
+        <w:t>A useful human handoff. A learner asks whether a damaged laboratory bottle is safe; the bot handles lesson notes only. Supplied facts: The contract excludes equipment certification.</w:t>
+      </w:r>
+    </w:p>
+    <w:p>
+      <w:pPr>
+        <w:spacing w:line="336" w:lineRule="auto" w:after="180"/>
+      </w:pPr>
+      <w:r>
+        <w:rPr>
+          <w:b w:val="0"/>
+        </w:rPr>
+        <w:t>An assigned adult supervisor handles equipment concerns.</w:t>
+      </w:r>
+    </w:p>
+    <w:p>
+      <w:pPr>
+        <w:spacing w:line="336" w:lineRule="auto" w:after="180"/>
+        <w:shd w:fill="F5F1FB"/>
+      </w:pPr>
+      <w:r>
+        <w:rPr>
+          <w:b w:val="0"/>
+        </w:rPr>
+        <w:t>Point to the given fact that matters most. Explain why it matters.</w:t>
+      </w:r>
+    </w:p>
+    <w:p>
+      <w:pPr>
+        <w:pStyle w:val="Heading3"/>
+      </w:pPr>
+      <w:r>
+        <w:t>02. Follow the deciding steps</w:t>
+      </w:r>
+    </w:p>
+    <w:p>
+      <w:r>
+        <w:drawing>
+          <wp:inline xmlns:a="http://schemas.openxmlformats.org/drawingml/2006/main" xmlns:pic="http://schemas.openxmlformats.org/drawingml/2006/picture">
+            <wp:extent cx="5486400" cy="3182112"/>
+            <wp:docPr id="3" name="Picture 3" descr="Recognise boundary: The requested judgement is outside this service’s authority. → Route the question: Give the designated supervisor route without inventing a verdict. → Preserve reported facts: Record the concern as reported, not as a confirmed diagnosis."/>
+            <wp:cNvGraphicFramePr>
+              <a:graphicFrameLocks noChangeAspect="1"/>
+            </wp:cNvGraphicFramePr>
+            <a:graphic>
+              <a:graphicData uri="http://schemas.openxmlformats.org/drawingml/2006/picture">
+                <pic:pic>
+                  <pic:nvPicPr>
+                    <pic:cNvPr id="0" name="academy-story-ai-6-27-02.png"/>
+                    <pic:cNvPicPr/>
+                  </pic:nvPicPr>
+                  <pic:blipFill>
+                    <a:blip r:embed="rId11"/>
+                    <a:stretch>
+                      <a:fillRect/>
+                    </a:stretch>
+                  </pic:blipFill>
+                  <pic:spPr>
+                    <a:xfrm>
+                      <a:off x="0" y="0"/>
+                      <a:ext cx="5486400" cy="3182112"/>
+                    </a:xfrm>
+                    <a:prstGeom prst="rect"/>
+                  </pic:spPr>
+                </pic:pic>
+              </a:graphicData>
+            </a:graphic>
+          </wp:inline>
+        </w:drawing>
+      </w:r>
+    </w:p>
+    <w:p>
+      <w:pPr>
+        <w:spacing w:line="336" w:lineRule="auto" w:after="180"/>
+      </w:pPr>
+      <w:r>
+        <w:rPr>
+          <w:b w:val="0"/>
+        </w:rPr>
+        <w:t>Recognise boundary: The requested judgement is outside this service’s authority. → Route the question: Give the designated supervisor route without inventing a verdict. → Preserve reported facts: Record the concern as reported, not as a confirmed diagnosis.</w:t>
+      </w:r>
+    </w:p>
+    <w:p>
+      <w:pPr>
+        <w:spacing w:line="336" w:lineRule="auto" w:after="180"/>
+        <w:shd w:fill="F5F1FB"/>
+      </w:pPr>
+      <w:r>
+        <w:rPr>
+          <w:b w:val="0"/>
+        </w:rPr>
+        <w:t xml:space="preserve">Point to each numbered stage and explain which recorded </w:t>
+      </w:r>
+      <w:r>
+        <w:rPr>
+          <w:b/>
+        </w:rPr>
+        <w:t>input</w:t>
+      </w:r>
+      <w:r>
+        <w:rPr>
+          <w:b w:val="0"/>
+        </w:rPr>
+        <w:t xml:space="preserve"> it uses.</w:t>
+      </w:r>
+    </w:p>
+    <w:p>
+      <w:pPr>
+        <w:pStyle w:val="Heading3"/>
+      </w:pPr>
+      <w:r>
+        <w:t>03. Human escalation workflows — evidence trace</w:t>
+      </w:r>
+    </w:p>
+    <w:p>
+      <w:r>
+        <w:drawing>
+          <wp:inline xmlns:a="http://schemas.openxmlformats.org/drawingml/2006/main" xmlns:pic="http://schemas.openxmlformats.org/drawingml/2006/picture">
+            <wp:extent cx="5486400" cy="2996184"/>
+            <wp:docPr id="4" name="Picture 4" descr="Human escalation workflows — evidence trace. Conflict is detected, but no reviewer is assigned and the system silently books the first room. | Toy workflow routes conflicting room approval to coordinator with source IDs and requested decision. While awaiting review the assistant returns needs_review and performs no booking. | Escalation is incomplete and booking unauthorised. Assign responsible coordinator, provide conflict packet and preserve review status."/>
+            <wp:cNvGraphicFramePr>
+              <a:graphicFrameLocks noChangeAspect="1"/>
+            </wp:cNvGraphicFramePr>
+            <a:graphic>
+              <a:graphicData uri="http://schemas.openxmlformats.org/drawingml/2006/picture">
+                <pic:pic>
+                  <pic:nvPicPr>
+                    <pic:cNvPr id="0" name="academy-story-ai-6-27-03.png"/>
+                    <pic:cNvPicPr/>
+                  </pic:nvPicPr>
+                  <pic:blipFill>
+                    <a:blip r:embed="rId12"/>
+                    <a:stretch>
+                      <a:fillRect/>
+                    </a:stretch>
+                  </pic:blipFill>
+                  <pic:spPr>
+                    <a:xfrm>
+                      <a:off x="0" y="0"/>
+                      <a:ext cx="5486400" cy="2996184"/>
+                    </a:xfrm>
+                    <a:prstGeom prst="rect"/>
+                  </pic:spPr>
+                </pic:pic>
+              </a:graphicData>
+            </a:graphic>
+          </wp:inline>
+        </w:drawing>
+      </w:r>
+    </w:p>
+    <w:p>
+      <w:pPr>
+        <w:spacing w:line="336" w:lineRule="auto" w:after="180"/>
+      </w:pPr>
+      <w:r>
+        <w:rPr>
+          <w:b w:val="0"/>
+        </w:rPr>
+        <w:t xml:space="preserve">Human escalation workflows — </w:t>
+      </w:r>
+      <w:r>
+        <w:rPr>
+          <w:b/>
+        </w:rPr>
+        <w:t>evidence</w:t>
+      </w:r>
+      <w:r>
+        <w:rPr>
+          <w:b w:val="0"/>
+        </w:rPr>
+        <w:t xml:space="preserve"> trace.</w:t>
+      </w:r>
+    </w:p>
+    <w:p>
+      <w:pPr>
+        <w:spacing w:line="336" w:lineRule="auto" w:after="180"/>
+      </w:pPr>
+      <w:r>
+        <w:rPr>
+          <w:b w:val="0"/>
+        </w:rPr>
+        <w:t>Conflict is detected, but no reviewer is assigned and the system silently books the first room. | Toy workflow routes conflicting room approval to coordinator with source IDs and requested decision.</w:t>
+      </w:r>
+    </w:p>
+    <w:p>
+      <w:pPr>
+        <w:spacing w:line="336" w:lineRule="auto" w:after="180"/>
+      </w:pPr>
+      <w:r>
+        <w:rPr>
+          <w:b w:val="0"/>
+        </w:rPr>
+        <w:t>While awaiting review the assistant returns needs_review and performs no booking. | Escalation is incomplete and booking unauthorised. Assign responsible coordinator, provide conflict packet and preserve review status.</w:t>
+      </w:r>
+    </w:p>
+    <w:p>
+      <w:pPr>
+        <w:spacing w:line="336" w:lineRule="auto" w:after="180"/>
+        <w:shd w:fill="F5F1FB"/>
+      </w:pPr>
+      <w:r>
+        <w:rPr>
+          <w:b w:val="0"/>
+        </w:rPr>
+        <w:t>Read the labels and values. Explain the relationship the model shows.</w:t>
+      </w:r>
+    </w:p>
+    <w:p>
+      <w:pPr>
+        <w:pStyle w:val="Heading3"/>
+      </w:pPr>
+      <w:r>
+        <w:t>04. Change one thing. Trace what follows.</w:t>
+      </w:r>
+    </w:p>
+    <w:p>
+      <w:r>
+        <w:drawing>
+          <wp:inline xmlns:a="http://schemas.openxmlformats.org/drawingml/2006/main" xmlns:pic="http://schemas.openxmlformats.org/drawingml/2006/picture">
+            <wp:extent cx="5486400" cy="3026664"/>
+            <wp:docPr id="5" name="Picture 5" descr="Original case: Record the concern as reported, not as a confirmed diagnosis. Changed condition: No supervisor is currently reachable. Expected result: State unresolved status and use the institution’s approved waiting procedure. Reason: Lack of a human reply does not expand the bot’s authority."/>
+            <wp:cNvGraphicFramePr>
+              <a:graphicFrameLocks noChangeAspect="1"/>
+            </wp:cNvGraphicFramePr>
+            <a:graphic>
+              <a:graphicData uri="http://schemas.openxmlformats.org/drawingml/2006/picture">
+                <pic:pic>
+                  <pic:nvPicPr>
+                    <pic:cNvPr id="0" name="academy-story-ai-6-27-04.png"/>
+                    <pic:cNvPicPr/>
+                  </pic:nvPicPr>
+                  <pic:blipFill>
+                    <a:blip r:embed="rId13"/>
+                    <a:stretch>
+                      <a:fillRect/>
+                    </a:stretch>
+                  </pic:blipFill>
+                  <pic:spPr>
+                    <a:xfrm>
+                      <a:off x="0" y="0"/>
+                      <a:ext cx="5486400" cy="3026664"/>
+                    </a:xfrm>
+                    <a:prstGeom prst="rect"/>
+                  </pic:spPr>
+                </pic:pic>
+              </a:graphicData>
+            </a:graphic>
+          </wp:inline>
+        </w:drawing>
+      </w:r>
+    </w:p>
+    <w:p>
+      <w:pPr>
+        <w:spacing w:line="336" w:lineRule="auto" w:after="180"/>
+      </w:pPr>
+      <w:r>
+        <w:rPr>
+          <w:b w:val="0"/>
+        </w:rPr>
+        <w:t>Original case: Record the concern as reported, not as a confirmed diagnosis. Changed condition: No supervisor is currently reachable.</w:t>
+      </w:r>
+    </w:p>
+    <w:p>
+      <w:pPr>
+        <w:spacing w:line="336" w:lineRule="auto" w:after="180"/>
+      </w:pPr>
+      <w:r>
+        <w:rPr>
+          <w:b w:val="0"/>
+        </w:rPr>
+        <w:t>Expected result: State unresolved status and use the institution’s approved waiting procedure. Reason: Lack of a human reply does not expand the bot’s authority.</w:t>
+      </w:r>
+    </w:p>
+    <w:p>
+      <w:pPr>
+        <w:spacing w:line="336" w:lineRule="auto" w:after="180"/>
+        <w:shd w:fill="F5F1FB"/>
+      </w:pPr>
+      <w:r>
+        <w:rPr>
+          <w:b w:val="0"/>
+        </w:rPr>
+        <w:t>Predict before checking the worked changed-case result. Name what changed and what the supplied facts allow you to conclude.</w:t>
+      </w:r>
+    </w:p>
+    <w:p>
+      <w:pPr>
+        <w:pStyle w:val="Heading3"/>
+      </w:pPr>
+      <w:r>
+        <w:t>05. Connect the explanation to its limit</w:t>
+      </w:r>
+    </w:p>
+    <w:p>
+      <w:r>
+        <w:drawing>
+          <wp:inline xmlns:a="http://schemas.openxmlformats.org/drawingml/2006/main" xmlns:pic="http://schemas.openxmlformats.org/drawingml/2006/picture">
+            <wp:extent cx="5486400" cy="2834640"/>
+            <wp:docPr id="6" name="Picture 6" descr="Escalation needs an appropriate person and accurate context. Model confidence cannot replace required authority or physical inspection. Limit: This is a fictional workflow, not a real laboratory safety procedure; institutions define authorised responses."/>
+            <wp:cNvGraphicFramePr>
+              <a:graphicFrameLocks noChangeAspect="1"/>
+            </wp:cNvGraphicFramePr>
+            <a:graphic>
+              <a:graphicData uri="http://schemas.openxmlformats.org/drawingml/2006/picture">
+                <pic:pic>
+                  <pic:nvPicPr>
+                    <pic:cNvPr id="0" name="academy-story-ai-6-27-05.png"/>
+                    <pic:cNvPicPr/>
+                  </pic:nvPicPr>
+                  <pic:blipFill>
+                    <a:blip r:embed="rId14"/>
+                    <a:stretch>
+                      <a:fillRect/>
+                    </a:stretch>
+                  </pic:blipFill>
+                  <pic:spPr>
+                    <a:xfrm>
+                      <a:off x="0" y="0"/>
+                      <a:ext cx="5486400" cy="2834640"/>
+                    </a:xfrm>
+                    <a:prstGeom prst="rect"/>
+                  </pic:spPr>
+                </pic:pic>
+              </a:graphicData>
+            </a:graphic>
+          </wp:inline>
+        </w:drawing>
+      </w:r>
+    </w:p>
+    <w:p>
+      <w:pPr>
+        <w:spacing w:line="336" w:lineRule="auto" w:after="180"/>
+      </w:pPr>
+      <w:r>
+        <w:rPr>
+          <w:b w:val="0"/>
+        </w:rPr>
+        <w:t>Escalation needs an appropriate person and accurate context. Model confidence cannot replace required authority or physical inspection.</w:t>
+      </w:r>
+    </w:p>
+    <w:p>
+      <w:pPr>
+        <w:spacing w:line="336" w:lineRule="auto" w:after="180"/>
+      </w:pPr>
+      <w:r>
+        <w:rPr>
+          <w:b w:val="0"/>
+        </w:rPr>
+        <w:t>Limit: This is a fictional workflow, not a real laboratory safety procedure; institutions define authorised responses.</w:t>
+      </w:r>
+    </w:p>
+    <w:p>
+      <w:pPr>
+        <w:spacing w:line="336" w:lineRule="auto" w:after="180"/>
+        <w:shd w:fill="F5F1FB"/>
+      </w:pPr>
+      <w:r>
+        <w:rPr>
+          <w:b w:val="0"/>
+        </w:rPr>
+        <w:t>Explain the case, then point to a limit on the claim.</w:t>
+      </w:r>
+    </w:p>
+    <w:p>
+      <w:pPr>
+        <w:pStyle w:val="Heading3"/>
+      </w:pPr>
+      <w:r>
+        <w:t>06. Make the idea visible in your project</w:t>
+      </w:r>
+    </w:p>
+    <w:p>
+      <w:r>
+        <w:drawing>
+          <wp:inline xmlns:a="http://schemas.openxmlformats.org/drawingml/2006/main" xmlns:pic="http://schemas.openxmlformats.org/drawingml/2006/picture">
+            <wp:extent cx="5486400" cy="3529584"/>
+            <wp:docPr id="7" name="Picture 7" descr="For the Grounded Learning Service, retain an annotated trace and the changed-case result. Name the contract or evidence that makes the deciding step valid, so another team can review it. Draw your input, deciding step, result and limit. Supported question: Identify the exact service boundary in the bottle question. What accurate information belongs in the supervisor handoff, and what remains unresolved if nobody is reachable?"/>
+            <wp:cNvGraphicFramePr>
+              <a:graphicFrameLocks noChangeAspect="1"/>
+            </wp:cNvGraphicFramePr>
+            <a:graphic>
+              <a:graphicData uri="http://schemas.openxmlformats.org/drawingml/2006/picture">
+                <pic:pic>
+                  <pic:nvPicPr>
+                    <pic:cNvPr id="0" name="academy-story-ai-6-27-06.png"/>
+                    <pic:cNvPicPr/>
+                  </pic:nvPicPr>
+                  <pic:blipFill>
+                    <a:blip r:embed="rId15"/>
+                    <a:stretch>
+                      <a:fillRect/>
+                    </a:stretch>
+                  </pic:blipFill>
+                  <pic:spPr>
+                    <a:xfrm>
+                      <a:off x="0" y="0"/>
+                      <a:ext cx="5486400" cy="3529584"/>
+                    </a:xfrm>
+                    <a:prstGeom prst="rect"/>
+                  </pic:spPr>
+                </pic:pic>
+              </a:graphicData>
+            </a:graphic>
+          </wp:inline>
+        </w:drawing>
+      </w:r>
+    </w:p>
+    <w:p>
+      <w:pPr>
+        <w:spacing w:line="336" w:lineRule="auto" w:after="180"/>
+      </w:pPr>
+      <w:r>
+        <w:rPr>
+          <w:b w:val="0"/>
+        </w:rPr>
+        <w:t xml:space="preserve">For the Grounded Learning Service, retain an annotated trace and the changed-case result. Name the contract or </w:t>
+      </w:r>
+      <w:r>
+        <w:rPr>
+          <w:b/>
+        </w:rPr>
+        <w:t>evidence</w:t>
+      </w:r>
+      <w:r>
+        <w:rPr>
+          <w:b w:val="0"/>
+        </w:rPr>
+        <w:t xml:space="preserve"> that makes the deciding step valid, so another team can review it.</w:t>
+      </w:r>
+    </w:p>
+    <w:p>
+      <w:pPr>
+        <w:spacing w:line="336" w:lineRule="auto" w:after="180"/>
+      </w:pPr>
+      <w:r>
+        <w:rPr>
+          <w:b w:val="0"/>
+        </w:rPr>
+        <w:t xml:space="preserve">Draw your </w:t>
+      </w:r>
+      <w:r>
+        <w:rPr>
+          <w:b/>
+        </w:rPr>
+        <w:t>input</w:t>
+      </w:r>
+      <w:r>
+        <w:rPr>
+          <w:b w:val="0"/>
+        </w:rPr>
+        <w:t>, deciding step, result and limit. Supported question: Identify the exact service boundary in the bottle question.</w:t>
+      </w:r>
+    </w:p>
+    <w:p>
+      <w:pPr>
+        <w:spacing w:line="336" w:lineRule="auto" w:after="180"/>
+      </w:pPr>
+      <w:r>
+        <w:rPr>
+          <w:b w:val="0"/>
+        </w:rPr>
+        <w:t>What accurate information belongs in the supervisor handoff, and what remains unresolved if nobody is reachable?</w:t>
+      </w:r>
+    </w:p>
+    <w:p>
+      <w:pPr>
+        <w:spacing w:line="336" w:lineRule="auto" w:after="180"/>
+        <w:shd w:fill="F5F1FB"/>
+      </w:pPr>
+      <w:r>
+        <w:rPr>
+          <w:b w:val="0"/>
+        </w:rPr>
+        <w:t xml:space="preserve">Draw your project trace and justify the deciding step using </w:t>
+      </w:r>
+      <w:r>
+        <w:rPr>
+          <w:b/>
+        </w:rPr>
+        <w:t>evidence</w:t>
+      </w:r>
+      <w:r>
+        <w:rPr>
+          <w:b w:val="0"/>
+        </w:rPr>
+        <w:t>.</w:t>
       </w:r>
     </w:p>
     <w:sectPr>

--- a/downloads/student/ai-6-week-27.docx
+++ b/downloads/student/ai-6-week-27.docx
@@ -3584,7 +3584,7 @@
         <w:rPr>
           <w:b w:val="0"/>
         </w:rPr>
-        <w:t>What should the first version-5 request return, and what permits a later version-5 cache hit?. Return to this week and explain what you changed.</w:t>
+        <w:t>What should the first version -5 request return, and what permits a later version -5 cache hit?. Return to this week and explain what you changed.</w:t>
       </w:r>
     </w:p>
     <w:p>

--- a/downloads/student/ai-6-week-27.docx
+++ b/downloads/student/ai-6-week-27.docx
@@ -25,12 +25,17 @@
         <w:pStyle w:val="Heading1"/>
       </w:pPr>
       <w:r>
-        <w:t>Before you start</w:t>
-      </w:r>
-    </w:p>
-    <w:p>
-      <w:r>
-        <w:t>Recall Incident investigation. Explain why a recorded result needs its input conditions and evidence source before it can support a claim.</w:t>
+        <w:t>Name the owner. Preserve the facts. Keep unresolved decisions visible.</w:t>
+      </w:r>
+    </w:p>
+    <w:p>
+      <w:r>
+        <w:t>Prepare complete fictional handoffs without inventing authority, contact or approval.</w:t>
+      </w:r>
+    </w:p>
+    <w:p>
+      <w:r>
+        <w:t>Handoff contract → conflict-state ledger → supervisor picture → timeout probes → local packet model → independent 16:00 policy.</w:t>
       </w:r>
     </w:p>
     <w:p>
@@ -38,20 +43,20 @@
         <w:pStyle w:val="Heading1"/>
       </w:pPr>
       <w:r>
-        <w:t>01. Your mission</w:t>
-      </w:r>
-    </w:p>
-    <w:p>
-      <w:r>
-        <w:t>Start with the target: Explain the mechanism and terminology of human escalation workflows. Try the recall before opening notes.</w:t>
-      </w:r>
-    </w:p>
-    <w:p>
-      <w:pPr>
-        <w:pStyle w:val="Heading3"/>
-      </w:pPr>
-      <w:r>
-        <w:t>Your learning target</w:t>
+        <w:t>01. Prepare a useful handoff and preserve unresolved status</w:t>
+      </w:r>
+    </w:p>
+    <w:p>
+      <w:r>
+        <w:t>An assigned reviewer and a deadline do not themselves provide approval.</w:t>
+      </w:r>
+    </w:p>
+    <w:p>
+      <w:pPr>
+        <w:pStyle w:val="Heading2"/>
+      </w:pPr>
+      <w:r>
+        <w:t>Learning goals</w:t>
       </w:r>
     </w:p>
     <w:p>
@@ -101,10 +106,10 @@
     </w:p>
     <w:p>
       <w:pPr>
-        <w:pStyle w:val="Heading3"/>
-      </w:pPr>
-      <w:r>
-        <w:t>Remember before reading</w:t>
+        <w:pStyle w:val="Heading2"/>
+      </w:pPr>
+      <w:r>
+        <w:t>Retrieve authority and evidence limits</w:t>
       </w:r>
     </w:p>
     <w:p>
@@ -176,6 +181,88 @@
     </w:p>
     <w:p>
       <w:pPr>
+        <w:pStyle w:val="Heading2"/>
+      </w:pPr>
+      <w:r>
+        <w:t>Prerequisite and starting response</w:t>
+      </w:r>
+    </w:p>
+    <w:p>
+      <w:pPr>
+        <w:pStyle w:val="ListBullet"/>
+      </w:pPr>
+      <w:r>
+        <w:t>Recall Incident investigation. Explain why a recorded result needs its input conditions and evidence source before it can support a claim.</w:t>
+      </w:r>
+    </w:p>
+    <w:p>
+      <w:pPr>
+        <w:pStyle w:val="Heading3"/>
+      </w:pPr>
+      <w:r>
+        <w:t>My starting explanation</w:t>
+      </w:r>
+    </w:p>
+    <w:p>
+      <w:r>
+        <w:t>________________________________________________________________</w:t>
+      </w:r>
+    </w:p>
+    <w:p>
+      <w:r>
+        <w:t>________________________________________________________________</w:t>
+      </w:r>
+    </w:p>
+    <w:p>
+      <w:r>
+        <w:t>________________________________________________________________</w:t>
+      </w:r>
+    </w:p>
+    <w:p>
+      <w:pPr>
+        <w:pStyle w:val="Heading2"/>
+      </w:pPr>
+      <w:r>
+        <w:t>End goal</w:t>
+      </w:r>
+    </w:p>
+    <w:p>
+      <w:pPr>
+        <w:spacing w:line="336" w:lineRule="auto" w:after="180"/>
+      </w:pPr>
+      <w:r>
+        <w:rPr>
+          <w:b w:val="0"/>
+        </w:rPr>
+        <w:t>Explain human escalation workflows using the deciding step in this fictional service.</w:t>
+      </w:r>
+    </w:p>
+    <w:p>
+      <w:pPr>
+        <w:pStyle w:val="Heading2"/>
+      </w:pPr>
+      <w:r>
+        <w:t>Earlier wording, alternatives and picture transcripts · reference / check after trying</w:t>
+      </w:r>
+    </w:p>
+    <w:p>
+      <w:pPr>
+        <w:pStyle w:val="Heading3"/>
+      </w:pPr>
+      <w:r>
+        <w:t>Your learning target</w:t>
+      </w:r>
+    </w:p>
+    <w:p>
+      <w:pPr>
+        <w:pStyle w:val="Heading3"/>
+      </w:pPr>
+      <w:r>
+        <w:t>Remember before reading</w:t>
+      </w:r>
+    </w:p>
+    <w:p>
+      <w:pPr>
         <w:spacing w:line="336" w:lineRule="auto" w:after="180"/>
       </w:pPr>
       <w:r>
@@ -240,13 +327,673 @@
     </w:p>
     <w:p>
       <w:pPr>
+        <w:pStyle w:val="Heading3"/>
+      </w:pPr>
+      <w:r>
+        <w:t>This week’s end goal</w:t>
+      </w:r>
+    </w:p>
+    <w:p>
+      <w:pPr>
+        <w:pStyle w:val="Heading1"/>
+      </w:pPr>
+      <w:r>
+        <w:t>02. Specify owner, evidence, requested decision and fallback</w:t>
+      </w:r>
+    </w:p>
+    <w:p>
+      <w:r>
+        <w:t>A vague instruction to “ask someone” leaves the workflow incomplete.</w:t>
+      </w:r>
+    </w:p>
+    <w:p>
+      <w:pPr>
+        <w:pStyle w:val="Heading2"/>
+      </w:pPr>
+      <w:r>
+        <w:t>Begin with conflicting room cards</w:t>
+      </w:r>
+    </w:p>
+    <w:p>
+      <w:pPr>
         <w:spacing w:line="336" w:lineRule="auto" w:after="180"/>
       </w:pPr>
       <w:r>
         <w:rPr>
           <w:b w:val="0"/>
         </w:rPr>
-        <w:t xml:space="preserve">Recall Incident investigation. Explain why a recorded result needs its </w:t>
+        <w:t>Imagine two school room cards disagree. The assistant cannot make the conflict disappear by choosing the first card. It should prepare the exact question for the person authorized to decide: which room is approved, which source cards disagree, who owns the review, when it is due and what happens while waiting. Preparing a handoff is not proof that anyone received it.</w:t>
+      </w:r>
+    </w:p>
+    <w:p>
+      <w:pPr>
+        <w:spacing w:line="336" w:lineRule="auto" w:after="180"/>
+      </w:pPr>
+      <w:r>
+        <w:rPr>
+          <w:b w:val="0"/>
+        </w:rPr>
+        <w:t>Until a permitted decision arrives, preserve needs_review and do not book a room.</w:t>
+      </w:r>
+    </w:p>
+    <w:p>
+      <w:pPr>
+        <w:pStyle w:val="Heading2"/>
+      </w:pPr>
+      <w:r>
+        <w:t>Define an authorized escalation route</w:t>
+      </w:r>
+    </w:p>
+    <w:p>
+      <w:pPr>
+        <w:spacing w:line="336" w:lineRule="auto" w:after="180"/>
+      </w:pPr>
+      <w:r>
+        <w:rPr>
+          <w:b w:val="0"/>
+        </w:rPr>
+        <w:t>Escalation routes unresolved decisions to an authorised person with sufficient context. It must define owner, deadline and fallback.</w:t>
+      </w:r>
+    </w:p>
+    <w:p>
+      <w:pPr>
+        <w:pStyle w:val="Heading2"/>
+      </w:pPr>
+      <w:r>
+        <w:t>Complete fictional handoff contract</w:t>
+      </w:r>
+    </w:p>
+    <w:tbl>
+      <w:tblPr>
+        <w:tblStyle w:val="LightShading-Accent1"/>
+        <w:tblW w:type="auto" w:w="0"/>
+        <w:tblLook w:firstColumn="1" w:firstRow="1" w:lastColumn="0" w:lastRow="0" w:noHBand="0" w:noVBand="1" w:val="04A0"/>
+      </w:tblPr>
+      <w:tblGrid>
+        <w:gridCol w:w="5112"/>
+        <w:gridCol w:w="5112"/>
+      </w:tblGrid>
+      <w:tr>
+        <w:trPr>
+          <w:tblHeader/>
+        </w:trPr>
+        <w:tc>
+          <w:tcPr>
+            <w:tcW w:type="dxa" w:w="5112"/>
+          </w:tcPr>
+          <w:p>
+            <w:r>
+              <w:t>Handoff element</w:t>
+            </w:r>
+          </w:p>
+        </w:tc>
+        <w:tc>
+          <w:tcPr>
+            <w:tcW w:type="dxa" w:w="5112"/>
+          </w:tcPr>
+          <w:p>
+            <w:r>
+              <w:t>Complete fictional classroom rule</w:t>
+            </w:r>
+          </w:p>
+        </w:tc>
+      </w:tr>
+      <w:tr>
+        <w:tc>
+          <w:tcPr>
+            <w:tcW w:type="dxa" w:w="5112"/>
+          </w:tcPr>
+          <w:p>
+            <w:r>
+              <w:t>Case and conflict</w:t>
+            </w:r>
+          </w:p>
+        </w:tc>
+        <w:tc>
+          <w:tcPr>
+            <w:tcW w:type="dxa" w:w="5112"/>
+          </w:tcPr>
+          <w:p>
+            <w:r>
+              <w:t>ROOM-C1: fictional source S1 says B12; S2 says D4</w:t>
+            </w:r>
+          </w:p>
+        </w:tc>
+      </w:tr>
+      <w:tr>
+        <w:tc>
+          <w:tcPr>
+            <w:tcW w:type="dxa" w:w="5112"/>
+          </w:tcPr>
+          <w:p>
+            <w:r>
+              <w:t>Requested decision</w:t>
+            </w:r>
+          </w:p>
+        </w:tc>
+        <w:tc>
+          <w:tcPr>
+            <w:tcW w:type="dxa" w:w="5112"/>
+          </w:tcPr>
+          <w:p>
+            <w:r>
+              <w:t>Resolve which room is approved; no assistant-selected booking</w:t>
+            </w:r>
+          </w:p>
+        </w:tc>
+      </w:tr>
+      <w:tr>
+        <w:tc>
+          <w:tcPr>
+            <w:tcW w:type="dxa" w:w="5112"/>
+          </w:tcPr>
+          <w:p>
+            <w:r>
+              <w:t>Responsible reviewer</w:t>
+            </w:r>
+          </w:p>
+        </w:tc>
+        <w:tc>
+          <w:tcPr>
+            <w:tcW w:type="dxa" w:w="5112"/>
+          </w:tcPr>
+          <w:p>
+            <w:r>
+              <w:t>Trusted coordinator role handles room_conflict</w:t>
+            </w:r>
+          </w:p>
+        </w:tc>
+      </w:tr>
+      <w:tr>
+        <w:tc>
+          <w:tcPr>
+            <w:tcW w:type="dxa" w:w="5112"/>
+          </w:tcPr>
+          <w:p>
+            <w:r>
+              <w:t>Evidence packet</w:t>
+            </w:r>
+          </w:p>
+        </w:tc>
+        <w:tc>
+          <w:tcPr>
+            <w:tcW w:type="dxa" w:w="5112"/>
+          </w:tcPr>
+          <w:p>
+            <w:r>
+              <w:t>Fictional case/source IDs, reported facts and unresolved question; minimum necessary context</w:t>
+            </w:r>
+          </w:p>
+        </w:tc>
+      </w:tr>
+      <w:tr>
+        <w:tc>
+          <w:tcPr>
+            <w:tcW w:type="dxa" w:w="5112"/>
+          </w:tcPr>
+          <w:p>
+            <w:r>
+              <w:t>Added local deadline</w:t>
+            </w:r>
+          </w:p>
+        </w:tc>
+        <w:tc>
+          <w:tcPr>
+            <w:tcW w:type="dxa" w:w="5112"/>
+          </w:tcPr>
+          <w:p>
+            <w:r>
+              <w:t>Virtual minute 30; exact equality is due, but never automatic approval</w:t>
+            </w:r>
+          </w:p>
+        </w:tc>
+      </w:tr>
+      <w:tr>
+        <w:tc>
+          <w:tcPr>
+            <w:tcW w:type="dxa" w:w="5112"/>
+          </w:tcPr>
+          <w:p>
+            <w:r>
+              <w:t>Fallback</w:t>
+            </w:r>
+          </w:p>
+        </w:tc>
+        <w:tc>
+          <w:tcPr>
+            <w:tcW w:type="dxa" w:w="5112"/>
+          </w:tcPr>
+          <w:p>
+            <w:r>
+              <w:t>Keep needs_review; no booking or certification</w:t>
+            </w:r>
+          </w:p>
+        </w:tc>
+      </w:tr>
+      <w:tr>
+        <w:tc>
+          <w:tcPr>
+            <w:tcW w:type="dxa" w:w="5112"/>
+          </w:tcPr>
+          <w:p>
+            <w:r>
+              <w:t>Picture route</w:t>
+            </w:r>
+          </w:p>
+        </w:tc>
+        <w:tc>
+          <w:tcPr>
+            <w:tcW w:type="dxa" w:w="5112"/>
+          </w:tcPr>
+          <w:p>
+            <w:r>
+              <w:t>Lesson-notes-only service routes reported equipment concern to assigned adult supervisor</w:t>
+            </w:r>
+          </w:p>
+        </w:tc>
+      </w:tr>
+      <w:tr>
+        <w:tc>
+          <w:tcPr>
+            <w:tcW w:type="dxa" w:w="5112"/>
+          </w:tcPr>
+          <w:p>
+            <w:r>
+              <w:t>Communication scope</w:t>
+            </w:r>
+          </w:p>
+        </w:tc>
+        <w:tc>
+          <w:tcPr>
+            <w:tcW w:type="dxa" w:w="5112"/>
+          </w:tcPr>
+          <w:p>
+            <w:r>
+              <w:t>Local packet/route only; no message sent and no human review claimed</w:t>
+            </w:r>
+          </w:p>
+        </w:tc>
+      </w:tr>
+      <w:tr>
+        <w:tc>
+          <w:tcPr>
+            <w:tcW w:type="dxa" w:w="5112"/>
+          </w:tcPr>
+          <w:p>
+            <w:r>
+              <w:t>Real-world scope</w:t>
+            </w:r>
+          </w:p>
+        </w:tc>
+        <w:tc>
+          <w:tcPr>
+            <w:tcW w:type="dxa" w:w="5112"/>
+          </w:tcPr>
+          <w:p>
+            <w:r>
+              <w:t>Fictional workflow; institutions define actual authorized responses and channels</w:t>
+            </w:r>
+          </w:p>
+        </w:tc>
+      </w:tr>
+    </w:tbl>
+    <w:p>
+      <w:pPr>
+        <w:pStyle w:val="Heading2"/>
+      </w:pPr>
+      <w:r>
+        <w:t>Name supplied and missing evidence</w:t>
+      </w:r>
+    </w:p>
+    <w:p>
+      <w:pPr>
+        <w:pStyle w:val="Heading3"/>
+      </w:pPr>
+      <w:r>
+        <w:t>List the given facts and one fact that is not supplied.</w:t>
+      </w:r>
+    </w:p>
+    <w:p>
+      <w:r>
+        <w:t>________________________________________________________________</w:t>
+      </w:r>
+    </w:p>
+    <w:p>
+      <w:r>
+        <w:t>________________________________________________________________</w:t>
+      </w:r>
+    </w:p>
+    <w:p>
+      <w:r>
+        <w:t>________________________________________________________________</w:t>
+      </w:r>
+    </w:p>
+    <w:p>
+      <w:pPr>
+        <w:pStyle w:val="Heading2"/>
+      </w:pPr>
+      <w:r>
+        <w:t>Earlier wording, alternatives and picture transcripts · reference / check after trying</w:t>
+      </w:r>
+    </w:p>
+    <w:p>
+      <w:pPr>
+        <w:spacing w:line="336" w:lineRule="auto" w:after="180"/>
+      </w:pPr>
+      <w:r>
+        <w:rPr>
+          <w:b w:val="0"/>
+        </w:rPr>
+        <w:t>Begin by writing the question the procedure is intended to answer. Identify the information already supplied, the information it will produce and the information still missing.</w:t>
+      </w:r>
+    </w:p>
+    <w:p>
+      <w:pPr>
+        <w:spacing w:line="336" w:lineRule="auto" w:after="180"/>
+      </w:pPr>
+      <w:r>
+        <w:rPr>
+          <w:b w:val="0"/>
+        </w:rPr>
+        <w:t>These are constructed classroom examples; they do not require live accounts, private records or an external service. Do not treat a plausible explanation as a measured outcome.</w:t>
+      </w:r>
+    </w:p>
+    <w:p>
+      <w:pPr>
+        <w:pStyle w:val="Heading1"/>
+      </w:pPr>
+      <w:r>
+        <w:t>03. Trace an unresolved conflict without inventing authorization</w:t>
+      </w:r>
+    </w:p>
+    <w:p>
+      <w:r>
+        <w:t>Do not confuse assigning a reviewer with receiving a decision.</w:t>
+      </w:r>
+    </w:p>
+    <w:p>
+      <w:pPr>
+        <w:pStyle w:val="Heading2"/>
+      </w:pPr>
+      <w:r>
+        <w:t>Original coordinator/no-booking workflow</w:t>
+      </w:r>
+    </w:p>
+    <w:p>
+      <w:pPr>
+        <w:spacing w:line="336" w:lineRule="auto" w:after="180"/>
+      </w:pPr>
+      <w:r>
+        <w:rPr>
+          <w:b w:val="0"/>
+        </w:rPr>
+        <w:t>Toy workflow routes conflicting room approval to coordinator with source IDs and requested decision. While awaiting review the assistant returns needs_review and performs no booking.</w:t>
+      </w:r>
+    </w:p>
+    <w:p>
+      <w:pPr>
+        <w:pStyle w:val="Heading2"/>
+      </w:pPr>
+      <w:r>
+        <w:t>Complete state and action ledger</w:t>
+      </w:r>
+    </w:p>
+    <w:tbl>
+      <w:tblPr>
+        <w:tblStyle w:val="LightShading-Accent1"/>
+        <w:tblW w:type="auto" w:w="0"/>
+        <w:tblLook w:firstColumn="1" w:firstRow="1" w:lastColumn="0" w:lastRow="0" w:noHBand="0" w:noVBand="1" w:val="04A0"/>
+      </w:tblPr>
+      <w:tblGrid>
+        <w:gridCol w:w="3408"/>
+        <w:gridCol w:w="3408"/>
+        <w:gridCol w:w="3408"/>
+      </w:tblGrid>
+      <w:tr>
+        <w:trPr>
+          <w:tblHeader/>
+        </w:trPr>
+        <w:tc>
+          <w:tcPr>
+            <w:tcW w:type="dxa" w:w="3408"/>
+          </w:tcPr>
+          <w:p>
+            <w:r>
+              <w:t>Main conflict state</w:t>
+            </w:r>
+          </w:p>
+        </w:tc>
+        <w:tc>
+          <w:tcPr>
+            <w:tcW w:type="dxa" w:w="3408"/>
+          </w:tcPr>
+          <w:p>
+            <w:r>
+              <w:t>Required handoff interpretation</w:t>
+            </w:r>
+          </w:p>
+        </w:tc>
+        <w:tc>
+          <w:tcPr>
+            <w:tcW w:type="dxa" w:w="3408"/>
+          </w:tcPr>
+          <w:p>
+            <w:r>
+              <w:t>Allowed action in model</w:t>
+            </w:r>
+          </w:p>
+        </w:tc>
+      </w:tr>
+      <w:tr>
+        <w:tc>
+          <w:tcPr>
+            <w:tcW w:type="dxa" w:w="3408"/>
+          </w:tcPr>
+          <w:p>
+            <w:r>
+              <w:t>No reviewer assigned</w:t>
+            </w:r>
+          </w:p>
+        </w:tc>
+        <w:tc>
+          <w:tcPr>
+            <w:tcW w:type="dxa" w:w="3408"/>
+          </w:tcPr>
+          <w:p>
+            <w:r>
+              <w:t>Escalation incomplete; choosing first room is unauthorized</w:t>
+            </w:r>
+          </w:p>
+        </w:tc>
+        <w:tc>
+          <w:tcPr>
+            <w:tcW w:type="dxa" w:w="3408"/>
+          </w:tcPr>
+          <w:p>
+            <w:r>
+              <w:t>Needs review; no booking</w:t>
+            </w:r>
+          </w:p>
+        </w:tc>
+      </w:tr>
+      <w:tr>
+        <w:tc>
+          <w:tcPr>
+            <w:tcW w:type="dxa" w:w="3408"/>
+          </w:tcPr>
+          <w:p>
+            <w:r>
+              <w:t>Coordinator assigned with S1/S2 packet</w:t>
+            </w:r>
+          </w:p>
+        </w:tc>
+        <w:tc>
+          <w:tcPr>
+            <w:tcW w:type="dxa" w:w="3408"/>
+          </w:tcPr>
+          <w:p>
+            <w:r>
+              <w:t>Packet and route specified</w:t>
+            </w:r>
+          </w:p>
+        </w:tc>
+        <w:tc>
+          <w:tcPr>
+            <w:tcW w:type="dxa" w:w="3408"/>
+          </w:tcPr>
+          <w:p>
+            <w:r>
+              <w:t>Still needs review; no booking</w:t>
+            </w:r>
+          </w:p>
+        </w:tc>
+      </w:tr>
+      <w:tr>
+        <w:tc>
+          <w:tcPr>
+            <w:tcW w:type="dxa" w:w="3408"/>
+          </w:tcPr>
+          <w:p>
+            <w:r>
+              <w:t>Coordinator unreachable</w:t>
+            </w:r>
+          </w:p>
+        </w:tc>
+        <w:tc>
+          <w:tcPr>
+            <w:tcW w:type="dxa" w:w="3408"/>
+          </w:tcPr>
+          <w:p>
+            <w:r>
+              <w:t>Delivery/review not established</w:t>
+            </w:r>
+          </w:p>
+        </w:tc>
+        <w:tc>
+          <w:tcPr>
+            <w:tcW w:type="dxa" w:w="3408"/>
+          </w:tcPr>
+          <w:p>
+            <w:r>
+              <w:t>Keep unresolved; use only separately authorized fallback if configured</w:t>
+            </w:r>
+          </w:p>
+        </w:tc>
+      </w:tr>
+      <w:tr>
+        <w:tc>
+          <w:tcPr>
+            <w:tcW w:type="dxa" w:w="3408"/>
+          </w:tcPr>
+          <w:p>
+            <w:r>
+              <w:t>Local deadline reached without decision</w:t>
+            </w:r>
+          </w:p>
+        </w:tc>
+        <w:tc>
+          <w:tcPr>
+            <w:tcW w:type="dxa" w:w="3408"/>
+          </w:tcPr>
+          <w:p>
+            <w:r>
+              <w:t>Overdue, not approved</w:t>
+            </w:r>
+          </w:p>
+        </w:tc>
+        <w:tc>
+          <w:tcPr>
+            <w:tcW w:type="dxa" w:w="3408"/>
+          </w:tcPr>
+          <w:p>
+            <w:r>
+              <w:t>Needs review; no booking</w:t>
+            </w:r>
+          </w:p>
+        </w:tc>
+      </w:tr>
+      <w:tr>
+        <w:tc>
+          <w:tcPr>
+            <w:tcW w:type="dxa" w:w="3408"/>
+          </w:tcPr>
+          <w:p>
+            <w:r>
+              <w:t>Wrong reviewer role</w:t>
+            </w:r>
+          </w:p>
+        </w:tc>
+        <w:tc>
+          <w:tcPr>
+            <w:tcW w:type="dxa" w:w="3408"/>
+          </w:tcPr>
+          <w:p>
+            <w:r>
+              <w:t>Assignment does not match required authority</w:t>
+            </w:r>
+          </w:p>
+        </w:tc>
+        <w:tc>
+          <w:tcPr>
+            <w:tcW w:type="dxa" w:w="3408"/>
+          </w:tcPr>
+          <w:p>
+            <w:r>
+              <w:t>Keep unresolved</w:t>
+            </w:r>
+          </w:p>
+        </w:tc>
+      </w:tr>
+      <w:tr>
+        <w:tc>
+          <w:tcPr>
+            <w:tcW w:type="dxa" w:w="3408"/>
+          </w:tcPr>
+          <w:p>
+            <w:r>
+              <w:t>Handoff ready in code</w:t>
+            </w:r>
+          </w:p>
+        </w:tc>
+        <w:tc>
+          <w:tcPr>
+            <w:tcW w:type="dxa" w:w="3408"/>
+          </w:tcPr>
+          <w:p>
+            <w:r>
+              <w:t>Packet plus assigned/reachable symbolic route</w:t>
+            </w:r>
+          </w:p>
+        </w:tc>
+        <w:tc>
+          <w:tcPr>
+            <w:tcW w:type="dxa" w:w="3408"/>
+          </w:tcPr>
+          <w:p>
+            <w:r>
+              <w:t>No actual sending, receipt, decision or execution</w:t>
+            </w:r>
+          </w:p>
+        </w:tc>
+      </w:tr>
+    </w:tbl>
+    <w:p>
+      <w:pPr>
+        <w:pStyle w:val="Heading2"/>
+      </w:pPr>
+      <w:r>
+        <w:t>State authority and fallback before judging</w:t>
+      </w:r>
+    </w:p>
+    <w:p>
+      <w:pPr>
+        <w:spacing w:line="336" w:lineRule="auto" w:after="180"/>
+      </w:pPr>
+      <w:r>
+        <w:rPr>
+          <w:b w:val="0"/>
+        </w:rPr>
+        <w:t xml:space="preserve">Before applying the procedure, write its units, denominator or decision boundary where relevant. A partner should be able to repeat each step using the same </w:t>
       </w:r>
       <w:r>
         <w:rPr>
@@ -258,50 +1005,38 @@
         <w:rPr>
           <w:b w:val="0"/>
         </w:rPr>
-        <w:t xml:space="preserve"> conditions and </w:t>
+        <w:t>s.</w:t>
+      </w:r>
+    </w:p>
+    <w:p>
+      <w:pPr>
+        <w:spacing w:line="336" w:lineRule="auto" w:after="180"/>
+      </w:pPr>
+      <w:r>
+        <w:rPr>
+          <w:b w:val="0"/>
+        </w:rPr>
+        <w:t xml:space="preserve">If a required </w:t>
       </w:r>
       <w:r>
         <w:rPr>
           <w:b/>
         </w:rPr>
-        <w:t>evidence</w:t>
+        <w:t>input</w:t>
       </w:r>
       <w:r>
         <w:rPr>
           <w:b w:val="0"/>
         </w:rPr>
-        <w:t xml:space="preserve"> source before it can support a claim.</w:t>
-      </w:r>
-    </w:p>
-    <w:p>
-      <w:pPr>
-        <w:pStyle w:val="Heading3"/>
-      </w:pPr>
-      <w:r>
-        <w:t>My starting explanation</w:t>
-      </w:r>
-    </w:p>
-    <w:p>
-      <w:r>
-        <w:t>________________________________________________________________</w:t>
-      </w:r>
-    </w:p>
-    <w:p>
-      <w:r>
-        <w:t>________________________________________________________________</w:t>
-      </w:r>
-    </w:p>
-    <w:p>
-      <w:r>
-        <w:t>________________________________________________________________</w:t>
-      </w:r>
-    </w:p>
-    <w:p>
-      <w:pPr>
-        <w:pStyle w:val="Heading3"/>
-      </w:pPr>
-      <w:r>
-        <w:t>This week’s end goal</w:t>
+        <w:t xml:space="preserve"> is absent or violates the stated contract, record that condition explicitly instead of quietly replacing it with a convenient value.</w:t>
+      </w:r>
+    </w:p>
+    <w:p>
+      <w:pPr>
+        <w:pStyle w:val="Heading2"/>
+      </w:pPr>
+      <w:r>
+        <w:t>Explain the visual</w:t>
       </w:r>
     </w:p>
     <w:p>
@@ -312,100 +1047,27 @@
         <w:rPr>
           <w:b w:val="0"/>
         </w:rPr>
-        <w:t>Explain human escalation workflows using the deciding step in this fictional service.</w:t>
-      </w:r>
-    </w:p>
-    <w:p>
-      <w:pPr>
-        <w:pStyle w:val="Heading1"/>
-      </w:pPr>
-      <w:r>
-        <w:t>02. Notice the evidence</w:t>
-      </w:r>
-    </w:p>
-    <w:p>
-      <w:r>
-        <w:t>Investigate the supplied Human escalation workflows case. Separate observations, given facts and assumptions before choosing an explanation.</w:t>
-      </w:r>
-    </w:p>
-    <w:p>
-      <w:pPr>
-        <w:spacing w:line="336" w:lineRule="auto" w:after="180"/>
-      </w:pPr>
+        <w:t xml:space="preserve">Point to the </w:t>
+      </w:r>
+      <w:r>
+        <w:rPr>
+          <w:b/>
+        </w:rPr>
+        <w:t>input</w:t>
+      </w:r>
       <w:r>
         <w:rPr>
           <w:b w:val="0"/>
         </w:rPr>
-        <w:t>Escalation routes unresolved decisions to an authorised person with sufficient context. It must define owner, deadline and fallback.</w:t>
-      </w:r>
-    </w:p>
-    <w:p>
-      <w:pPr>
-        <w:spacing w:line="336" w:lineRule="auto" w:after="180"/>
-      </w:pPr>
-      <w:r>
-        <w:rPr>
-          <w:b w:val="0"/>
-        </w:rPr>
-        <w:t>Begin by writing the question the procedure is intended to answer. Identify the information already supplied, the information it will produce and the information still missing.</w:t>
-      </w:r>
-    </w:p>
-    <w:p>
-      <w:pPr>
-        <w:spacing w:line="336" w:lineRule="auto" w:after="180"/>
-      </w:pPr>
-      <w:r>
-        <w:rPr>
-          <w:b w:val="0"/>
-        </w:rPr>
-        <w:t>These are constructed classroom examples; they do not require live accounts, private records or an external service. Do not treat a plausible explanation as a measured outcome.</w:t>
-      </w:r>
-    </w:p>
-    <w:p>
-      <w:pPr>
-        <w:pStyle w:val="Heading3"/>
-      </w:pPr>
-      <w:r>
-        <w:t>List the given facts and one fact that is not supplied.</w:t>
-      </w:r>
-    </w:p>
-    <w:p>
-      <w:r>
-        <w:t>________________________________________________________________</w:t>
-      </w:r>
-    </w:p>
-    <w:p>
-      <w:r>
-        <w:t>________________________________________________________________</w:t>
-      </w:r>
-    </w:p>
-    <w:p>
-      <w:r>
-        <w:t>________________________________________________________________</w:t>
-      </w:r>
-    </w:p>
-    <w:p>
-      <w:pPr>
-        <w:pStyle w:val="Heading1"/>
-      </w:pPr>
-      <w:r>
-        <w:t>03. See how it works</w:t>
-      </w:r>
-    </w:p>
-    <w:p>
-      <w:r>
-        <w:t>Follow the mechanism for Human escalation workflows. Connect each labelled input, deciding step and result.</w:t>
-      </w:r>
-    </w:p>
-    <w:p>
-      <w:pPr>
-        <w:spacing w:line="336" w:lineRule="auto" w:after="180"/>
-      </w:pPr>
-      <w:r>
-        <w:rPr>
-          <w:b w:val="0"/>
-        </w:rPr>
-        <w:t>Toy workflow routes conflicting room approval to coordinator with source IDs and requested decision. While awaiting review the assistant returns needs_review and performs no booking.</w:t>
+        <w:t>, the deciding step and the result in this week’s visual. Explain the same step in ordinary words. A picture helps when you can say what each part represents.</w:t>
+      </w:r>
+    </w:p>
+    <w:p>
+      <w:pPr>
+        <w:pStyle w:val="Heading2"/>
+      </w:pPr>
+      <w:r>
+        <w:t>Earlier wording, alternatives and picture transcripts · reference / check after trying</w:t>
       </w:r>
     </w:p>
     <w:p>
@@ -502,13 +1164,214 @@
     </w:p>
     <w:p>
       <w:pPr>
+        <w:pStyle w:val="Heading3"/>
+      </w:pPr>
+      <w:r>
+        <w:t>Connect the picture and the explanation</w:t>
+      </w:r>
+    </w:p>
+    <w:p>
+      <w:pPr>
+        <w:pStyle w:val="Heading1"/>
+      </w:pPr>
+      <w:r>
+        <w:t>04. Predict an unreachable reviewer without granting new authority</w:t>
+      </w:r>
+    </w:p>
+    <w:p>
+      <w:r>
+        <w:t>The service boundary persists when the assigned person is unavailable.</w:t>
+      </w:r>
+    </w:p>
+    <w:p>
+      <w:pPr>
+        <w:pStyle w:val="Heading2"/>
+      </w:pPr>
+      <w:r>
+        <w:t>Current task and response</w:t>
+      </w:r>
+    </w:p>
+    <w:p>
+      <w:pPr>
+        <w:pStyle w:val="ListBullet"/>
+      </w:pPr>
+      <w:r>
+        <w:t>Conflict is detected, but no reviewer is assigned and the system silently books the first room. Show the intermediate steps and give the conclusion with its scope.</w:t>
+      </w:r>
+    </w:p>
+    <w:p>
+      <w:pPr>
+        <w:pStyle w:val="Heading3"/>
+      </w:pPr>
+      <w:r>
+        <w:t>Keep the procedure fixed. Explain what changed in the inputs and result.</w:t>
+      </w:r>
+    </w:p>
+    <w:p>
+      <w:r>
+        <w:t>________________________________________________________________</w:t>
+      </w:r>
+    </w:p>
+    <w:p>
+      <w:r>
+        <w:t>________________________________________________________________</w:t>
+      </w:r>
+    </w:p>
+    <w:p>
+      <w:r>
+        <w:t>________________________________________________________________</w:t>
+      </w:r>
+    </w:p>
+    <w:p>
+      <w:r>
+        <w:t>________________________________________________________________</w:t>
+      </w:r>
+    </w:p>
+    <w:p>
+      <w:r>
+        <w:t>________________________________________________________________</w:t>
+      </w:r>
+    </w:p>
+    <w:p>
+      <w:pPr>
+        <w:pStyle w:val="Heading2"/>
+      </w:pPr>
+      <w:r>
+        <w:t>Predict the unreachable-supervisor change</w:t>
+      </w:r>
+    </w:p>
+    <w:p>
+      <w:pPr>
+        <w:pStyle w:val="ListBullet"/>
+      </w:pPr>
+      <w:r>
+        <w:t>Change: No supervisor is currently reachable.</w:t>
+      </w:r>
+    </w:p>
+    <w:p>
+      <w:pPr>
+        <w:pStyle w:val="Heading2"/>
+      </w:pPr>
+      <w:r>
+        <w:t>Check after predicting · reference / check after trying</w:t>
+      </w:r>
+    </w:p>
+    <w:p>
+      <w:pPr>
         <w:spacing w:line="336" w:lineRule="auto" w:after="180"/>
       </w:pPr>
+      <w:r>
+        <w:rPr>
+          <w:b/>
+        </w:rPr>
+        <w:t>Prediction</w:t>
+      </w:r>
       <w:r>
         <w:rPr>
           <w:b w:val="0"/>
         </w:rPr>
-        <w:t xml:space="preserve">Before applying the procedure, write its units, denominator or decision boundary where relevant. A partner should be able to repeat each step using the same </w:t>
+        <w:t>: State unresolved status and use the institution’s approved waiting procedure.</w:t>
+      </w:r>
+    </w:p>
+    <w:p>
+      <w:pPr>
+        <w:spacing w:line="336" w:lineRule="auto" w:after="180"/>
+      </w:pPr>
+      <w:r>
+        <w:rPr>
+          <w:b w:val="0"/>
+        </w:rPr>
+        <w:t>Reason: Lack of a human reply does not expand the bot’s authority.</w:t>
+      </w:r>
+    </w:p>
+    <w:p>
+      <w:pPr>
+        <w:pStyle w:val="Heading2"/>
+      </w:pPr>
+      <w:r>
+        <w:t>Earlier wording, alternatives and picture transcripts · reference / check after trying</w:t>
+      </w:r>
+    </w:p>
+    <w:p>
+      <w:pPr>
+        <w:pStyle w:val="Heading3"/>
+      </w:pPr>
+      <w:r>
+        <w:t>Compare a familiar case with a changed case</w:t>
+      </w:r>
+    </w:p>
+    <w:p>
+      <w:pPr>
+        <w:pStyle w:val="Heading3"/>
+      </w:pPr>
+      <w:r>
+        <w:t>Change one thing in the pictured case</w:t>
+      </w:r>
+    </w:p>
+    <w:p>
+      <w:pPr>
+        <w:pStyle w:val="Heading1"/>
+      </w:pPr>
+      <w:r>
+        <w:t>06. Read the reported concern and the supervisor’s distinct authority</w:t>
+      </w:r>
+    </w:p>
+    <w:p>
+      <w:r>
+        <w:t>Keep a report, a physical finding and a decision separate.</w:t>
+      </w:r>
+    </w:p>
+    <w:p>
+      <w:pPr>
+        <w:pStyle w:val="Heading2"/>
+      </w:pPr>
+      <w:r>
+        <w:t>Main unauthorized first-room choice and repair</w:t>
+      </w:r>
+    </w:p>
+    <w:p>
+      <w:pPr>
+        <w:spacing w:line="336" w:lineRule="auto" w:after="180"/>
+      </w:pPr>
+      <w:r>
+        <w:rPr>
+          <w:b w:val="0"/>
+        </w:rPr>
+        <w:t>Conflict is detected, but no reviewer is assigned and the system silently books the first room.</w:t>
+      </w:r>
+    </w:p>
+    <w:p>
+      <w:pPr>
+        <w:spacing w:line="336" w:lineRule="auto" w:after="180"/>
+      </w:pPr>
+      <w:r>
+        <w:rPr>
+          <w:b w:val="0"/>
+        </w:rPr>
+        <w:t>Escalation is incomplete and booking unauthorised. Assign responsible coordinator, provide conflict packet and preserve review status.</w:t>
+      </w:r>
+    </w:p>
+    <w:p>
+      <w:pPr>
+        <w:spacing w:line="336" w:lineRule="auto" w:after="180"/>
+      </w:pPr>
+      <w:r>
+        <w:rPr>
+          <w:b w:val="0"/>
+        </w:rPr>
+        <w:t xml:space="preserve">Compare the intermediate </w:t>
+      </w:r>
+      <w:r>
+        <w:rPr>
+          <w:b/>
+        </w:rPr>
+        <w:t>evidence</w:t>
+      </w:r>
+      <w:r>
+        <w:rPr>
+          <w:b w:val="0"/>
+        </w:rPr>
+        <w:t xml:space="preserve"> with the final statement. Explain why each number or decision follows from the stated </w:t>
       </w:r>
       <w:r>
         <w:rPr>
@@ -520,18 +1383,7 @@
         <w:rPr>
           <w:b w:val="0"/>
         </w:rPr>
-        <w:t>s.</w:t>
-      </w:r>
-    </w:p>
-    <w:p>
-      <w:pPr>
-        <w:spacing w:line="336" w:lineRule="auto" w:after="180"/>
-      </w:pPr>
-      <w:r>
-        <w:rPr>
-          <w:b w:val="0"/>
-        </w:rPr>
-        <w:t xml:space="preserve">If a required </w:t>
+        <w:t xml:space="preserve">s. The conclusion belongs to this scenario and procedure; changing the </w:t>
       </w:r>
       <w:r>
         <w:rPr>
@@ -543,370 +1395,7 @@
         <w:rPr>
           <w:b w:val="0"/>
         </w:rPr>
-        <w:t xml:space="preserve"> is absent or violates the stated contract, record that condition explicitly instead of quietly replacing it with a convenient value.</w:t>
-      </w:r>
-    </w:p>
-    <w:p>
-      <w:pPr>
-        <w:pStyle w:val="Heading3"/>
-      </w:pPr>
-      <w:r>
-        <w:t>Connect the picture and the explanation</w:t>
-      </w:r>
-    </w:p>
-    <w:p>
-      <w:pPr>
-        <w:spacing w:line="336" w:lineRule="auto" w:after="180"/>
-      </w:pPr>
-      <w:r>
-        <w:rPr>
-          <w:b w:val="0"/>
-        </w:rPr>
-        <w:t xml:space="preserve">Point to the </w:t>
-      </w:r>
-      <w:r>
-        <w:rPr>
-          <w:b/>
-        </w:rPr>
-        <w:t>input</w:t>
-      </w:r>
-      <w:r>
-        <w:rPr>
-          <w:b w:val="0"/>
-        </w:rPr>
-        <w:t>, the deciding step and the result in this week’s visual. Explain the same step in ordinary words. A picture helps when you can say what each part represents.</w:t>
-      </w:r>
-    </w:p>
-    <w:p>
-      <w:pPr>
-        <w:pStyle w:val="Heading1"/>
-      </w:pPr>
-      <w:r>
-        <w:t>04. Compare the cases</w:t>
-      </w:r>
-    </w:p>
-    <w:p>
-      <w:r>
-        <w:t>Compare the supplied cases for Human escalation workflows. Identify the detail that changes the conclusion.</w:t>
-      </w:r>
-    </w:p>
-    <w:p>
-      <w:pPr>
-        <w:pStyle w:val="Heading3"/>
-      </w:pPr>
-      <w:r>
-        <w:t>Compare a familiar case with a changed case</w:t>
-      </w:r>
-    </w:p>
-    <w:p>
-      <w:pPr>
-        <w:spacing w:line="336" w:lineRule="auto" w:after="180"/>
-      </w:pPr>
-      <w:r>
-        <w:rPr>
-          <w:b w:val="0"/>
-        </w:rPr>
-        <w:t>Conflict is detected, but no reviewer is assigned and the system silently books the first room. Show the intermediate steps and give the conclusion with its scope.</w:t>
-      </w:r>
-    </w:p>
-    <w:p>
-      <w:pPr>
-        <w:pStyle w:val="Heading3"/>
-      </w:pPr>
-      <w:r>
-        <w:t>Keep the procedure fixed. Explain what changed in the inputs and result.</w:t>
-      </w:r>
-    </w:p>
-    <w:p>
-      <w:r>
-        <w:t>________________________________________________________________</w:t>
-      </w:r>
-    </w:p>
-    <w:p>
-      <w:r>
-        <w:t>________________________________________________________________</w:t>
-      </w:r>
-    </w:p>
-    <w:p>
-      <w:r>
-        <w:t>________________________________________________________________</w:t>
-      </w:r>
-    </w:p>
-    <w:p>
-      <w:r>
-        <w:t>________________________________________________________________</w:t>
-      </w:r>
-    </w:p>
-    <w:p>
-      <w:r>
-        <w:t>________________________________________________________________</w:t>
-      </w:r>
-    </w:p>
-    <w:p>
-      <w:pPr>
-        <w:pStyle w:val="Heading3"/>
-      </w:pPr>
-      <w:r>
-        <w:t>Change one thing in the pictured case</w:t>
-      </w:r>
-    </w:p>
-    <w:p>
-      <w:pPr>
-        <w:pStyle w:val="Heading3"/>
-      </w:pPr>
-      <w:r>
-        <w:t>Change one thing</w:t>
-      </w:r>
-    </w:p>
-    <w:p>
-      <w:pPr>
-        <w:spacing w:line="336" w:lineRule="auto" w:after="180"/>
-        <w:shd w:fill="F5F1FB"/>
-      </w:pPr>
-      <w:r>
-        <w:rPr>
-          <w:b w:val="0"/>
-        </w:rPr>
-        <w:t>Change: No supervisor is currently reachable.</w:t>
-      </w:r>
-    </w:p>
-    <w:p>
-      <w:pPr>
-        <w:pStyle w:val="Heading3"/>
-      </w:pPr>
-      <w:r>
-        <w:t>Predicted result</w:t>
-      </w:r>
-    </w:p>
-    <w:p>
-      <w:pPr>
-        <w:spacing w:line="336" w:lineRule="auto" w:after="180"/>
-        <w:shd w:fill="F1F6FC"/>
-      </w:pPr>
-      <w:r>
-        <w:rPr>
-          <w:b/>
-        </w:rPr>
-        <w:t>Prediction</w:t>
-      </w:r>
-      <w:r>
-        <w:rPr>
-          <w:b w:val="0"/>
-        </w:rPr>
-        <w:t>: State unresolved status and use the institution’s approved waiting procedure.</w:t>
-      </w:r>
-    </w:p>
-    <w:p>
-      <w:pPr>
-        <w:pStyle w:val="Heading3"/>
-      </w:pPr>
-      <w:r>
-        <w:t>Why the result follows</w:t>
-      </w:r>
-    </w:p>
-    <w:p>
-      <w:pPr>
-        <w:spacing w:line="336" w:lineRule="auto" w:after="180"/>
-        <w:shd w:fill="F1F6FC"/>
-      </w:pPr>
-      <w:r>
-        <w:rPr>
-          <w:b w:val="0"/>
-        </w:rPr>
-        <w:t>Reason: Lack of a human reply does not expand the bot’s authority.</w:t>
-      </w:r>
-    </w:p>
-    <w:p>
-      <w:pPr>
-        <w:pStyle w:val="Heading1"/>
-      </w:pPr>
-      <w:r>
-        <w:t>05. Words that unlock the idea</w:t>
-      </w:r>
-    </w:p>
-    <w:p>
-      <w:r>
-        <w:t>Use the vocabulary of Human escalation workflows to explain a concrete decision, rather than only memorising definitions.</w:t>
-      </w:r>
-    </w:p>
-    <w:tbl>
-      <w:tblPr>
-        <w:tblStyle w:val="LightShading-Accent1"/>
-        <w:tblW w:type="auto" w:w="0"/>
-        <w:tblLook w:firstColumn="1" w:firstRow="1" w:lastColumn="0" w:lastRow="0" w:noHBand="0" w:noVBand="1" w:val="04A0"/>
-      </w:tblPr>
-      <w:tblGrid>
-        <w:gridCol w:w="5112"/>
-        <w:gridCol w:w="5112"/>
-      </w:tblGrid>
-      <w:tr>
-        <w:trPr>
-          <w:tblHeader/>
-        </w:trPr>
-        <w:tc>
-          <w:tcPr>
-            <w:tcW w:type="dxa" w:w="5112"/>
-          </w:tcPr>
-          <w:p>
-            <w:r>
-              <w:t>Word</w:t>
-            </w:r>
-          </w:p>
-        </w:tc>
-        <w:tc>
-          <w:tcPr>
-            <w:tcW w:type="dxa" w:w="5112"/>
-          </w:tcPr>
-          <w:p>
-            <w:r>
-              <w:t>Meaning</w:t>
-            </w:r>
-          </w:p>
-        </w:tc>
-      </w:tr>
-      <w:tr>
-        <w:tc>
-          <w:tcPr>
-            <w:tcW w:type="dxa" w:w="5112"/>
-          </w:tcPr>
-          <w:p>
-            <w:r>
-              <w:t>Escalation owner</w:t>
-            </w:r>
-          </w:p>
-        </w:tc>
-        <w:tc>
-          <w:tcPr>
-            <w:tcW w:type="dxa" w:w="5112"/>
-          </w:tcPr>
-          <w:p>
-            <w:r>
-              <w:t>The actor responsible for a reviewed decision</w:t>
-            </w:r>
-          </w:p>
-        </w:tc>
-      </w:tr>
-      <w:tr>
-        <w:tc>
-          <w:tcPr>
-            <w:tcW w:type="dxa" w:w="5112"/>
-          </w:tcPr>
-          <w:p>
-            <w:r>
-              <w:t>Decision packet</w:t>
-            </w:r>
-          </w:p>
-        </w:tc>
-        <w:tc>
-          <w:tcPr>
-            <w:tcW w:type="dxa" w:w="5112"/>
-          </w:tcPr>
-          <w:p>
-            <w:r>
-              <w:t>Evidence and exact action awaiting review</w:t>
-            </w:r>
-          </w:p>
-        </w:tc>
-      </w:tr>
-      <w:tr>
-        <w:tc>
-          <w:tcPr>
-            <w:tcW w:type="dxa" w:w="5112"/>
-          </w:tcPr>
-          <w:p>
-            <w:r>
-              <w:t>Fallback policy</w:t>
-            </w:r>
-          </w:p>
-        </w:tc>
-        <w:tc>
-          <w:tcPr>
-            <w:tcW w:type="dxa" w:w="5112"/>
-          </w:tcPr>
-          <w:p>
-            <w:r>
-              <w:t>Declared behaviour when review cannot complete</w:t>
-            </w:r>
-          </w:p>
-        </w:tc>
-      </w:tr>
-    </w:tbl>
-    <w:p>
-      <w:pPr>
-        <w:pStyle w:val="Heading3"/>
-      </w:pPr>
-      <w:r>
-        <w:t>Use two terms to explain a step in this week’s example.</w:t>
-      </w:r>
-    </w:p>
-    <w:p>
-      <w:r>
-        <w:t>________________________________________________________________</w:t>
-      </w:r>
-    </w:p>
-    <w:p>
-      <w:r>
-        <w:t>________________________________________________________________</w:t>
-      </w:r>
-    </w:p>
-    <w:p>
-      <w:r>
-        <w:t>________________________________________________________________</w:t>
-      </w:r>
-    </w:p>
-    <w:p>
-      <w:pPr>
-        <w:pStyle w:val="Heading1"/>
-      </w:pPr>
-      <w:r>
-        <w:t>06. Follow a worked example</w:t>
-      </w:r>
-    </w:p>
-    <w:p>
-      <w:r>
-        <w:t>Follow the worked trace for Human escalation workflows, predict a step, then compare with its explanation.</w:t>
-      </w:r>
-    </w:p>
-    <w:p>
-      <w:pPr>
-        <w:spacing w:line="336" w:lineRule="auto" w:after="180"/>
-      </w:pPr>
-      <w:r>
-        <w:rPr>
-          <w:b w:val="0"/>
-        </w:rPr>
-        <w:t>Conflict is detected, but no reviewer is assigned and the system silently books the first room.</w:t>
-      </w:r>
-    </w:p>
-    <w:p>
-      <w:pPr>
-        <w:spacing w:line="336" w:lineRule="auto" w:after="180"/>
-      </w:pPr>
-      <w:r>
-        <w:rPr>
-          <w:b w:val="0"/>
-        </w:rPr>
-        <w:t>Escalation is incomplete and booking unauthorised. Assign responsible coordinator, provide conflict packet and preserve review status.</w:t>
-      </w:r>
-    </w:p>
-    <w:p>
-      <w:pPr>
-        <w:pStyle w:val="Heading3"/>
-      </w:pPr>
-      <w:r>
-        <w:t>Worked explanation · Human escalation workflows</w:t>
-      </w:r>
-    </w:p>
-    <w:p>
-      <w:pPr>
-        <w:spacing w:line="336" w:lineRule="auto" w:after="180"/>
-        <w:shd w:fill="F1F6FC"/>
-      </w:pPr>
-      <w:r>
-        <w:rPr>
-          <w:b w:val="0"/>
-        </w:rPr>
-        <w:t xml:space="preserve">Compare the intermediate </w:t>
+        <w:t xml:space="preserve">s, evaluation population or authority can change what it establishes. Retain only authorized, minimized </w:t>
       </w:r>
       <w:r>
         <w:rPr>
@@ -918,70 +1407,15 @@
         <w:rPr>
           <w:b w:val="0"/>
         </w:rPr>
-        <w:t xml:space="preserve"> with the final statement. Explain why each number or decision follows from the stated </w:t>
-      </w:r>
-      <w:r>
-        <w:rPr>
-          <w:b/>
-        </w:rPr>
-        <w:t>input</w:t>
-      </w:r>
-      <w:r>
-        <w:rPr>
-          <w:b w:val="0"/>
-        </w:rPr>
-        <w:t>s.</w:t>
-      </w:r>
-    </w:p>
-    <w:p>
-      <w:pPr>
-        <w:spacing w:line="336" w:lineRule="auto" w:after="180"/>
-        <w:shd w:fill="F1F6FC"/>
-      </w:pPr>
-      <w:r>
-        <w:rPr>
-          <w:b w:val="0"/>
-        </w:rPr>
-        <w:t xml:space="preserve">The conclusion belongs to this scenario and procedure; changing the </w:t>
-      </w:r>
-      <w:r>
-        <w:rPr>
-          <w:b/>
-        </w:rPr>
-        <w:t>input</w:t>
-      </w:r>
-      <w:r>
-        <w:rPr>
-          <w:b w:val="0"/>
-        </w:rPr>
-        <w:t>s, evaluation population or authority can change what it establishes. Retain the raw record so a later revision can be compared honestly.</w:t>
-      </w:r>
-    </w:p>
-    <w:p>
-      <w:pPr>
-        <w:pStyle w:val="Heading3"/>
-      </w:pPr>
-      <w:r>
-        <w:t>Learn from the worked case</w:t>
-      </w:r>
-    </w:p>
-    <w:p>
-      <w:pPr>
-        <w:spacing w:line="336" w:lineRule="auto" w:after="180"/>
-      </w:pPr>
-      <w:r>
-        <w:rPr>
-          <w:b w:val="0"/>
-        </w:rPr>
-        <w:t>Cover the result before checking it. Say what is given, choose the procedure, and follow one step at a time. Then uncover the result and explain your first mismatch. Ask why a step is allowed, not only what number it produces.</w:t>
-      </w:r>
-    </w:p>
-    <w:p>
-      <w:pPr>
-        <w:pStyle w:val="Heading3"/>
-      </w:pPr>
-      <w:r>
-        <w:t>A pictorial worked case: Human escalation workflows</w:t>
+        <w:t xml:space="preserve"> without unnecessary private content so a later revision can be compared honestly.</w:t>
+      </w:r>
+    </w:p>
+    <w:p>
+      <w:pPr>
+        <w:pStyle w:val="Heading2"/>
+      </w:pPr>
+      <w:r>
+        <w:t>Separate lesson-notes boundary and accurate report</w:t>
       </w:r>
     </w:p>
     <w:p>
@@ -997,24 +1431,7 @@
     </w:p>
     <w:p>
       <w:pPr>
-        <w:pStyle w:val="Heading3"/>
-      </w:pPr>
-      <w:r>
-        <w:t>The facts we will use</w:t>
-      </w:r>
-    </w:p>
-    <w:p>
-      <w:pPr>
-        <w:pStyle w:val="Heading3"/>
-      </w:pPr>
-      <w:r>
-        <w:t>Supplied facts</w:t>
-      </w:r>
-    </w:p>
-    <w:p>
-      <w:pPr>
         <w:spacing w:line="336" w:lineRule="auto" w:after="180"/>
-        <w:shd w:fill="F1F6FC"/>
       </w:pPr>
       <w:r>
         <w:rPr>
@@ -1024,11 +1441,41 @@
       </w:r>
     </w:p>
     <w:p>
+      <w:pPr>
+        <w:spacing w:line="336" w:lineRule="auto" w:after="180"/>
+      </w:pPr>
+      <w:r>
+        <w:rPr>
+          <w:b w:val="0"/>
+        </w:rPr>
+        <w:t>The picture uses a different service boundary: a lesson-notes bot is asked to certify a reported damaged laboratory bottle. The packet must say “learner reports damage; physical condition not verified, ” rather than inventing a diagnosis or a safe/unsafe certificate. Route the concern to the designated adult supervisor under the fictional contract.</w:t>
+      </w:r>
+    </w:p>
+    <w:p>
+      <w:pPr>
+        <w:spacing w:line="336" w:lineRule="auto" w:after="180"/>
+      </w:pPr>
+      <w:r>
+        <w:rPr>
+          <w:b w:val="0"/>
+        </w:rPr>
+        <w:t>If nobody is reachable, the concern remains unresolved and the bot gains no inspection authority. A separately configured authorized fallback may be named, but neither contact nor approval should be invented. This example teaches authority and accurate handoff records, not a real laboratory response procedure.</w:t>
+      </w:r>
+    </w:p>
+    <w:p>
+      <w:pPr>
+        <w:pStyle w:val="Heading2"/>
+      </w:pPr>
+      <w:r>
+        <w:t>Trace boundary, route and reported facts</w:t>
+      </w:r>
+    </w:p>
+    <w:p>
       <w:r>
         <w:drawing>
           <wp:inline xmlns:a="http://schemas.openxmlformats.org/drawingml/2006/main" xmlns:pic="http://schemas.openxmlformats.org/drawingml/2006/picture">
-            <wp:extent cx="5486400" cy="5261429"/>
-            <wp:docPr id="1" name="Picture 1" descr="Human escalation workflows. Recognise boundary: The requested judgement is outside this service’s authority.. Route the question: Give the designated supervisor route without inventing a verdict.. Preserve reported facts: Record the concern as reported, not as a confirmed diagnosis."/>
+            <wp:extent cx="5486400" cy="3182112"/>
+            <wp:docPr id="1" name="Picture 1" descr="Recognise boundary: The requested judgement is outside this service’s authority. → Route the question: Give the designated supervisor route without inventing a verdict. → Preserve reported facts: Record the concern as reported, not as a confirmed diagnosis."/>
             <wp:cNvGraphicFramePr>
               <a:graphicFrameLocks noChangeAspect="1"/>
             </wp:cNvGraphicFramePr>
@@ -1036,7 +1483,7 @@
               <a:graphicData uri="http://schemas.openxmlformats.org/drawingml/2006/picture">
                 <pic:pic>
                   <pic:nvPicPr>
-                    <pic:cNvPr id="0" name="academy-visual-ai-6-27.png"/>
+                    <pic:cNvPr id="0" name="academy-story-ai-6-27-02.png"/>
                     <pic:cNvPicPr/>
                   </pic:nvPicPr>
                   <pic:blipFill>
@@ -1048,7 +1495,7 @@
                   <pic:spPr>
                     <a:xfrm>
                       <a:off x="0" y="0"/>
-                      <a:ext cx="5486400" cy="5261429"/>
+                      <a:ext cx="5486400" cy="3182112"/>
                     </a:xfrm>
                     <a:prstGeom prst="rect"/>
                   </pic:spPr>
@@ -1176,24 +1623,7 @@
     </w:p>
     <w:p>
       <w:pPr>
-        <w:pStyle w:val="Heading3"/>
-      </w:pPr>
-      <w:r>
-        <w:t>Why this result follows</w:t>
-      </w:r>
-    </w:p>
-    <w:p>
-      <w:pPr>
-        <w:pStyle w:val="Heading3"/>
-      </w:pPr>
-      <w:r>
-        <w:t>Why the result follows</w:t>
-      </w:r>
-    </w:p>
-    <w:p>
-      <w:pPr>
         <w:spacing w:line="336" w:lineRule="auto" w:after="180"/>
-        <w:shd w:fill="F1F6FC"/>
       </w:pPr>
       <w:r>
         <w:rPr>
@@ -1204,30 +1634,113 @@
     </w:p>
     <w:p>
       <w:pPr>
+        <w:pStyle w:val="Heading2"/>
+      </w:pPr>
+      <w:r>
+        <w:t>Predict no reachable supervisor</w:t>
+      </w:r>
+    </w:p>
+    <w:p>
+      <w:pPr>
+        <w:pStyle w:val="ListBullet"/>
+      </w:pPr>
+      <w:r>
+        <w:t>Change one thing: No supervisor is currently reachable. Predict the result before checking the explanation. What remains the same?</w:t>
+      </w:r>
+    </w:p>
+    <w:p>
+      <w:pPr>
+        <w:pStyle w:val="Heading2"/>
+      </w:pPr>
+      <w:r>
+        <w:t>Check after predicting · reference / check after trying</w:t>
+      </w:r>
+    </w:p>
+    <w:p>
+      <w:r>
+        <w:drawing>
+          <wp:inline xmlns:a="http://schemas.openxmlformats.org/drawingml/2006/main" xmlns:pic="http://schemas.openxmlformats.org/drawingml/2006/picture">
+            <wp:extent cx="5486400" cy="3026664"/>
+            <wp:docPr id="2" name="Picture 2" descr="Original case: Record the concern as reported, not as a confirmed diagnosis. Changed condition: No supervisor is currently reachable. Expected result: State unresolved status and use the institution’s approved waiting procedure. Reason: Lack of a human reply does not expand the bot’s authority."/>
+            <wp:cNvGraphicFramePr>
+              <a:graphicFrameLocks noChangeAspect="1"/>
+            </wp:cNvGraphicFramePr>
+            <a:graphic>
+              <a:graphicData uri="http://schemas.openxmlformats.org/drawingml/2006/picture">
+                <pic:pic>
+                  <pic:nvPicPr>
+                    <pic:cNvPr id="0" name="academy-story-ai-6-27-04.png"/>
+                    <pic:cNvPicPr/>
+                  </pic:nvPicPr>
+                  <pic:blipFill>
+                    <a:blip r:embed="rId10"/>
+                    <a:stretch>
+                      <a:fillRect/>
+                    </a:stretch>
+                  </pic:blipFill>
+                  <pic:spPr>
+                    <a:xfrm>
+                      <a:off x="0" y="0"/>
+                      <a:ext cx="5486400" cy="3026664"/>
+                    </a:xfrm>
+                    <a:prstGeom prst="rect"/>
+                  </pic:spPr>
+                </pic:pic>
+              </a:graphicData>
+            </a:graphic>
+          </wp:inline>
+        </w:drawing>
+      </w:r>
+    </w:p>
+    <w:p>
+      <w:pPr>
+        <w:pStyle w:val="Heading2"/>
+      </w:pPr>
+      <w:r>
+        <w:t>Explain institutional scope and unresolved status</w:t>
+      </w:r>
+    </w:p>
+    <w:p>
+      <w:pPr>
+        <w:pStyle w:val="ListBullet"/>
+      </w:pPr>
+      <w:r>
+        <w:t>This is a fictional workflow, not a real laboratory safety procedure; institutions define authorised responses.</w:t>
+      </w:r>
+    </w:p>
+    <w:p>
+      <w:pPr>
+        <w:pStyle w:val="ListBullet"/>
+      </w:pPr>
+      <w:r>
+        <w:t>Read the labelled picture: Identify the exact service boundary in the bottle question. What accurate information belongs in the supervisor handoff, and what remains unresolved if nobody is reachable?</w:t>
+      </w:r>
+    </w:p>
+    <w:p>
+      <w:pPr>
+        <w:pStyle w:val="Heading2"/>
+      </w:pPr>
+      <w:r>
+        <w:t>Earlier wording, alternatives and picture transcripts · reference / check after trying</w:t>
+      </w:r>
+    </w:p>
+    <w:p>
+      <w:pPr>
         <w:pStyle w:val="Heading3"/>
       </w:pPr>
       <w:r>
-        <w:t>What this example does not establish</w:t>
-      </w:r>
-    </w:p>
-    <w:p>
-      <w:pPr>
-        <w:pStyle w:val="Heading3"/>
-      </w:pPr>
-      <w:r>
-        <w:t>Keep the stated limit</w:t>
+        <w:t>Learn from the worked case</w:t>
       </w:r>
     </w:p>
     <w:p>
       <w:pPr>
         <w:spacing w:line="336" w:lineRule="auto" w:after="180"/>
-        <w:shd w:fill="FFF5E6"/>
       </w:pPr>
       <w:r>
         <w:rPr>
           <w:b w:val="0"/>
         </w:rPr>
-        <w:t>This is a fictional workflow, not a real laboratory safety procedure; institutions define authorised responses.</w:t>
+        <w:t>Cover the result before checking it. Say what is given, choose the procedure, and follow one step at a time. Then uncover the result and explain your first mismatch. Ask why a step is allowed, not only what number it produces.</w:t>
       </w:r>
     </w:p>
     <w:p>
@@ -1235,19 +1748,7 @@
         <w:pStyle w:val="Heading3"/>
       </w:pPr>
       <w:r>
-        <w:t>Keep the stated limit</w:t>
-      </w:r>
-    </w:p>
-    <w:p>
-      <w:pPr>
-        <w:spacing w:line="336" w:lineRule="auto" w:after="180"/>
-        <w:shd w:fill="FFF5E6"/>
-      </w:pPr>
-      <w:r>
-        <w:rPr>
-          <w:b w:val="0"/>
-        </w:rPr>
-        <w:t>Read the labelled picture: Identify the exact service boundary in the bottle question. What accurate information belongs in the supervisor handoff, and what remains unresolved if nobody is reachable?</w:t>
+        <w:t>A pictorial worked case: Human escalation workflows</w:t>
       </w:r>
     </w:p>
     <w:p>
@@ -1255,19 +1756,59 @@
         <w:pStyle w:val="Heading3"/>
       </w:pPr>
       <w:r>
-        <w:t>Keep the stated limit</w:t>
-      </w:r>
-    </w:p>
-    <w:p>
-      <w:pPr>
-        <w:spacing w:line="336" w:lineRule="auto" w:after="180"/>
-        <w:shd w:fill="FFF5E6"/>
-      </w:pPr>
-      <w:r>
-        <w:rPr>
-          <w:b w:val="0"/>
-        </w:rPr>
-        <w:t>Change one thing: No supervisor is currently reachable. Predict the result before checking the explanation. What remains the same?</w:t>
+        <w:t>The facts we will use</w:t>
+      </w:r>
+    </w:p>
+    <w:p>
+      <w:r>
+        <w:drawing>
+          <wp:inline xmlns:a="http://schemas.openxmlformats.org/drawingml/2006/main" xmlns:pic="http://schemas.openxmlformats.org/drawingml/2006/picture">
+            <wp:extent cx="5486400" cy="5261429"/>
+            <wp:docPr id="3" name="Picture 3" descr="Human escalation workflows. Recognise boundary: The requested judgement is outside this service’s authority.. Route the question: Give the designated supervisor route without inventing a verdict.. Preserve reported facts: Record the concern as reported, not as a confirmed diagnosis."/>
+            <wp:cNvGraphicFramePr>
+              <a:graphicFrameLocks noChangeAspect="1"/>
+            </wp:cNvGraphicFramePr>
+            <a:graphic>
+              <a:graphicData uri="http://schemas.openxmlformats.org/drawingml/2006/picture">
+                <pic:pic>
+                  <pic:nvPicPr>
+                    <pic:cNvPr id="0" name="academy-visual-ai-6-27.png"/>
+                    <pic:cNvPicPr/>
+                  </pic:nvPicPr>
+                  <pic:blipFill>
+                    <a:blip r:embed="rId11"/>
+                    <a:stretch>
+                      <a:fillRect/>
+                    </a:stretch>
+                  </pic:blipFill>
+                  <pic:spPr>
+                    <a:xfrm>
+                      <a:off x="0" y="0"/>
+                      <a:ext cx="5486400" cy="5261429"/>
+                    </a:xfrm>
+                    <a:prstGeom prst="rect"/>
+                  </pic:spPr>
+                </pic:pic>
+              </a:graphicData>
+            </a:graphic>
+          </wp:inline>
+        </w:drawing>
+      </w:r>
+    </w:p>
+    <w:p>
+      <w:pPr>
+        <w:pStyle w:val="Heading3"/>
+      </w:pPr>
+      <w:r>
+        <w:t>Why this result follows</w:t>
+      </w:r>
+    </w:p>
+    <w:p>
+      <w:pPr>
+        <w:pStyle w:val="Heading3"/>
+      </w:pPr>
+      <w:r>
+        <w:t>What this example does not establish</w:t>
       </w:r>
     </w:p>
     <w:p>
@@ -1275,12 +1816,20 @@
         <w:pStyle w:val="Heading1"/>
       </w:pPr>
       <w:r>
-        <w:t>07. Find and repair a mistake</w:t>
-      </w:r>
-    </w:p>
-    <w:p>
-      <w:r>
-        <w:t>Find the unsupported step in the Human escalation workflows claim and explain a repair using the supplied evidence.</w:t>
+        <w:t>07. Audit missing owners, timeouts and invented handoff success</w:t>
+      </w:r>
+    </w:p>
+    <w:p>
+      <w:r>
+        <w:t>An unresolved case should remain visible rather than silently turn into approval.</w:t>
+      </w:r>
+    </w:p>
+    <w:p>
+      <w:pPr>
+        <w:pStyle w:val="Heading2"/>
+      </w:pPr>
+      <w:r>
+        <w:t>Core escalation qualification and failure analysis</w:t>
       </w:r>
     </w:p>
     <w:p>
@@ -1296,16 +1845,7 @@
     </w:p>
     <w:p>
       <w:pPr>
-        <w:pStyle w:val="Heading3"/>
-      </w:pPr>
-      <w:r>
-        <w:t>Check the claim against the facts</w:t>
-      </w:r>
-    </w:p>
-    <w:p>
-      <w:pPr>
         <w:spacing w:line="336" w:lineRule="auto" w:after="180"/>
-        <w:shd w:fill="FFF5E6"/>
       </w:pPr>
       <w:r>
         <w:rPr>
@@ -1317,7 +1857,6 @@
     <w:p>
       <w:pPr>
         <w:spacing w:line="336" w:lineRule="auto" w:after="180"/>
-        <w:shd w:fill="FFF5E6"/>
       </w:pPr>
       <w:r>
         <w:rPr>
@@ -1340,6 +1879,256 @@
     </w:p>
     <w:p>
       <w:pPr>
+        <w:pStyle w:val="Heading2"/>
+      </w:pPr>
+      <w:r>
+        <w:t>Complete authority, deadline and communication probes</w:t>
+      </w:r>
+    </w:p>
+    <w:tbl>
+      <w:tblPr>
+        <w:tblStyle w:val="LightShading-Accent1"/>
+        <w:tblW w:type="auto" w:w="0"/>
+        <w:tblLook w:firstColumn="1" w:firstRow="1" w:lastColumn="0" w:lastRow="0" w:noHBand="0" w:noVBand="1" w:val="04A0"/>
+      </w:tblPr>
+      <w:tblGrid>
+        <w:gridCol w:w="5112"/>
+        <w:gridCol w:w="5112"/>
+      </w:tblGrid>
+      <w:tr>
+        <w:trPr>
+          <w:tblHeader/>
+        </w:trPr>
+        <w:tc>
+          <w:tcPr>
+            <w:tcW w:type="dxa" w:w="5112"/>
+          </w:tcPr>
+          <w:p>
+            <w:r>
+              <w:t>Escalation probe</w:t>
+            </w:r>
+          </w:p>
+        </w:tc>
+        <w:tc>
+          <w:tcPr>
+            <w:tcW w:type="dxa" w:w="5112"/>
+          </w:tcPr>
+          <w:p>
+            <w:r>
+              <w:t>Expected interpretation</w:t>
+            </w:r>
+          </w:p>
+        </w:tc>
+      </w:tr>
+      <w:tr>
+        <w:tc>
+          <w:tcPr>
+            <w:tcW w:type="dxa" w:w="5112"/>
+          </w:tcPr>
+          <w:p>
+            <w:r>
+              <w:t>Conflicting cards, no assigned reviewer</w:t>
+            </w:r>
+          </w:p>
+        </w:tc>
+        <w:tc>
+          <w:tcPr>
+            <w:tcW w:type="dxa" w:w="5112"/>
+          </w:tcPr>
+          <w:p>
+            <w:r>
+              <w:t>Incomplete route; do not pick first room</w:t>
+            </w:r>
+          </w:p>
+        </w:tc>
+      </w:tr>
+      <w:tr>
+        <w:tc>
+          <w:tcPr>
+            <w:tcW w:type="dxa" w:w="5112"/>
+          </w:tcPr>
+          <w:p>
+            <w:r>
+              <w:t>Assigned person lacks the relevant scope</w:t>
+            </w:r>
+          </w:p>
+        </w:tc>
+        <w:tc>
+          <w:tcPr>
+            <w:tcW w:type="dxa" w:w="5112"/>
+          </w:tcPr>
+          <w:p>
+            <w:r>
+              <w:t>Still no valid decision route</w:t>
+            </w:r>
+          </w:p>
+        </w:tc>
+      </w:tr>
+      <w:tr>
+        <w:tc>
+          <w:tcPr>
+            <w:tcW w:type="dxa" w:w="5112"/>
+          </w:tcPr>
+          <w:p>
+            <w:r>
+              <w:t>Packet contains only “please help”</w:t>
+            </w:r>
+          </w:p>
+        </w:tc>
+        <w:tc>
+          <w:tcPr>
+            <w:tcW w:type="dxa" w:w="5112"/>
+          </w:tcPr>
+          <w:p>
+            <w:r>
+              <w:t>Add case, source IDs, precise unresolved decision, owner and deadline</w:t>
+            </w:r>
+          </w:p>
+        </w:tc>
+      </w:tr>
+      <w:tr>
+        <w:tc>
+          <w:tcPr>
+            <w:tcW w:type="dxa" w:w="5112"/>
+          </w:tcPr>
+          <w:p>
+            <w:r>
+              <w:t>Reported concern recorded as confirmed diagnosis</w:t>
+            </w:r>
+          </w:p>
+        </w:tc>
+        <w:tc>
+          <w:tcPr>
+            <w:tcW w:type="dxa" w:w="5112"/>
+          </w:tcPr>
+          <w:p>
+            <w:r>
+              <w:t>Misstates evidence; preserve reported status</w:t>
+            </w:r>
+          </w:p>
+        </w:tc>
+      </w:tr>
+      <w:tr>
+        <w:tc>
+          <w:tcPr>
+            <w:tcW w:type="dxa" w:w="5112"/>
+          </w:tcPr>
+          <w:p>
+            <w:r>
+              <w:t>Reviewer not reachable</w:t>
+            </w:r>
+          </w:p>
+        </w:tc>
+        <w:tc>
+          <w:tcPr>
+            <w:tcW w:type="dxa" w:w="5112"/>
+          </w:tcPr>
+          <w:p>
+            <w:r>
+              <w:t>Keep unresolved; no invented contact or verdict</w:t>
+            </w:r>
+          </w:p>
+        </w:tc>
+      </w:tr>
+      <w:tr>
+        <w:tc>
+          <w:tcPr>
+            <w:tcW w:type="dxa" w:w="5112"/>
+          </w:tcPr>
+          <w:p>
+            <w:r>
+              <w:t>Deadline expires without reply</w:t>
+            </w:r>
+          </w:p>
+        </w:tc>
+        <w:tc>
+          <w:tcPr>
+            <w:tcW w:type="dxa" w:w="5112"/>
+          </w:tcPr>
+          <w:p>
+            <w:r>
+              <w:t>Pending/review persists under the declared no-autoapproval policy</w:t>
+            </w:r>
+          </w:p>
+        </w:tc>
+      </w:tr>
+      <w:tr>
+        <w:tc>
+          <w:tcPr>
+            <w:tcW w:type="dxa" w:w="5112"/>
+          </w:tcPr>
+          <w:p>
+            <w:r>
+              <w:t>Notification channel is absent or unauthorized</w:t>
+            </w:r>
+          </w:p>
+        </w:tc>
+        <w:tc>
+          <w:tcPr>
+            <w:tcW w:type="dxa" w:w="5112"/>
+          </w:tcPr>
+          <w:p>
+            <w:r>
+              <w:t>Do not claim or send a notification</w:t>
+            </w:r>
+          </w:p>
+        </w:tc>
+      </w:tr>
+      <w:tr>
+        <w:tc>
+          <w:tcPr>
+            <w:tcW w:type="dxa" w:w="5112"/>
+          </w:tcPr>
+          <w:p>
+            <w:r>
+              <w:t>Packet ready in a mock</w:t>
+            </w:r>
+          </w:p>
+        </w:tc>
+        <w:tc>
+          <w:tcPr>
+            <w:tcW w:type="dxa" w:w="5112"/>
+          </w:tcPr>
+          <w:p>
+            <w:r>
+              <w:t>Not proof of delivery, receipt, review or approval</w:t>
+            </w:r>
+          </w:p>
+        </w:tc>
+      </w:tr>
+      <w:tr>
+        <w:tc>
+          <w:tcPr>
+            <w:tcW w:type="dxa" w:w="5112"/>
+          </w:tcPr>
+          <w:p>
+            <w:r>
+              <w:t>Model highly confident</w:t>
+            </w:r>
+          </w:p>
+        </w:tc>
+        <w:tc>
+          <w:tcPr>
+            <w:tcW w:type="dxa" w:w="5112"/>
+          </w:tcPr>
+          <w:p>
+            <w:r>
+              <w:t>Confidence does not replace required authority</w:t>
+            </w:r>
+          </w:p>
+        </w:tc>
+      </w:tr>
+    </w:tbl>
+    <w:p>
+      <w:pPr>
+        <w:pStyle w:val="Heading2"/>
+      </w:pPr>
+      <w:r>
+        <w:t>Guided repair and explanation</w:t>
+      </w:r>
+    </w:p>
+    <w:p>
+      <w:pPr>
         <w:pStyle w:val="Heading3"/>
       </w:pPr>
       <w:r>
@@ -1373,21 +2162,93 @@
     </w:p>
     <w:p>
       <w:pPr>
+        <w:pStyle w:val="ListBullet"/>
+      </w:pPr>
+      <w:r>
+        <w:t>A report omits this qualification: Escalation without a responsible actor and declared fallback cannot guarantee resolution. Explain how omitting it could change a reader's interpretation, and write an accurate replacement.</w:t>
+      </w:r>
+    </w:p>
+    <w:p>
+      <w:pPr>
         <w:pStyle w:val="Heading3"/>
       </w:pPr>
       <w:r>
+        <w:t>State one repair and the checks you would rerun.</w:t>
+      </w:r>
+    </w:p>
+    <w:p>
+      <w:r>
+        <w:t>________________________________________________________________</w:t>
+      </w:r>
+    </w:p>
+    <w:p>
+      <w:r>
+        <w:t>________________________________________________________________</w:t>
+      </w:r>
+    </w:p>
+    <w:p>
+      <w:r>
+        <w:t>________________________________________________________________</w:t>
+      </w:r>
+    </w:p>
+    <w:p>
+      <w:r>
+        <w:t>________________________________________________________________</w:t>
+      </w:r>
+    </w:p>
+    <w:p>
+      <w:r>
+        <w:t>________________________________________________________________</w:t>
+      </w:r>
+    </w:p>
+    <w:p>
+      <w:r>
+        <w:t>________________________________________________________________</w:t>
+      </w:r>
+    </w:p>
+    <w:p>
+      <w:pPr>
+        <w:pStyle w:val="Heading2"/>
+      </w:pPr>
+      <w:r>
+        <w:t>Earlier wording, alternatives and picture transcripts · reference / check after trying</w:t>
+      </w:r>
+    </w:p>
+    <w:p>
+      <w:pPr>
+        <w:pStyle w:val="Heading3"/>
+      </w:pPr>
+      <w:r>
         <w:t>Locate the earliest unsupported step</w:t>
       </w:r>
     </w:p>
     <w:p>
       <w:pPr>
-        <w:spacing w:line="336" w:lineRule="auto" w:after="180"/>
-      </w:pPr>
-      <w:r>
-        <w:rPr>
-          <w:b w:val="0"/>
-        </w:rPr>
-        <w:t>A report omits this qualification: Escalation without a responsible actor and declared fallback cannot guarantee resolution. Explain how omitting it could change a reader's interpretation, and write an accurate replacement.</w:t>
+        <w:pStyle w:val="Heading1"/>
+      </w:pPr>
+      <w:r>
+        <w:t>08. Practise writing the requested decision and fallback</w:t>
+      </w:r>
+    </w:p>
+    <w:p>
+      <w:r>
+        <w:t>Use accurate reported facts and the relevant reviewer scope.</w:t>
+      </w:r>
+    </w:p>
+    <w:p>
+      <w:pPr>
+        <w:pStyle w:val="Heading2"/>
+      </w:pPr>
+      <w:r>
+        <w:t>Current explanation and guided check</w:t>
+      </w:r>
+    </w:p>
+    <w:p>
+      <w:pPr>
+        <w:pStyle w:val="ListBullet"/>
+      </w:pPr>
+      <w:r>
+        <w:t>Explain the weekly mechanism in your own words. Use the worked scenario to name its input, decision rule and output.</w:t>
       </w:r>
     </w:p>
     <w:p>
@@ -1395,7 +2256,7 @@
         <w:pStyle w:val="Heading3"/>
       </w:pPr>
       <w:r>
-        <w:t>State one repair and the checks you would rerun.</w:t>
+        <w:t>Guided: restate the worked result, then name the assumption or limitation that prevents a broader conclusion.</w:t>
       </w:r>
     </w:p>
     <w:p>
@@ -1424,79 +2285,19 @@
       </w:r>
     </w:p>
     <w:p>
+      <w:pPr>
+        <w:pStyle w:val="Heading3"/>
+      </w:pPr>
+      <w:r>
+        <w:t>Explain your prediction to a partner before comparing results.</w:t>
+      </w:r>
+    </w:p>
+    <w:p>
       <w:r>
         <w:t>________________________________________________________________</w:t>
       </w:r>
     </w:p>
     <w:p>
-      <w:pPr>
-        <w:pStyle w:val="Heading1"/>
-      </w:pPr>
-      <w:r>
-        <w:t>08. Practise together</w:t>
-      </w:r>
-    </w:p>
-    <w:p>
-      <w:r>
-        <w:t>Practise Human escalation workflows with support, then explain the deciding step in your own words.</w:t>
-      </w:r>
-    </w:p>
-    <w:p>
-      <w:pPr>
-        <w:spacing w:line="336" w:lineRule="auto" w:after="180"/>
-      </w:pPr>
-      <w:r>
-        <w:rPr>
-          <w:b w:val="0"/>
-        </w:rPr>
-        <w:t xml:space="preserve">Explain the weekly </w:t>
-      </w:r>
-      <w:r>
-        <w:rPr>
-          <w:b/>
-        </w:rPr>
-        <w:t>mechanism</w:t>
-      </w:r>
-      <w:r>
-        <w:rPr>
-          <w:b w:val="0"/>
-        </w:rPr>
-        <w:t xml:space="preserve"> in your own words. Use the worked scenario to name its </w:t>
-      </w:r>
-      <w:r>
-        <w:rPr>
-          <w:b/>
-        </w:rPr>
-        <w:t>input</w:t>
-      </w:r>
-      <w:r>
-        <w:rPr>
-          <w:b w:val="0"/>
-        </w:rPr>
-        <w:t xml:space="preserve">, decision rule and </w:t>
-      </w:r>
-      <w:r>
-        <w:rPr>
-          <w:b/>
-        </w:rPr>
-        <w:t>output</w:t>
-      </w:r>
-      <w:r>
-        <w:rPr>
-          <w:b w:val="0"/>
-        </w:rPr>
-        <w:t>.</w:t>
-      </w:r>
-    </w:p>
-    <w:p>
-      <w:pPr>
-        <w:pStyle w:val="Heading3"/>
-      </w:pPr>
-      <w:r>
-        <w:t>Guided: restate the worked result, then name the assumption or limitation that prevents a broader conclusion.</w:t>
-      </w:r>
-    </w:p>
-    <w:p>
       <w:r>
         <w:t>________________________________________________________________</w:t>
       </w:r>
@@ -1512,49 +2313,11 @@
       </w:r>
     </w:p>
     <w:p>
-      <w:r>
-        <w:t>________________________________________________________________</w:t>
-      </w:r>
-    </w:p>
-    <w:p>
-      <w:r>
-        <w:t>________________________________________________________________</w:t>
-      </w:r>
-    </w:p>
-    <w:p>
-      <w:pPr>
-        <w:pStyle w:val="Heading3"/>
-      </w:pPr>
-      <w:r>
-        <w:t>Explain your prediction to a partner before comparing results.</w:t>
-      </w:r>
-    </w:p>
-    <w:p>
-      <w:r>
-        <w:t>________________________________________________________________</w:t>
-      </w:r>
-    </w:p>
-    <w:p>
-      <w:r>
-        <w:t>________________________________________________________________</w:t>
-      </w:r>
-    </w:p>
-    <w:p>
-      <w:r>
-        <w:t>________________________________________________________________</w:t>
-      </w:r>
-    </w:p>
-    <w:p>
-      <w:r>
-        <w:t>________________________________________________________________</w:t>
-      </w:r>
-    </w:p>
-    <w:p>
-      <w:pPr>
-        <w:pStyle w:val="Heading3"/>
-      </w:pPr>
-      <w:r>
-        <w:t>Practise with less help: Trace the worked case</w:t>
+      <w:pPr>
+        <w:pStyle w:val="Heading2"/>
+      </w:pPr>
+      <w:r>
+        <w:t>Supported W2 trace</w:t>
       </w:r>
     </w:p>
     <w:p>
@@ -1672,70 +2435,49 @@
     </w:p>
     <w:p>
       <w:pPr>
+        <w:pStyle w:val="Heading2"/>
+      </w:pPr>
+      <w:r>
+        <w:t>Individual scope check</w:t>
+      </w:r>
+    </w:p>
+    <w:p>
+      <w:pPr>
+        <w:pStyle w:val="ListBullet"/>
+      </w:pPr>
+      <w:r>
+        <w:t>Use the worked case for Human escalation workflows. Proposed explanation: “The worked result establishes every future case”. Decide whether this explanation is supported. Point to the step or supplied fact that decides; explain your repair if needed.</w:t>
+      </w:r>
+    </w:p>
+    <w:p>
+      <w:pPr>
+        <w:pStyle w:val="ListBullet"/>
+      </w:pPr>
+      <w:r>
+        <w:t>Answer on your own before discussion. If you are unsure, say which step you need help with.</w:t>
+      </w:r>
+    </w:p>
+    <w:p>
+      <w:pPr>
+        <w:pStyle w:val="Heading2"/>
+      </w:pPr>
+      <w:r>
+        <w:t>Picture response</w:t>
+      </w:r>
+    </w:p>
+    <w:p>
+      <w:pPr>
+        <w:pStyle w:val="ListBullet"/>
+      </w:pPr>
+      <w:r>
+        <w:t>Identify the exact service boundary in the bottle question. What accurate information belongs in the supervisor handoff, and what remains unresolved if nobody is reachable?</w:t>
+      </w:r>
+    </w:p>
+    <w:p>
+      <w:pPr>
         <w:pStyle w:val="Heading3"/>
       </w:pPr>
       <w:r>
-        <w:t>Check your reasoning</w:t>
-      </w:r>
-    </w:p>
-    <w:p>
-      <w:pPr>
-        <w:spacing w:line="336" w:lineRule="auto" w:after="180"/>
-      </w:pPr>
-      <w:r>
-        <w:rPr>
-          <w:b w:val="0"/>
-        </w:rPr>
-        <w:t>Use the worked case for Human escalation workflows. Proposed explanation: “The worked result establishes every future case”. Decide whether this explanation is supported.</w:t>
-      </w:r>
-    </w:p>
-    <w:p>
-      <w:pPr>
-        <w:spacing w:line="336" w:lineRule="auto" w:after="180"/>
-      </w:pPr>
-      <w:r>
-        <w:rPr>
-          <w:b w:val="0"/>
-        </w:rPr>
-        <w:t>Point to the step or supplied fact that decides; explain your repair if needed.</w:t>
-      </w:r>
-    </w:p>
-    <w:p>
-      <w:pPr>
-        <w:spacing w:line="336" w:lineRule="auto" w:after="180"/>
-      </w:pPr>
-      <w:r>
-        <w:rPr>
-          <w:b w:val="0"/>
-        </w:rPr>
-        <w:t>Answer on your own before discussion. If you are unsure, say which step you need help with.</w:t>
-      </w:r>
-    </w:p>
-    <w:p>
-      <w:pPr>
-        <w:pStyle w:val="Heading3"/>
-      </w:pPr>
-      <w:r>
-        <w:t>Explain the picture</w:t>
-      </w:r>
-    </w:p>
-    <w:p>
-      <w:pPr>
-        <w:spacing w:line="336" w:lineRule="auto" w:after="180"/>
-        <w:shd w:fill="F5F1FB"/>
-      </w:pPr>
-      <w:r>
-        <w:rPr>
-          <w:b w:val="0"/>
-        </w:rPr>
-        <w:t>Identify the exact service boundary in the bottle question. What accurate information belongs in the supervisor handoff, and what remains unresolved if nobody is reachable?</w:t>
-      </w:r>
-    </w:p>
-    <w:p>
-      <w:pPr>
-        <w:pStyle w:val="Heading3"/>
-      </w:pPr>
-      <w:r>
         <w:t>My explanation using a pictured step and the given facts</w:t>
       </w:r>
     </w:p>
@@ -1757,6 +2499,14 @@
     <w:p>
       <w:r>
         <w:t>________________________________________________________________</w:t>
+      </w:r>
+    </w:p>
+    <w:p>
+      <w:pPr>
+        <w:pStyle w:val="Heading2"/>
+      </w:pPr>
+      <w:r>
+        <w:t>Reserve the selected clock-deadline case</w:t>
       </w:r>
     </w:p>
     <w:p>
@@ -1772,23 +2522,55 @@
     </w:p>
     <w:p>
       <w:pPr>
+        <w:pStyle w:val="Heading2"/>
+      </w:pPr>
+      <w:r>
+        <w:t>Earlier wording, alternatives and picture transcripts · reference / check after trying</w:t>
+      </w:r>
+    </w:p>
+    <w:p>
+      <w:pPr>
+        <w:pStyle w:val="Heading3"/>
+      </w:pPr>
+      <w:r>
+        <w:t>Practise with less help: Trace the worked case</w:t>
+      </w:r>
+    </w:p>
+    <w:p>
+      <w:pPr>
+        <w:pStyle w:val="Heading3"/>
+      </w:pPr>
+      <w:r>
+        <w:t>Check your reasoning</w:t>
+      </w:r>
+    </w:p>
+    <w:p>
+      <w:pPr>
+        <w:pStyle w:val="Heading3"/>
+      </w:pPr>
+      <w:r>
+        <w:t>Explain the picture</w:t>
+      </w:r>
+    </w:p>
+    <w:p>
+      <w:pPr>
         <w:pStyle w:val="Heading1"/>
       </w:pPr>
       <w:r>
-        <w:t>09. Run the investigation</w:t>
-      </w:r>
-    </w:p>
-    <w:p>
-      <w:r>
-        <w:t>Investigate Human escalation workflows. Record the prediction, actual observation or labelled paper trace, explanation and next test separately.</w:t>
-      </w:r>
-    </w:p>
-    <w:p>
-      <w:pPr>
-        <w:pStyle w:val="Heading3"/>
-      </w:pPr>
-      <w:r>
-        <w:t>Predict, investigate and preserve the evidence</w:t>
+        <w:t>09. Run the complete local handoff-state investigation</w:t>
+      </w:r>
+    </w:p>
+    <w:p>
+      <w:r>
+        <w:t>Inspect the packet, owner scope, deadline and empty effect trace.</w:t>
+      </w:r>
+    </w:p>
+    <w:p>
+      <w:pPr>
+        <w:pStyle w:val="Heading2"/>
+      </w:pPr>
+      <w:r>
+        <w:t>Current unassigned-conflict investigation</w:t>
       </w:r>
     </w:p>
     <w:p>
@@ -1800,6 +2582,123 @@
           <w:b w:val="0"/>
         </w:rPr>
         <w:t>Conflict is detected, but no reviewer is assigned and the system silently books the first room. Show the intermediate steps and give the conclusion with its scope.</w:t>
+      </w:r>
+    </w:p>
+    <w:p>
+      <w:pPr>
+        <w:pStyle w:val="Heading2"/>
+      </w:pPr>
+      <w:r>
+        <w:t>Runnable fictional handoff model</w:t>
+      </w:r>
+    </w:p>
+    <w:p>
+      <w:r>
+        <w:rPr>
+          <w:rFonts w:ascii="Courier New" w:hAnsi="Courier New"/>
+          <w:sz w:val="18"/>
+        </w:rPr>
+        <w:t>"""Local handoff packets and review-state decisions; no messaging or bookings."""</w:t>
+        <w:br/>
+        <w:t>from copy import deepcopy</w:t>
+        <w:br/>
+        <w:t>TRUSTED_REVIEWERS={'coordinator':{'room_conflict'},'adult_supervisor':{'equipment_concern'}}</w:t>
+        <w:br/>
+        <w:t>def packet(case_id,kind,reported,source_ids,owner,deadline):</w:t>
+        <w:br/>
+        <w:t xml:space="preserve"> if any(type(v) is not str or not v for v in [case_id,kind,reported]):raise ValueError('nonempty case fields required')</w:t>
+        <w:br/>
+        <w:t xml:space="preserve"> if type(source_ids) is not list or not source_ids or any(type(v) is not str or not v for v in source_ids):</w:t>
+        <w:br/>
+        <w:t xml:space="preserve">  raise ValueError('nonempty fictional evidence IDs required')</w:t>
+        <w:br/>
+        <w:t xml:space="preserve"> if type(deadline) is not int or deadline&lt;0:raise ValueError('nonnegative virtual minute deadline required')</w:t>
+        <w:br/>
+        <w:t xml:space="preserve"> if owner is not None and type(owner) is not str:raise ValueError('owner must be a symbolic reviewer ID or None')</w:t>
+        <w:br/>
+        <w:t xml:space="preserve"> assigned=owner in TRUSTED_REVIEWERS and kind in TRUSTED_REVIEWERS[owner]</w:t>
+        <w:br/>
+        <w:t xml:space="preserve"> return {'case_id':case_id,'kind':kind,'reported':reported,'source_ids':list(source_ids),</w:t>
+        <w:br/>
+        <w:t xml:space="preserve">         'owner':owner,'assigned':assigned,'deadline':deadline,'status':'needs_review',</w:t>
+        <w:br/>
+        <w:t xml:space="preserve">         'fallback':'keep unresolved; perform no booking or certification'}</w:t>
+        <w:br/>
+        <w:t>def progress(item,now,*,reachable):</w:t>
+        <w:br/>
+        <w:t xml:space="preserve"> if type(now) is not int or now&lt;0 or type(reachable) is not bool:raise ValueError('valid virtual time and reachability required')</w:t>
+        <w:br/>
+        <w:t xml:space="preserve"> return {'status':'needs_review','overdue':now&gt;=item['deadline'],</w:t>
+        <w:br/>
+        <w:t xml:space="preserve">         'handoff_ready':item['assigned'] and reachable,'effects':[],'notifications_sent':[]}</w:t>
+        <w:br/>
+        <w:br/>
+        <w:t>effects=[];notifications=[]</w:t>
+        <w:br/>
+        <w:t>unassigned=packet('ROOM-C1','room_conflict','Fictional cards disagree: B12 versus D4',['S1','S2'],None,30)</w:t>
+        <w:br/>
+        <w:t>assigned=packet('ROOM-C1','room_conflict',unassigned['reported'],['S1','S2'],'coordinator',30)</w:t>
+        <w:br/>
+        <w:t>before=deepcopy(assigned)</w:t>
+        <w:br/>
+        <w:t>assert not unassigned['assigned'] and assigned['assigned']</w:t>
+        <w:br/>
+        <w:t>ready=progress(assigned,10,reachable=True)</w:t>
+        <w:br/>
+        <w:t>over=progress(assigned,30,reachable=True)</w:t>
+        <w:br/>
+        <w:t>assert ready['handoff_ready'] and not ready['overdue']</w:t>
+        <w:br/>
+        <w:t>assert over['overdue'] and over['status']=='needs_review' and over['effects']==[]</w:t>
+        <w:br/>
+        <w:t>wrong_owner=packet('ROOM-C1','room_conflict',unassigned['reported'],['S1','S2'],'adult_supervisor',30)</w:t>
+        <w:br/>
+        <w:t>assert not wrong_owner['assigned']</w:t>
+        <w:br/>
+        <w:t>picture=packet('REPORT-P1','equipment_concern','Learner reports a damaged bottle; no physical condition verified',</w:t>
+        <w:br/>
+        <w:t xml:space="preserve">               ['fictional-report-P1'],'adult_supervisor',30)</w:t>
+        <w:br/>
+        <w:t>unreachable=progress(picture,31,reachable=False)</w:t>
+        <w:br/>
+        <w:t>assert not unreachable['handoff_ready'] and unreachable['status']=='needs_review'</w:t>
+        <w:br/>
+        <w:t>assert assigned==before and effects==notifications==[]</w:t>
+        <w:br/>
+        <w:t>print('Main unassigned/assigned:',unassigned['assigned'],assigned['assigned'],'handoff state:',ready)</w:t>
+        <w:br/>
+        <w:t>print('Deadline reached without a decision:',over)</w:t>
+        <w:br/>
+        <w:t>print('Picture supplied report and route:',picture,'unreachable supervisor:',unreachable)</w:t>
+        <w:br/>
+        <w:t>print('Handoff-ready means a packet and route are specified; it is not evidence of delivery, receipt, review or approval.')</w:t>
+        <w:br/>
+        <w:t>print('No emails, messages, notifications, bookings, certifications or real-world safety decisions are made. Institutional procedures are outside this fictional model.')</w:t>
+        <w:br/>
+      </w:r>
+    </w:p>
+    <w:p>
+      <w:pPr>
+        <w:pStyle w:val="Heading2"/>
+      </w:pPr>
+      <w:r>
+        <w:t>Expected outcomes and communication limits</w:t>
+      </w:r>
+    </w:p>
+    <w:p>
+      <w:pPr>
+        <w:pStyle w:val="ListNumber"/>
+      </w:pPr>
+      <w:r>
+        <w:t>Predict whether the unassigned room packet, coordinator packet and wrong-role packet have a valid owner. Compare virtual minute 10 with deadline minute 30: overdue changes at equality, but needs_review does not become approval. The separate pictured report remains unresolved when its supervisor is unreachable. All effect and notification lists remain empty. The code only constructs copied fictional packets and checks trusted role metadata. It sends no message, makes no booking, supplies no equipment verdict and verifies no real person’s availability. Record actual local output only after a run; otherwise keep “not run”.</w:t>
+      </w:r>
+    </w:p>
+    <w:p>
+      <w:pPr>
+        <w:pStyle w:val="Heading2"/>
+      </w:pPr>
+      <w:r>
+        <w:t>Evidence ledger and reflection</w:t>
       </w:r>
     </w:p>
     <w:tbl>
@@ -1951,14 +2850,6 @@
     </w:p>
     <w:p>
       <w:pPr>
-        <w:pStyle w:val="Heading3"/>
-      </w:pPr>
-      <w:r>
-        <w:t>Plan → try → check</w:t>
-      </w:r>
-    </w:p>
-    <w:p>
-      <w:pPr>
         <w:spacing w:line="336" w:lineRule="auto" w:after="180"/>
       </w:pPr>
       <w:r>
@@ -1970,23 +2861,47 @@
     </w:p>
     <w:p>
       <w:pPr>
+        <w:pStyle w:val="Heading2"/>
+      </w:pPr>
+      <w:r>
+        <w:t>Earlier wording, alternatives and picture transcripts · reference / check after trying</w:t>
+      </w:r>
+    </w:p>
+    <w:p>
+      <w:pPr>
+        <w:pStyle w:val="Heading3"/>
+      </w:pPr>
+      <w:r>
+        <w:t>Predict, investigate and preserve the evidence</w:t>
+      </w:r>
+    </w:p>
+    <w:p>
+      <w:pPr>
+        <w:pStyle w:val="Heading3"/>
+      </w:pPr>
+      <w:r>
+        <w:t>Plan → try → check</w:t>
+      </w:r>
+    </w:p>
+    <w:p>
+      <w:pPr>
         <w:pStyle w:val="Heading1"/>
       </w:pPr>
       <w:r>
-        <w:t>10. Build your understanding</w:t>
-      </w:r>
-    </w:p>
-    <w:p>
-      <w:r>
-        <w:t>Move from recall to tracing, diagnosis and transfer in Human escalation workflows. Explain why each step is justified.</w:t>
-      </w:r>
-    </w:p>
-    <w:p>
-      <w:pPr>
-        <w:pStyle w:val="Heading3"/>
-      </w:pPr>
-      <w:r>
-        <w:t>Explain → apply → challenge</w:t>
+        <w:t>14. Try alone: no reply at the stated 16:00 deadline</w:t>
+      </w:r>
+    </w:p>
+    <w:p>
+      <w:r>
+        <w:t>Apply the supplied pending policy rather than assuming consent.</w:t>
+      </w:r>
+    </w:p>
+    <w:p>
+      <w:pPr>
+        <w:pStyle w:val="Heading2"/>
+      </w:pPr>
+      <w:r>
+        <w:t>Complete selected independent task</w:t>
       </w:r>
     </w:p>
     <w:p>
@@ -1997,43 +2912,123 @@
         <w:rPr>
           <w:b w:val="0"/>
         </w:rPr>
-        <w:t xml:space="preserve">Explain the weekly </w:t>
-      </w:r>
-      <w:r>
-        <w:rPr>
-          <w:b/>
-        </w:rPr>
-        <w:t>mechanism</w:t>
-      </w:r>
+        <w:t>Reviewer deadline is 16:00; no reply by 16:00. Policy says remain pending, not auto-approve. Decide.</w:t>
+      </w:r>
+    </w:p>
+    <w:p>
+      <w:pPr>
+        <w:pStyle w:val="Heading2"/>
+      </w:pPr>
+      <w:r>
+        <w:t>First attempt and support record</w:t>
+      </w:r>
+    </w:p>
+    <w:p>
+      <w:pPr>
+        <w:pStyle w:val="Heading3"/>
+      </w:pPr>
+      <w:r>
+        <w:t>My independent explanation, trace and limits</w:t>
+      </w:r>
+    </w:p>
+    <w:p>
+      <w:r>
+        <w:t>________________________________________________________________</w:t>
+      </w:r>
+    </w:p>
+    <w:p>
+      <w:r>
+        <w:t>________________________________________________________________</w:t>
+      </w:r>
+    </w:p>
+    <w:p>
+      <w:r>
+        <w:t>________________________________________________________________</w:t>
+      </w:r>
+    </w:p>
+    <w:p>
+      <w:r>
+        <w:t>________________________________________________________________</w:t>
+      </w:r>
+    </w:p>
+    <w:p>
+      <w:r>
+        <w:t>________________________________________________________________</w:t>
+      </w:r>
+    </w:p>
+    <w:p>
+      <w:r>
+        <w:t>________________________________________________________________</w:t>
+      </w:r>
+    </w:p>
+    <w:p>
+      <w:r>
+        <w:t>________________________________________________________________</w:t>
+      </w:r>
+    </w:p>
+    <w:p>
+      <w:pPr>
+        <w:spacing w:line="336" w:lineRule="auto" w:after="180"/>
+      </w:pPr>
       <w:r>
         <w:rPr>
           <w:b w:val="0"/>
         </w:rPr>
-        <w:t xml:space="preserve"> in your own words. Use the worked scenario to name its </w:t>
-      </w:r>
-      <w:r>
-        <w:rPr>
-          <w:b/>
-        </w:rPr>
-        <w:t>input</w:t>
-      </w:r>
+        <w:t>Attempt this case before feedback. Record any help. Earlier examples below are further practice; a case already practised with feedback cannot establish fresh transfer.</w:t>
+      </w:r>
+    </w:p>
+    <w:p>
+      <w:pPr>
+        <w:pStyle w:val="Heading2"/>
+      </w:pPr>
+      <w:r>
+        <w:t>Feedback after trying</w:t>
+      </w:r>
+    </w:p>
+    <w:p>
+      <w:pPr>
+        <w:spacing w:line="336" w:lineRule="auto" w:after="180"/>
+      </w:pPr>
       <w:r>
         <w:rPr>
           <w:b w:val="0"/>
         </w:rPr>
-        <w:t xml:space="preserve">, decision rule and </w:t>
-      </w:r>
-      <w:r>
-        <w:rPr>
-          <w:b/>
-        </w:rPr>
-        <w:t>output</w:t>
-      </w:r>
+        <w:t>Attempt the independent case before hints. Record whether you worked alone, used a hint or followed a model. After feedback, fix the first unsupported step and explain why it changed.</w:t>
+      </w:r>
+    </w:p>
+    <w:p>
+      <w:pPr>
+        <w:spacing w:line="336" w:lineRule="auto" w:after="180"/>
+      </w:pPr>
       <w:r>
         <w:rPr>
           <w:b w:val="0"/>
         </w:rPr>
-        <w:t>.</w:t>
+        <w:t>A later check uses a changed case, not a copied answer.</w:t>
+      </w:r>
+    </w:p>
+    <w:p>
+      <w:pPr>
+        <w:pStyle w:val="Heading2"/>
+      </w:pPr>
+      <w:r>
+        <w:t>Earlier wording, alternatives and picture transcripts · reference / check after trying</w:t>
+      </w:r>
+    </w:p>
+    <w:p>
+      <w:pPr>
+        <w:pStyle w:val="Heading3"/>
+      </w:pPr>
+      <w:r>
+        <w:t>Independent case: Apply a new case independently</w:t>
+      </w:r>
+    </w:p>
+    <w:p>
+      <w:pPr>
+        <w:pStyle w:val="Heading3"/>
+      </w:pPr>
+      <w:r>
+        <w:t>Attempt this without hints</w:t>
       </w:r>
     </w:p>
     <w:p>
@@ -2044,7 +3039,55 @@
         <w:rPr>
           <w:b w:val="0"/>
         </w:rPr>
-        <w:t>A report omits this qualification: Escalation without a responsible actor and declared fallback cannot guarantee resolution. Explain how omitting it could change a reader's interpretation, and write an accurate replacement.</w:t>
+        <w:t>Reviewer deadline is 16:00; no reply by 16:00. Policy says remain pending, not auto-approve. Decide.</w:t>
+      </w:r>
+    </w:p>
+    <w:p>
+      <w:pPr>
+        <w:pStyle w:val="Heading3"/>
+      </w:pPr>
+      <w:r>
+        <w:t>My independent procedure, result and limitation</w:t>
+      </w:r>
+    </w:p>
+    <w:p>
+      <w:r>
+        <w:t>________________________________________________________________</w:t>
+      </w:r>
+    </w:p>
+    <w:p>
+      <w:r>
+        <w:t>________________________________________________________________</w:t>
+      </w:r>
+    </w:p>
+    <w:p>
+      <w:r>
+        <w:t>________________________________________________________________</w:t>
+      </w:r>
+    </w:p>
+    <w:p>
+      <w:r>
+        <w:t>________________________________________________________________</w:t>
+      </w:r>
+    </w:p>
+    <w:p>
+      <w:r>
+        <w:t>________________________________________________________________</w:t>
+      </w:r>
+    </w:p>
+    <w:p>
+      <w:r>
+        <w:t>________________________________________________________________</w:t>
+      </w:r>
+    </w:p>
+    <w:p>
+      <w:r>
+        <w:t>________________________________________________________________</w:t>
+      </w:r>
+    </w:p>
+    <w:p>
+      <w:r>
+        <w:t>________________________________________________________________</w:t>
       </w:r>
     </w:p>
     <w:p>
@@ -2055,18 +3098,7 @@
         <w:rPr>
           <w:b w:val="0"/>
         </w:rPr>
-        <w:t>For the worked scenario, propose one additional case that could reveal a failure, describe its expected outcome before running it, and explain what would need to remain fixed for a fair comparison.</w:t>
-      </w:r>
-    </w:p>
-    <w:p>
-      <w:pPr>
-        <w:spacing w:line="336" w:lineRule="auto" w:after="180"/>
-      </w:pPr>
-      <w:r>
-        <w:rPr>
-          <w:b w:val="0"/>
-        </w:rPr>
-        <w:t>Do not reuse W4 as a new final test after receiving feedback.</w:t>
+        <w:t>Record support used: none, hint or teacher explanation. After feedback, a different case is needed to demonstrate independence.</w:t>
       </w:r>
     </w:p>
     <w:p>
@@ -2074,32 +3106,7 @@
         <w:pStyle w:val="Heading3"/>
       </w:pPr>
       <w:r>
-        <w:t>Explain which evidence supports your conclusion and which claim remains unproved.</w:t>
-      </w:r>
-    </w:p>
-    <w:p>
-      <w:r>
-        <w:t>________________________________________________________________</w:t>
-      </w:r>
-    </w:p>
-    <w:p>
-      <w:r>
-        <w:t>________________________________________________________________</w:t>
-      </w:r>
-    </w:p>
-    <w:p>
-      <w:r>
-        <w:t>________________________________________________________________</w:t>
-      </w:r>
-    </w:p>
-    <w:p>
-      <w:r>
-        <w:t>________________________________________________________________</w:t>
-      </w:r>
-    </w:p>
-    <w:p>
-      <w:r>
-        <w:t>________________________________________________________________</w:t>
+        <w:t>Use feedback to improve</w:t>
       </w:r>
     </w:p>
     <w:p>
@@ -2107,12 +3114,20 @@
         <w:pStyle w:val="Heading1"/>
       </w:pPr>
       <w:r>
-        <w:t>11. Connect your project</w:t>
-      </w:r>
-    </w:p>
-    <w:p>
-      <w:r>
-        <w:t>Apply this week’s idea to Grounded Learning Service. Keep an annotated decision and the evidence supporting it.</w:t>
+        <w:t>11. Save one actionable handoff record without claiming it was sent</w:t>
+      </w:r>
+    </w:p>
+    <w:p>
+      <w:r>
+        <w:t>Keep reported facts and unresolved status visible.</w:t>
+      </w:r>
+    </w:p>
+    <w:p>
+      <w:pPr>
+        <w:pStyle w:val="Heading2"/>
+      </w:pPr>
+      <w:r>
+        <w:t>Project task and artifact</w:t>
       </w:r>
     </w:p>
     <w:p>
@@ -2303,10 +3318,10 @@
     </w:tbl>
     <w:p>
       <w:pPr>
-        <w:pStyle w:val="Heading3"/>
-      </w:pPr>
-      <w:r>
-        <w:t>Evidence for your project</w:t>
+        <w:pStyle w:val="Heading2"/>
+      </w:pPr>
+      <w:r>
+        <w:t>Actual run or trace and limitations</w:t>
       </w:r>
     </w:p>
     <w:p>
@@ -2334,15 +3349,88 @@
     </w:p>
     <w:p>
       <w:pPr>
+        <w:pStyle w:val="Heading2"/>
+      </w:pPr>
+      <w:r>
+        <w:t>Earlier wording, alternatives and picture transcripts · reference / check after trying</w:t>
+      </w:r>
+    </w:p>
+    <w:p>
+      <w:pPr>
+        <w:pStyle w:val="Heading3"/>
+      </w:pPr>
+      <w:r>
+        <w:t>Evidence for your project</w:t>
+      </w:r>
+    </w:p>
+    <w:p>
+      <w:pPr>
         <w:pStyle w:val="Heading1"/>
       </w:pPr>
       <w:r>
-        <w:t>12. Show what you know</w:t>
-      </w:r>
-    </w:p>
-    <w:p>
-      <w:r>
-        <w:t>Use a genuinely new case for independent evidence. Previously discussed examples remain practice; use the separately named independent case before feedback.</w:t>
+        <w:t>16. Explain who can decide and what happens while waiting</w:t>
+      </w:r>
+    </w:p>
+    <w:p>
+      <w:r>
+        <w:t>A deadline organizes work; it does not create missing approval.</w:t>
+      </w:r>
+    </w:p>
+    <w:p>
+      <w:pPr>
+        <w:pStyle w:val="Heading2"/>
+      </w:pPr>
+      <w:r>
+        <w:t>Retrieve and explain</w:t>
+      </w:r>
+    </w:p>
+    <w:p>
+      <w:pPr>
+        <w:pStyle w:val="ListBullet"/>
+      </w:pPr>
+      <w:r>
+        <w:t>Close your notes. Explain this goal in your own words: Explain the mechanism and terminology of human escalation workflows</w:t>
+      </w:r>
+    </w:p>
+    <w:p>
+      <w:pPr>
+        <w:pStyle w:val="Heading3"/>
+      </w:pPr>
+      <w:r>
+        <w:t>My deciding step, evidence and one remaining question</w:t>
+      </w:r>
+    </w:p>
+    <w:p>
+      <w:r>
+        <w:t>________________________________________________________________</w:t>
+      </w:r>
+    </w:p>
+    <w:p>
+      <w:r>
+        <w:t>________________________________________________________________</w:t>
+      </w:r>
+    </w:p>
+    <w:p>
+      <w:r>
+        <w:t>________________________________________________________________</w:t>
+      </w:r>
+    </w:p>
+    <w:p>
+      <w:r>
+        <w:t>________________________________________________________________</w:t>
+      </w:r>
+    </w:p>
+    <w:p>
+      <w:r>
+        <w:t>________________________________________________________________</w:t>
+      </w:r>
+    </w:p>
+    <w:p>
+      <w:pPr>
+        <w:pStyle w:val="Heading2"/>
+      </w:pPr>
+      <w:r>
+        <w:t>Plan a changed-case return</w:t>
       </w:r>
     </w:p>
     <w:p>
@@ -2353,62 +3441,31 @@
         <w:rPr>
           <w:b w:val="0"/>
         </w:rPr>
-        <w:t>Complete the supported workbook tasks before attempting W4 independently. Record any hints or help used. After feedback, use the teacher's fresh retry rather than copying the earlier answer.</w:t>
-      </w:r>
-    </w:p>
-    <w:p>
-      <w:pPr>
-        <w:spacing w:line="336" w:lineRule="auto" w:after="180"/>
-      </w:pPr>
+        <w:t xml:space="preserve">If you are unsure, return to the worked picture and explain one arrow. If you are ready, change an </w:t>
+      </w:r>
+      <w:r>
+        <w:rPr>
+          <w:b/>
+        </w:rPr>
+        <w:t>input</w:t>
+      </w:r>
       <w:r>
         <w:rPr>
           <w:b w:val="0"/>
         </w:rPr>
-        <w:t>For a project, select a relevant new case, predict the outcome from the declared rule and preserve the result alongside any revision.</w:t>
-      </w:r>
-    </w:p>
-    <w:p>
-      <w:pPr>
-        <w:pStyle w:val="Heading3"/>
-      </w:pPr>
-      <w:r>
-        <w:t>Exit: propose one revealing change to the worked scenario. State the expected outcome and the evidence that would make you revise your explanation.</w:t>
-      </w:r>
-    </w:p>
-    <w:p>
-      <w:r>
-        <w:t>________________________________________________________________</w:t>
-      </w:r>
-    </w:p>
-    <w:p>
-      <w:r>
-        <w:t>________________________________________________________________</w:t>
-      </w:r>
-    </w:p>
-    <w:p>
-      <w:r>
-        <w:t>________________________________________________________________</w:t>
-      </w:r>
-    </w:p>
-    <w:p>
-      <w:r>
-        <w:t>________________________________________________________________</w:t>
-      </w:r>
-    </w:p>
-    <w:p>
-      <w:r>
-        <w:t>________________________________________________________________</w:t>
-      </w:r>
-    </w:p>
-    <w:p>
-      <w:pPr>
-        <w:spacing w:line="336" w:lineRule="auto" w:after="180"/>
-      </w:pPr>
+        <w:t xml:space="preserve"> or assumption and justify your </w:t>
+      </w:r>
+      <w:r>
+        <w:rPr>
+          <w:b/>
+        </w:rPr>
+        <w:t>prediction</w:t>
+      </w:r>
       <w:r>
         <w:rPr>
           <w:b w:val="0"/>
         </w:rPr>
-        <w:t>For the worked scenario, propose one additional case that could reveal a failure, describe its expected outcome before running it, and explain what would need to remain fixed for a fair comparison.</w:t>
+        <w:t>.</w:t>
       </w:r>
     </w:p>
     <w:p>
@@ -2419,14 +3476,336 @@
         <w:rPr>
           <w:b w:val="0"/>
         </w:rPr>
-        <w:t>Do not reuse W4 as a new final test after receiving feedback.</w:t>
-      </w:r>
-    </w:p>
+        <w:t xml:space="preserve">Save your workbook </w:t>
+      </w:r>
+      <w:r>
+        <w:rPr>
+          <w:b/>
+        </w:rPr>
+        <w:t>evidence</w:t>
+      </w:r>
+      <w:r>
+        <w:rPr>
+          <w:b w:val="0"/>
+        </w:rPr>
+        <w:t>. At the next review, try a different case before opening your old answer.</w:t>
+      </w:r>
+    </w:p>
+    <w:p>
+      <w:pPr>
+        <w:pStyle w:val="Heading1"/>
+      </w:pPr>
+      <w:r>
+        <w:t>Reference bank and extra practice</w:t>
+      </w:r>
+    </w:p>
+    <w:p>
+      <w:pPr>
+        <w:pStyle w:val="Heading1"/>
+      </w:pPr>
+      <w:r>
+        <w:t>05. Reference · Use service vocabulary precisely</w:t>
+      </w:r>
+    </w:p>
+    <w:p>
+      <w:r>
+        <w:t>Connect each term to an input, operation, evidence source or outcome.</w:t>
+      </w:r>
+    </w:p>
+    <w:p>
+      <w:pPr>
+        <w:pStyle w:val="Heading2"/>
+      </w:pPr>
+      <w:r>
+        <w:t>Vocabulary and your explanation</w:t>
+      </w:r>
+    </w:p>
+    <w:tbl>
+      <w:tblPr>
+        <w:tblStyle w:val="LightShading-Accent1"/>
+        <w:tblW w:type="auto" w:w="0"/>
+        <w:tblLook w:firstColumn="1" w:firstRow="1" w:lastColumn="0" w:lastRow="0" w:noHBand="0" w:noVBand="1" w:val="04A0"/>
+      </w:tblPr>
+      <w:tblGrid>
+        <w:gridCol w:w="5112"/>
+        <w:gridCol w:w="5112"/>
+      </w:tblGrid>
+      <w:tr>
+        <w:trPr>
+          <w:tblHeader/>
+        </w:trPr>
+        <w:tc>
+          <w:tcPr>
+            <w:tcW w:type="dxa" w:w="5112"/>
+          </w:tcPr>
+          <w:p>
+            <w:r>
+              <w:t>Word</w:t>
+            </w:r>
+          </w:p>
+        </w:tc>
+        <w:tc>
+          <w:tcPr>
+            <w:tcW w:type="dxa" w:w="5112"/>
+          </w:tcPr>
+          <w:p>
+            <w:r>
+              <w:t>Meaning</w:t>
+            </w:r>
+          </w:p>
+        </w:tc>
+      </w:tr>
+      <w:tr>
+        <w:tc>
+          <w:tcPr>
+            <w:tcW w:type="dxa" w:w="5112"/>
+          </w:tcPr>
+          <w:p>
+            <w:r>
+              <w:t>Escalation owner</w:t>
+            </w:r>
+          </w:p>
+        </w:tc>
+        <w:tc>
+          <w:tcPr>
+            <w:tcW w:type="dxa" w:w="5112"/>
+          </w:tcPr>
+          <w:p>
+            <w:r>
+              <w:t>The actor responsible for a reviewed decision</w:t>
+            </w:r>
+          </w:p>
+        </w:tc>
+      </w:tr>
+      <w:tr>
+        <w:tc>
+          <w:tcPr>
+            <w:tcW w:type="dxa" w:w="5112"/>
+          </w:tcPr>
+          <w:p>
+            <w:r>
+              <w:t>Decision packet</w:t>
+            </w:r>
+          </w:p>
+        </w:tc>
+        <w:tc>
+          <w:tcPr>
+            <w:tcW w:type="dxa" w:w="5112"/>
+          </w:tcPr>
+          <w:p>
+            <w:r>
+              <w:t>Evidence and exact action awaiting review</w:t>
+            </w:r>
+          </w:p>
+        </w:tc>
+      </w:tr>
+      <w:tr>
+        <w:tc>
+          <w:tcPr>
+            <w:tcW w:type="dxa" w:w="5112"/>
+          </w:tcPr>
+          <w:p>
+            <w:r>
+              <w:t>Fallback policy</w:t>
+            </w:r>
+          </w:p>
+        </w:tc>
+        <w:tc>
+          <w:tcPr>
+            <w:tcW w:type="dxa" w:w="5112"/>
+          </w:tcPr>
+          <w:p>
+            <w:r>
+              <w:t>Declared behaviour when review cannot complete</w:t>
+            </w:r>
+          </w:p>
+        </w:tc>
+      </w:tr>
+    </w:tbl>
     <w:p>
       <w:pPr>
         <w:pStyle w:val="Heading3"/>
       </w:pPr>
       <w:r>
+        <w:t>Use two terms to explain a step in this week’s example.</w:t>
+      </w:r>
+    </w:p>
+    <w:p>
+      <w:r>
+        <w:t>________________________________________________________________</w:t>
+      </w:r>
+    </w:p>
+    <w:p>
+      <w:r>
+        <w:t>________________________________________________________________</w:t>
+      </w:r>
+    </w:p>
+    <w:p>
+      <w:r>
+        <w:t>________________________________________________________________</w:t>
+      </w:r>
+    </w:p>
+    <w:p>
+      <w:pPr>
+        <w:pStyle w:val="Heading1"/>
+      </w:pPr>
+      <w:r>
+        <w:t>10. Extra challenge · Explain a stronger case</w:t>
+      </w:r>
+    </w:p>
+    <w:p>
+      <w:r>
+        <w:t>Choose the next challenge after the main route.</w:t>
+      </w:r>
+    </w:p>
+    <w:p>
+      <w:pPr>
+        <w:pStyle w:val="Heading2"/>
+      </w:pPr>
+      <w:r>
+        <w:t>Explain,repair and extend</w:t>
+      </w:r>
+    </w:p>
+    <w:p>
+      <w:pPr>
+        <w:pStyle w:val="Heading3"/>
+      </w:pPr>
+      <w:r>
+        <w:t>Explain → apply → challenge</w:t>
+      </w:r>
+    </w:p>
+    <w:p>
+      <w:pPr>
+        <w:pStyle w:val="ListBullet"/>
+      </w:pPr>
+      <w:r>
+        <w:t>Explain the weekly mechanism in your own words. Use the worked scenario to name its input, decision rule and output.</w:t>
+      </w:r>
+    </w:p>
+    <w:p>
+      <w:pPr>
+        <w:pStyle w:val="ListBullet"/>
+      </w:pPr>
+      <w:r>
+        <w:t>A report omits this qualification: Escalation without a responsible actor and declared fallback cannot guarantee resolution. Explain how omitting it could change a reader's interpretation, and write an accurate replacement.</w:t>
+      </w:r>
+    </w:p>
+    <w:p>
+      <w:pPr>
+        <w:pStyle w:val="ListBullet"/>
+      </w:pPr>
+      <w:r>
+        <w:t>For the worked scenario, propose one additional case that could reveal a failure, describe its expected outcome before running it, and explain what would need to remain fixed for a fair comparison. Do not reuse W4 as a new final test after receiving feedback.</w:t>
+      </w:r>
+    </w:p>
+    <w:p>
+      <w:pPr>
+        <w:pStyle w:val="Heading3"/>
+      </w:pPr>
+      <w:r>
+        <w:t>Explain which evidence supports your conclusion and which claim remains unproved.</w:t>
+      </w:r>
+    </w:p>
+    <w:p>
+      <w:r>
+        <w:t>________________________________________________________________</w:t>
+      </w:r>
+    </w:p>
+    <w:p>
+      <w:r>
+        <w:t>________________________________________________________________</w:t>
+      </w:r>
+    </w:p>
+    <w:p>
+      <w:r>
+        <w:t>________________________________________________________________</w:t>
+      </w:r>
+    </w:p>
+    <w:p>
+      <w:r>
+        <w:t>________________________________________________________________</w:t>
+      </w:r>
+    </w:p>
+    <w:p>
+      <w:r>
+        <w:t>________________________________________________________________</w:t>
+      </w:r>
+    </w:p>
+    <w:p>
+      <w:pPr>
+        <w:pStyle w:val="Heading1"/>
+      </w:pPr>
+      <w:r>
+        <w:t>12. Reference · Check the service reasoning and its limits</w:t>
+      </w:r>
+    </w:p>
+    <w:p>
+      <w:r>
+        <w:t>Use after practice; keep the selected independent case for its first attempt.</w:t>
+      </w:r>
+    </w:p>
+    <w:p>
+      <w:pPr>
+        <w:pStyle w:val="Heading2"/>
+      </w:pPr>
+      <w:r>
+        <w:t>Current explanation and response</w:t>
+      </w:r>
+    </w:p>
+    <w:p>
+      <w:pPr>
+        <w:pStyle w:val="ListBullet"/>
+      </w:pPr>
+      <w:r>
+        <w:t>Complete the supported workbook tasks before attempting W4 independently. Record any hints or help used. After feedback, use the teacher's fresh retry rather than copying the earlier answer. For a project, select a relevant new case, predict the outcome from the declared rule and preserve the result alongside any revision.</w:t>
+      </w:r>
+    </w:p>
+    <w:p>
+      <w:pPr>
+        <w:pStyle w:val="Heading3"/>
+      </w:pPr>
+      <w:r>
+        <w:t>Exit: propose one revealing change to the worked scenario. State the expected outcome and the evidence that would make you revise your explanation.</w:t>
+      </w:r>
+    </w:p>
+    <w:p>
+      <w:r>
+        <w:t>________________________________________________________________</w:t>
+      </w:r>
+    </w:p>
+    <w:p>
+      <w:r>
+        <w:t>________________________________________________________________</w:t>
+      </w:r>
+    </w:p>
+    <w:p>
+      <w:r>
+        <w:t>________________________________________________________________</w:t>
+      </w:r>
+    </w:p>
+    <w:p>
+      <w:r>
+        <w:t>________________________________________________________________</w:t>
+      </w:r>
+    </w:p>
+    <w:p>
+      <w:r>
+        <w:t>________________________________________________________________</w:t>
+      </w:r>
+    </w:p>
+    <w:p>
+      <w:pPr>
+        <w:pStyle w:val="ListBullet"/>
+      </w:pPr>
+      <w:r>
+        <w:t>For the worked scenario, propose one additional case that could reveal a failure, describe its expected outcome before running it, and explain what would need to remain fixed for a fair comparison. Do not reuse W4 as a new final test after receiving feedback.</w:t>
+      </w:r>
+    </w:p>
+    <w:p>
+      <w:pPr>
+        <w:pStyle w:val="Heading3"/>
+      </w:pPr>
+      <w:r>
         <w:t>My limited claim and a useful next check</w:t>
       </w:r>
     </w:p>
@@ -2455,12 +3834,20 @@
         <w:pStyle w:val="Heading1"/>
       </w:pPr>
       <w:r>
-        <w:t>13. Study a complete case</w:t>
-      </w:r>
-    </w:p>
-    <w:p>
-      <w:r>
-        <w:t>Revisit the complete Human escalation workflows case for supported practice. Repeated examples do not become fresh assessments.</w:t>
+        <w:t>13. Extra practice · Revisit the complete trace</w:t>
+      </w:r>
+    </w:p>
+    <w:p>
+      <w:r>
+        <w:t>Predict before reading the supplied steps.</w:t>
+      </w:r>
+    </w:p>
+    <w:p>
+      <w:pPr>
+        <w:pStyle w:val="Heading2"/>
+      </w:pPr>
+      <w:r>
+        <w:t>Complete trace and evidence</w:t>
       </w:r>
     </w:p>
     <w:p>
@@ -2629,206 +4016,20 @@
         <w:pStyle w:val="Heading1"/>
       </w:pPr>
       <w:r>
-        <w:t>14. Try a new case independently</w:t>
-      </w:r>
-    </w:p>
-    <w:p>
-      <w:r>
-        <w:t>Attempt the reserved new case before feedback. Record support; the earlier examples below remain additional practice.</w:t>
-      </w:r>
-    </w:p>
-    <w:p>
-      <w:pPr>
-        <w:pStyle w:val="Heading3"/>
-      </w:pPr>
-      <w:r>
-        <w:t>Independent case: Apply a new case independently</w:t>
-      </w:r>
-    </w:p>
-    <w:p>
-      <w:pPr>
-        <w:spacing w:line="336" w:lineRule="auto" w:after="180"/>
-      </w:pPr>
-      <w:r>
-        <w:rPr>
-          <w:b w:val="0"/>
-        </w:rPr>
-        <w:t>Reviewer deadline is16:00; no reply by16:00. Policy says remain pending, not auto-approve. Decide.</w:t>
-      </w:r>
-    </w:p>
-    <w:p>
-      <w:pPr>
-        <w:pStyle w:val="Heading3"/>
-      </w:pPr>
-      <w:r>
-        <w:t>My independent explanation, trace and limits</w:t>
-      </w:r>
-    </w:p>
-    <w:p>
-      <w:r>
-        <w:t>________________________________________________________________</w:t>
-      </w:r>
-    </w:p>
-    <w:p>
-      <w:r>
-        <w:t>________________________________________________________________</w:t>
-      </w:r>
-    </w:p>
-    <w:p>
-      <w:r>
-        <w:t>________________________________________________________________</w:t>
-      </w:r>
-    </w:p>
-    <w:p>
-      <w:r>
-        <w:t>________________________________________________________________</w:t>
-      </w:r>
-    </w:p>
-    <w:p>
-      <w:r>
-        <w:t>________________________________________________________________</w:t>
-      </w:r>
-    </w:p>
-    <w:p>
-      <w:r>
-        <w:t>________________________________________________________________</w:t>
-      </w:r>
-    </w:p>
-    <w:p>
-      <w:r>
-        <w:t>________________________________________________________________</w:t>
-      </w:r>
-    </w:p>
-    <w:p>
-      <w:pPr>
-        <w:spacing w:line="336" w:lineRule="auto" w:after="180"/>
-      </w:pPr>
-      <w:r>
-        <w:rPr>
-          <w:b w:val="0"/>
-        </w:rPr>
-        <w:t>Attempt this case before feedback. Record any help. Earlier examples below are further practice; a case already practised with feedback cannot establish fresh transfer.</w:t>
-      </w:r>
-    </w:p>
-    <w:p>
-      <w:pPr>
-        <w:pStyle w:val="Heading3"/>
-      </w:pPr>
-      <w:r>
-        <w:t>Attempt this without hints</w:t>
-      </w:r>
-    </w:p>
-    <w:p>
-      <w:pPr>
-        <w:spacing w:line="336" w:lineRule="auto" w:after="180"/>
-      </w:pPr>
-      <w:r>
-        <w:rPr>
-          <w:b w:val="0"/>
-        </w:rPr>
-        <w:t>Reviewer deadline is16:00; no reply by16:00. Policy says remain pending, not auto-approve. Decide.</w:t>
-      </w:r>
-    </w:p>
-    <w:p>
-      <w:pPr>
-        <w:pStyle w:val="Heading3"/>
-      </w:pPr>
-      <w:r>
-        <w:t>My independent procedure, result and limitation</w:t>
-      </w:r>
-    </w:p>
-    <w:p>
-      <w:r>
-        <w:t>________________________________________________________________</w:t>
-      </w:r>
-    </w:p>
-    <w:p>
-      <w:r>
-        <w:t>________________________________________________________________</w:t>
-      </w:r>
-    </w:p>
-    <w:p>
-      <w:r>
-        <w:t>________________________________________________________________</w:t>
-      </w:r>
-    </w:p>
-    <w:p>
-      <w:r>
-        <w:t>________________________________________________________________</w:t>
-      </w:r>
-    </w:p>
-    <w:p>
-      <w:r>
-        <w:t>________________________________________________________________</w:t>
-      </w:r>
-    </w:p>
-    <w:p>
-      <w:r>
-        <w:t>________________________________________________________________</w:t>
-      </w:r>
-    </w:p>
-    <w:p>
-      <w:r>
-        <w:t>________________________________________________________________</w:t>
-      </w:r>
-    </w:p>
-    <w:p>
-      <w:r>
-        <w:t>________________________________________________________________</w:t>
-      </w:r>
-    </w:p>
-    <w:p>
-      <w:pPr>
-        <w:spacing w:line="336" w:lineRule="auto" w:after="180"/>
-      </w:pPr>
-      <w:r>
-        <w:rPr>
-          <w:b w:val="0"/>
-        </w:rPr>
-        <w:t>Record support used: none, hint or teacher explanation. After feedback, a different case is needed to demonstrate independence.</w:t>
-      </w:r>
-    </w:p>
-    <w:p>
-      <w:pPr>
-        <w:pStyle w:val="Heading3"/>
-      </w:pPr>
-      <w:r>
-        <w:t>Use feedback to improve</w:t>
-      </w:r>
-    </w:p>
-    <w:p>
-      <w:pPr>
-        <w:spacing w:line="336" w:lineRule="auto" w:after="180"/>
-      </w:pPr>
-      <w:r>
-        <w:rPr>
-          <w:b w:val="0"/>
-        </w:rPr>
-        <w:t>Attempt the independent case before hints. Record whether you worked alone, used a hint or followed a model. After feedback, fix the first unsupported step and explain why it changed.</w:t>
-      </w:r>
-    </w:p>
-    <w:p>
-      <w:pPr>
-        <w:spacing w:line="336" w:lineRule="auto" w:after="180"/>
-      </w:pPr>
-      <w:r>
-        <w:rPr>
-          <w:b w:val="0"/>
-        </w:rPr>
-        <w:t>A later check uses a changed case, not a copied answer.</w:t>
-      </w:r>
-    </w:p>
-    <w:p>
-      <w:pPr>
-        <w:pStyle w:val="Heading1"/>
-      </w:pPr>
-      <w:r>
-        <w:t>15. Your lesson route</w:t>
-      </w:r>
-    </w:p>
-    <w:p>
-      <w:r>
-        <w:t>Use this map to navigate Human escalation workflows, connect the goals to tasks and keep one evidence record for each attempt.</w:t>
+        <w:t>15. Reference · The earlier route checklist</w:t>
+      </w:r>
+    </w:p>
+    <w:p>
+      <w:r>
+        <w:t>Use one main route rather than repeating the lesson.</w:t>
+      </w:r>
+    </w:p>
+    <w:p>
+      <w:pPr>
+        <w:pStyle w:val="Heading2"/>
+      </w:pPr>
+      <w:r>
+        <w:t>Targets,route and first prediction</w:t>
       </w:r>
     </w:p>
     <w:p>
@@ -3007,12 +4208,117 @@
         <w:pStyle w:val="Heading1"/>
       </w:pPr>
       <w:r>
-        <w:t>16. Finish and return</w:t>
-      </w:r>
-    </w:p>
-    <w:p>
-      <w:r>
-        <w:t>Explain Human escalation workflows without notes, identify a remaining question and plan a later check with a changed case.</w:t>
+        <w:t>17. Extra practice · Predict,check and repair</w:t>
+      </w:r>
+    </w:p>
+    <w:p>
+      <w:r>
+        <w:t>Keep supported feedback separate from the independent case.</w:t>
+      </w:r>
+    </w:p>
+    <w:p>
+      <w:pPr>
+        <w:pStyle w:val="Heading2"/>
+      </w:pPr>
+      <w:r>
+        <w:t>First supported question and optional hint</w:t>
+      </w:r>
+    </w:p>
+    <w:p>
+      <w:pPr>
+        <w:pStyle w:val="ListBullet"/>
+      </w:pPr>
+      <w:r>
+        <w:t>A useful human handoff. A learner asks whether a damaged laboratory bottle is safe; the bot handles lesson notes only.</w:t>
+      </w:r>
+    </w:p>
+    <w:p>
+      <w:pPr>
+        <w:pStyle w:val="Heading3"/>
+      </w:pPr>
+      <w:r>
+        <w:t>Practice 1: explain the deciding evidence</w:t>
+      </w:r>
+    </w:p>
+    <w:p>
+      <w:pPr>
+        <w:pStyle w:val="ListBullet"/>
+      </w:pPr>
+      <w:r>
+        <w:t>Which labelled step matches this detail? Record the concern as reported, not as a confirmed diagnosis.</w:t>
+      </w:r>
+    </w:p>
+    <w:p>
+      <w:pPr>
+        <w:pStyle w:val="ListBullet"/>
+      </w:pPr>
+      <w:r>
+        <w:t>1. Recognise boundary</w:t>
+      </w:r>
+    </w:p>
+    <w:p>
+      <w:pPr>
+        <w:pStyle w:val="ListBullet"/>
+      </w:pPr>
+      <w:r>
+        <w:t>2. Route the question</w:t>
+      </w:r>
+    </w:p>
+    <w:p>
+      <w:pPr>
+        <w:pStyle w:val="ListBullet"/>
+      </w:pPr>
+      <w:r>
+        <w:t>3. Preserve reported facts</w:t>
+      </w:r>
+    </w:p>
+    <w:p>
+      <w:pPr>
+        <w:pStyle w:val="Heading3"/>
+      </w:pPr>
+      <w:r>
+        <w:t>My selected conclusion, deciding fact and explanation</w:t>
+      </w:r>
+    </w:p>
+    <w:p>
+      <w:r>
+        <w:t>________________________________________________________________</w:t>
+      </w:r>
+    </w:p>
+    <w:p>
+      <w:r>
+        <w:t>________________________________________________________________</w:t>
+      </w:r>
+    </w:p>
+    <w:p>
+      <w:r>
+        <w:t>________________________________________________________________</w:t>
+      </w:r>
+    </w:p>
+    <w:p>
+      <w:r>
+        <w:t>________________________________________________________________</w:t>
+      </w:r>
+    </w:p>
+    <w:p>
+      <w:r>
+        <w:t>________________________________________________________________</w:t>
+      </w:r>
+    </w:p>
+    <w:p>
+      <w:pPr>
+        <w:pStyle w:val="ListBullet"/>
+      </w:pPr>
+      <w:r>
+        <w:t>Hint if needed: Read the steps in the pictorial case. Match the supplied detail to the stage that performs or records it.</w:t>
+      </w:r>
+    </w:p>
+    <w:p>
+      <w:pPr>
+        <w:pStyle w:val="Heading2"/>
+      </w:pPr>
+      <w:r>
+        <w:t>Check after the first attempt · reference / check after trying</w:t>
       </w:r>
     </w:p>
     <w:p>
@@ -3023,7 +4329,145 @@
         <w:rPr>
           <w:b w:val="0"/>
         </w:rPr>
-        <w:t xml:space="preserve">Close your notes. Explain this goal in your own words: Explain the </w:t>
+        <w:t>After your attempt, compare with the supported explanation: Preserve reported facts Record the concern as reported, not as a confirmed diagnosis. Escalation needs an appropriate person and accurate context.</w:t>
+      </w:r>
+    </w:p>
+    <w:p>
+      <w:pPr>
+        <w:spacing w:line="336" w:lineRule="auto" w:after="180"/>
+      </w:pPr>
+      <w:r>
+        <w:rPr>
+          <w:b w:val="0"/>
+        </w:rPr>
+        <w:t>Model confidence cannot replace required authority or physical inspection.</w:t>
+      </w:r>
+    </w:p>
+    <w:p>
+      <w:pPr>
+        <w:pStyle w:val="Heading2"/>
+      </w:pPr>
+      <w:r>
+        <w:t>Changed-case question and optional hint</w:t>
+      </w:r>
+    </w:p>
+    <w:p>
+      <w:pPr>
+        <w:pStyle w:val="Heading3"/>
+      </w:pPr>
+      <w:r>
+        <w:t>Practice 2: explain the deciding evidence</w:t>
+      </w:r>
+    </w:p>
+    <w:p>
+      <w:pPr>
+        <w:pStyle w:val="ListBullet"/>
+      </w:pPr>
+      <w:r>
+        <w:t>Changed-case practice: No supervisor is currently reachable. Which conclusion is supported by the supplied facts?</w:t>
+      </w:r>
+    </w:p>
+    <w:p>
+      <w:pPr>
+        <w:pStyle w:val="ListBullet"/>
+      </w:pPr>
+      <w:r>
+        <w:t>1. State unresolved status and use the institution’s approved waiting procedure.</w:t>
+      </w:r>
+    </w:p>
+    <w:p>
+      <w:pPr>
+        <w:pStyle w:val="ListBullet"/>
+      </w:pPr>
+      <w:r>
+        <w:t>2. We can decide the result without examining the changed input or the procedure.</w:t>
+      </w:r>
+    </w:p>
+    <w:p>
+      <w:pPr>
+        <w:pStyle w:val="ListBullet"/>
+      </w:pPr>
+      <w:r>
+        <w:t>3. This one example guarantees correct results for every future input.</w:t>
+      </w:r>
+    </w:p>
+    <w:p>
+      <w:pPr>
+        <w:pStyle w:val="Heading3"/>
+      </w:pPr>
+      <w:r>
+        <w:t>My selected conclusion, deciding fact and explanation</w:t>
+      </w:r>
+    </w:p>
+    <w:p>
+      <w:r>
+        <w:t>________________________________________________________________</w:t>
+      </w:r>
+    </w:p>
+    <w:p>
+      <w:r>
+        <w:t>________________________________________________________________</w:t>
+      </w:r>
+    </w:p>
+    <w:p>
+      <w:r>
+        <w:t>________________________________________________________________</w:t>
+      </w:r>
+    </w:p>
+    <w:p>
+      <w:r>
+        <w:t>________________________________________________________________</w:t>
+      </w:r>
+    </w:p>
+    <w:p>
+      <w:r>
+        <w:t>________________________________________________________________</w:t>
+      </w:r>
+    </w:p>
+    <w:p>
+      <w:pPr>
+        <w:pStyle w:val="ListBullet"/>
+      </w:pPr>
+      <w:r>
+        <w:t>Hint if needed: Use the changed condition and the deciding step in the pictorial trace. The answer must say what follows from those facts.</w:t>
+      </w:r>
+    </w:p>
+    <w:p>
+      <w:pPr>
+        <w:pStyle w:val="Heading2"/>
+      </w:pPr>
+      <w:r>
+        <w:t>Check after the changed attempt · reference / check after trying</w:t>
+      </w:r>
+    </w:p>
+    <w:p>
+      <w:pPr>
+        <w:spacing w:line="336" w:lineRule="auto" w:after="180"/>
+      </w:pPr>
+      <w:r>
+        <w:rPr>
+          <w:b w:val="0"/>
+        </w:rPr>
+        <w:t>After your attempt, compare with the supported explanation: State unresolved status and use the institution’s approved waiting procedure. Lack of a human reply does not expand the bot’s authority.</w:t>
+      </w:r>
+    </w:p>
+    <w:p>
+      <w:pPr>
+        <w:pStyle w:val="Heading2"/>
+      </w:pPr>
+      <w:r>
+        <w:t>Repair and retain the record</w:t>
+      </w:r>
+    </w:p>
+    <w:p>
+      <w:pPr>
+        <w:spacing w:line="336" w:lineRule="auto" w:after="180"/>
+      </w:pPr>
+      <w:r>
+        <w:rPr>
+          <w:b w:val="0"/>
+        </w:rPr>
+        <w:t xml:space="preserve">Review Incident investigation (ai-6/26). Goal: Explain the </w:t>
       </w:r>
       <w:r>
         <w:rPr>
@@ -3035,86 +4479,7 @@
         <w:rPr>
           <w:b w:val="0"/>
         </w:rPr>
-        <w:t xml:space="preserve"> and terminology of human escalation workflows</w:t>
-      </w:r>
-    </w:p>
-    <w:p>
-      <w:pPr>
-        <w:pStyle w:val="Heading3"/>
-      </w:pPr>
-      <w:r>
-        <w:t>My deciding step, evidence and one remaining question</w:t>
-      </w:r>
-    </w:p>
-    <w:p>
-      <w:r>
-        <w:t>________________________________________________________________</w:t>
-      </w:r>
-    </w:p>
-    <w:p>
-      <w:r>
-        <w:t>________________________________________________________________</w:t>
-      </w:r>
-    </w:p>
-    <w:p>
-      <w:r>
-        <w:t>________________________________________________________________</w:t>
-      </w:r>
-    </w:p>
-    <w:p>
-      <w:r>
-        <w:t>________________________________________________________________</w:t>
-      </w:r>
-    </w:p>
-    <w:p>
-      <w:r>
-        <w:t>________________________________________________________________</w:t>
-      </w:r>
-    </w:p>
-    <w:p>
-      <w:pPr>
-        <w:spacing w:line="336" w:lineRule="auto" w:after="180"/>
-      </w:pPr>
-      <w:r>
-        <w:rPr>
-          <w:b w:val="0"/>
-        </w:rPr>
-        <w:t xml:space="preserve">If you are unsure, return to the worked picture and explain one arrow. If you are ready, change an </w:t>
-      </w:r>
-      <w:r>
-        <w:rPr>
-          <w:b/>
-        </w:rPr>
-        <w:t>input</w:t>
-      </w:r>
-      <w:r>
-        <w:rPr>
-          <w:b w:val="0"/>
-        </w:rPr>
-        <w:t xml:space="preserve"> or assumption and justify your </w:t>
-      </w:r>
-      <w:r>
-        <w:rPr>
-          <w:b/>
-        </w:rPr>
-        <w:t>prediction</w:t>
-      </w:r>
-      <w:r>
-        <w:rPr>
-          <w:b w:val="0"/>
-        </w:rPr>
-        <w:t>.</w:t>
-      </w:r>
-    </w:p>
-    <w:p>
-      <w:pPr>
-        <w:spacing w:line="336" w:lineRule="auto" w:after="180"/>
-      </w:pPr>
-      <w:r>
-        <w:rPr>
-          <w:b w:val="0"/>
-        </w:rPr>
-        <w:t xml:space="preserve">Save your workbook </w:t>
+        <w:t xml:space="preserve"> and terminology of incident investigation. Short practice: Order the three incident records and locate the old </w:t>
       </w:r>
       <w:r>
         <w:rPr>
@@ -3126,20 +4491,128 @@
         <w:rPr>
           <w:b w:val="0"/>
         </w:rPr>
-        <w:t>. At the next review, try a different case before opening your old answer.</w:t>
-      </w:r>
-    </w:p>
-    <w:p>
-      <w:pPr>
-        <w:pStyle w:val="Heading1"/>
-      </w:pPr>
-      <w:r>
-        <w:t>17. Supported practice, repair and portfolio</w:t>
-      </w:r>
-    </w:p>
-    <w:p>
-      <w:r>
-        <w:t>Attempt supported questions before using hints or feedback. Review a missing building block, then keep the completed work.</w:t>
+        <w:t xml:space="preserve"> version.</w:t>
+      </w:r>
+    </w:p>
+    <w:p>
+      <w:pPr>
+        <w:spacing w:line="336" w:lineRule="auto" w:after="180"/>
+      </w:pPr>
+      <w:r>
+        <w:rPr>
+          <w:b w:val="0"/>
+        </w:rPr>
+        <w:t>How does the investigation change if the trace instead retrieves version 6 but drafts room C?. Return to this week and explain what you changed.</w:t>
+      </w:r>
+    </w:p>
+    <w:p>
+      <w:pPr>
+        <w:spacing w:line="336" w:lineRule="auto" w:after="180"/>
+      </w:pPr>
+      <w:r>
+        <w:rPr>
+          <w:b w:val="0"/>
+        </w:rPr>
+        <w:t xml:space="preserve">Review Release and rollback (ai-6/24). Goal: Explain the </w:t>
+      </w:r>
+      <w:r>
+        <w:rPr>
+          <w:b/>
+        </w:rPr>
+        <w:t>mechanism</w:t>
+      </w:r>
+      <w:r>
+        <w:rPr>
+          <w:b w:val="0"/>
+        </w:rPr>
+        <w:t xml:space="preserve"> and terminology of release and rollback. Short practice: Compute A’s and B’s correctness percentages.</w:t>
+      </w:r>
+    </w:p>
+    <w:p>
+      <w:pPr>
+        <w:spacing w:line="336" w:lineRule="auto" w:after="180"/>
+      </w:pPr>
+      <w:r>
+        <w:rPr>
+          <w:b w:val="0"/>
+        </w:rPr>
+        <w:t>Why is B still blocked, and does passing a fresh privacy check automatically satisfy every release gate?. Return to this week and explain what you changed.</w:t>
+      </w:r>
+    </w:p>
+    <w:p>
+      <w:pPr>
+        <w:spacing w:line="336" w:lineRule="auto" w:after="180"/>
+      </w:pPr>
+      <w:r>
+        <w:rPr>
+          <w:b w:val="0"/>
+        </w:rPr>
+        <w:t xml:space="preserve">Review Caching and stale information (ai-6/21). Goal: Explain the </w:t>
+      </w:r>
+      <w:r>
+        <w:rPr>
+          <w:b/>
+        </w:rPr>
+        <w:t>mechanism</w:t>
+      </w:r>
+      <w:r>
+        <w:rPr>
+          <w:b w:val="0"/>
+        </w:rPr>
+        <w:t xml:space="preserve"> and terminology of caching and stale information. Short practice: Identify the version mismatch in the cached 09:00 answer.</w:t>
+      </w:r>
+    </w:p>
+    <w:p>
+      <w:pPr>
+        <w:spacing w:line="336" w:lineRule="auto" w:after="180"/>
+      </w:pPr>
+      <w:r>
+        <w:rPr>
+          <w:b w:val="0"/>
+        </w:rPr>
+        <w:t>What should the first version -5 request return, and what permits a later version -5 cache hit?. Return to this week and explain what you changed.</w:t>
+      </w:r>
+    </w:p>
+    <w:p>
+      <w:pPr>
+        <w:spacing w:line="336" w:lineRule="auto" w:after="180"/>
+      </w:pPr>
+      <w:r>
+        <w:rPr>
+          <w:b w:val="0"/>
+        </w:rPr>
+        <w:t xml:space="preserve">Use Download completed work in the hosted lesson to export your answers, reflections, practice feedback and code-run </w:t>
+      </w:r>
+      <w:r>
+        <w:rPr>
+          <w:b/>
+        </w:rPr>
+        <w:t>evidence</w:t>
+      </w:r>
+      <w:r>
+        <w:rPr>
+          <w:b w:val="0"/>
+        </w:rPr>
+        <w:t>. Open the HTML copy to read or print it.</w:t>
+      </w:r>
+    </w:p>
+    <w:p>
+      <w:pPr>
+        <w:spacing w:line="336" w:lineRule="auto" w:after="180"/>
+      </w:pPr>
+      <w:r>
+        <w:rPr>
+          <w:b w:val="0"/>
+        </w:rPr>
+        <w:t>Drafts stay in this browser when storage is available; clear drafts on a shared device.</w:t>
+      </w:r>
+    </w:p>
+    <w:p>
+      <w:pPr>
+        <w:pStyle w:val="Heading2"/>
+      </w:pPr>
+      <w:r>
+        <w:t>Earlier wording, alternatives and picture transcripts · reference / check after trying</w:t>
       </w:r>
     </w:p>
     <w:p>
@@ -3155,68 +4628,10 @@
     </w:p>
     <w:p>
       <w:pPr>
-        <w:spacing w:line="336" w:lineRule="auto" w:after="180"/>
-      </w:pPr>
-      <w:r>
-        <w:rPr>
-          <w:b w:val="0"/>
-        </w:rPr>
-        <w:t>A useful human handoff. A learner asks whether a damaged laboratory bottle is safe; the bot handles lesson notes only.</w:t>
-      </w:r>
-    </w:p>
-    <w:p>
-      <w:pPr>
         <w:pStyle w:val="Heading3"/>
       </w:pPr>
       <w:r>
-        <w:t>Practice 1: explain the deciding evidence</w:t>
-      </w:r>
-    </w:p>
-    <w:p>
-      <w:pPr>
-        <w:spacing w:line="336" w:lineRule="auto" w:after="180"/>
-      </w:pPr>
-      <w:r>
-        <w:rPr>
-          <w:b w:val="0"/>
-        </w:rPr>
-        <w:t>Which labelled step matches this detail? Record the concern as reported, not as a confirmed diagnosis.</w:t>
-      </w:r>
-    </w:p>
-    <w:p>
-      <w:pPr>
-        <w:spacing w:line="336" w:lineRule="auto" w:after="180"/>
-        <w:shd w:fill="F4F9FC"/>
-      </w:pPr>
-      <w:r>
-        <w:rPr>
-          <w:b w:val="0"/>
-        </w:rPr>
-        <w:t>1. Recognise boundary</w:t>
-      </w:r>
-    </w:p>
-    <w:p>
-      <w:pPr>
-        <w:spacing w:line="336" w:lineRule="auto" w:after="180"/>
-        <w:shd w:fill="F4F9FC"/>
-      </w:pPr>
-      <w:r>
-        <w:rPr>
-          <w:b w:val="0"/>
-        </w:rPr>
-        <w:t>2. Route the question</w:t>
-      </w:r>
-    </w:p>
-    <w:p>
-      <w:pPr>
-        <w:spacing w:line="336" w:lineRule="auto" w:after="180"/>
-        <w:shd w:fill="F4F9FC"/>
-      </w:pPr>
-      <w:r>
-        <w:rPr>
-          <w:b w:val="0"/>
-        </w:rPr>
-        <w:t>3. Preserve reported facts</w:t>
+        <w:t>Repair a missing building block</w:t>
       </w:r>
     </w:p>
     <w:p>
@@ -3224,427 +4639,25 @@
         <w:pStyle w:val="Heading3"/>
       </w:pPr>
       <w:r>
-        <w:t>My selected conclusion, deciding fact and explanation</w:t>
-      </w:r>
-    </w:p>
-    <w:p>
-      <w:r>
-        <w:t>________________________________________________________________</w:t>
-      </w:r>
-    </w:p>
-    <w:p>
-      <w:r>
-        <w:t>________________________________________________________________</w:t>
-      </w:r>
-    </w:p>
-    <w:p>
-      <w:r>
-        <w:t>________________________________________________________________</w:t>
-      </w:r>
-    </w:p>
-    <w:p>
-      <w:r>
-        <w:t>________________________________________________________________</w:t>
-      </w:r>
-    </w:p>
-    <w:p>
-      <w:r>
-        <w:t>________________________________________________________________</w:t>
-      </w:r>
-    </w:p>
-    <w:p>
-      <w:pPr>
-        <w:pStyle w:val="Heading3"/>
-      </w:pPr>
-      <w:r>
-        <w:t>Hint · try first</w:t>
-      </w:r>
-    </w:p>
-    <w:p>
-      <w:pPr>
-        <w:spacing w:line="336" w:lineRule="auto" w:after="180"/>
-        <w:shd w:fill="F1F6F8"/>
-      </w:pPr>
-      <w:r>
-        <w:rPr>
-          <w:b w:val="0"/>
-        </w:rPr>
-        <w:t>Hint if needed: Read the steps in the pictorial case. Match the supplied detail to the stage that performs or records it.</w:t>
-      </w:r>
-    </w:p>
-    <w:p>
-      <w:pPr>
-        <w:pStyle w:val="Heading3"/>
-      </w:pPr>
-      <w:r>
-        <w:t>Feedback · compare after trying</w:t>
-      </w:r>
-    </w:p>
-    <w:p>
-      <w:pPr>
-        <w:spacing w:line="336" w:lineRule="auto" w:after="180"/>
-        <w:shd w:fill="F1F6FC"/>
-      </w:pPr>
-      <w:r>
-        <w:rPr>
-          <w:b w:val="0"/>
-        </w:rPr>
-        <w:t>After your attempt, compare with the supported explanation: Preserve reported facts Record the concern as reported, not as a confirmed diagnosis. Escalation needs an appropriate person and accurate context.</w:t>
-      </w:r>
-    </w:p>
-    <w:p>
-      <w:pPr>
-        <w:spacing w:line="336" w:lineRule="auto" w:after="180"/>
-        <w:shd w:fill="F1F6FC"/>
-      </w:pPr>
-      <w:r>
-        <w:rPr>
-          <w:b w:val="0"/>
-        </w:rPr>
-        <w:t>Model confidence cannot replace required authority or physical inspection.</w:t>
-      </w:r>
-    </w:p>
-    <w:p>
-      <w:pPr>
-        <w:pStyle w:val="Heading3"/>
-      </w:pPr>
-      <w:r>
-        <w:t>Practice 2: explain the deciding evidence</w:t>
-      </w:r>
-    </w:p>
-    <w:p>
-      <w:pPr>
-        <w:pStyle w:val="Heading3"/>
-      </w:pPr>
-      <w:r>
-        <w:t>Changed case · predict first</w:t>
-      </w:r>
-    </w:p>
-    <w:p>
-      <w:pPr>
-        <w:spacing w:line="336" w:lineRule="auto" w:after="180"/>
-        <w:shd w:fill="F5F1FB"/>
-      </w:pPr>
-      <w:r>
-        <w:rPr>
-          <w:b w:val="0"/>
-        </w:rPr>
-        <w:t>Changed-case practice: No supervisor is currently reachable. Which conclusion is supported by the supplied facts?</w:t>
-      </w:r>
-    </w:p>
-    <w:p>
-      <w:pPr>
-        <w:spacing w:line="336" w:lineRule="auto" w:after="180"/>
-        <w:shd w:fill="F4F9FC"/>
-      </w:pPr>
-      <w:r>
-        <w:rPr>
-          <w:b w:val="0"/>
-        </w:rPr>
-        <w:t>1. State unresolved status and use the institution’s approved waiting procedure.</w:t>
-      </w:r>
-    </w:p>
-    <w:p>
-      <w:pPr>
-        <w:spacing w:line="336" w:lineRule="auto" w:after="180"/>
-        <w:shd w:fill="F4F9FC"/>
-      </w:pPr>
-      <w:r>
-        <w:rPr>
-          <w:b w:val="0"/>
-        </w:rPr>
-        <w:t xml:space="preserve">2. We can decide the result without examining the changed </w:t>
-      </w:r>
-      <w:r>
-        <w:rPr>
-          <w:b/>
-        </w:rPr>
-        <w:t>input</w:t>
-      </w:r>
-      <w:r>
-        <w:rPr>
-          <w:b w:val="0"/>
-        </w:rPr>
-        <w:t xml:space="preserve"> or the procedure.</w:t>
-      </w:r>
-    </w:p>
-    <w:p>
-      <w:pPr>
-        <w:spacing w:line="336" w:lineRule="auto" w:after="180"/>
-        <w:shd w:fill="F4F9FC"/>
-      </w:pPr>
-      <w:r>
-        <w:rPr>
-          <w:b w:val="0"/>
-        </w:rPr>
-        <w:t xml:space="preserve">3. This one example guarantees correct results for every future </w:t>
-      </w:r>
-      <w:r>
-        <w:rPr>
-          <w:b/>
-        </w:rPr>
-        <w:t>input</w:t>
-      </w:r>
-      <w:r>
-        <w:rPr>
-          <w:b w:val="0"/>
-        </w:rPr>
-        <w:t>.</w:t>
-      </w:r>
-    </w:p>
-    <w:p>
-      <w:pPr>
-        <w:pStyle w:val="Heading3"/>
-      </w:pPr>
-      <w:r>
-        <w:t>My selected conclusion, deciding fact and explanation</w:t>
-      </w:r>
-    </w:p>
-    <w:p>
-      <w:r>
-        <w:t>________________________________________________________________</w:t>
-      </w:r>
-    </w:p>
-    <w:p>
-      <w:r>
-        <w:t>________________________________________________________________</w:t>
-      </w:r>
-    </w:p>
-    <w:p>
-      <w:r>
-        <w:t>________________________________________________________________</w:t>
-      </w:r>
-    </w:p>
-    <w:p>
-      <w:r>
-        <w:t>________________________________________________________________</w:t>
-      </w:r>
-    </w:p>
-    <w:p>
-      <w:r>
-        <w:t>________________________________________________________________</w:t>
-      </w:r>
-    </w:p>
-    <w:p>
-      <w:pPr>
-        <w:pStyle w:val="Heading3"/>
-      </w:pPr>
-      <w:r>
-        <w:t>Hint · try first</w:t>
-      </w:r>
-    </w:p>
-    <w:p>
-      <w:pPr>
-        <w:spacing w:line="336" w:lineRule="auto" w:after="180"/>
-        <w:shd w:fill="F1F6F8"/>
-      </w:pPr>
-      <w:r>
-        <w:rPr>
-          <w:b w:val="0"/>
-        </w:rPr>
-        <w:t>Hint if needed: Use the changed condition and the deciding step in the pictorial trace. The answer must say what follows from those facts.</w:t>
-      </w:r>
-    </w:p>
-    <w:p>
-      <w:pPr>
-        <w:pStyle w:val="Heading3"/>
-      </w:pPr>
-      <w:r>
-        <w:t>Feedback · compare after trying</w:t>
-      </w:r>
-    </w:p>
-    <w:p>
-      <w:pPr>
-        <w:spacing w:line="336" w:lineRule="auto" w:after="180"/>
-        <w:shd w:fill="F1F6FC"/>
-      </w:pPr>
-      <w:r>
-        <w:rPr>
-          <w:b w:val="0"/>
-        </w:rPr>
-        <w:t>After your attempt, compare with the supported explanation: State unresolved status and use the institution’s approved waiting procedure. Lack of a human reply does not expand the bot’s authority.</w:t>
-      </w:r>
-    </w:p>
-    <w:p>
-      <w:pPr>
-        <w:pStyle w:val="Heading3"/>
-      </w:pPr>
-      <w:r>
-        <w:t>Repair a missing building block</w:t>
-      </w:r>
-    </w:p>
-    <w:p>
-      <w:pPr>
-        <w:spacing w:line="336" w:lineRule="auto" w:after="180"/>
-      </w:pPr>
-      <w:r>
-        <w:rPr>
-          <w:b w:val="0"/>
-        </w:rPr>
-        <w:t xml:space="preserve">Review Incident investigation (ai-6/26). Goal: Explain the </w:t>
-      </w:r>
-      <w:r>
-        <w:rPr>
-          <w:b/>
-        </w:rPr>
-        <w:t>mechanism</w:t>
-      </w:r>
-      <w:r>
-        <w:rPr>
-          <w:b w:val="0"/>
-        </w:rPr>
-        <w:t xml:space="preserve"> and terminology of incident investigation. Short practice: Order the three incident records and locate the old </w:t>
-      </w:r>
-      <w:r>
-        <w:rPr>
-          <w:b/>
-        </w:rPr>
-        <w:t>evidence</w:t>
-      </w:r>
-      <w:r>
-        <w:rPr>
-          <w:b w:val="0"/>
-        </w:rPr>
-        <w:t xml:space="preserve"> version.</w:t>
-      </w:r>
-    </w:p>
-    <w:p>
-      <w:pPr>
-        <w:spacing w:line="336" w:lineRule="auto" w:after="180"/>
-      </w:pPr>
-      <w:r>
-        <w:rPr>
-          <w:b w:val="0"/>
-        </w:rPr>
-        <w:t>How does the investigation change if the trace instead retrieves version 6 but drafts room C?. Return to this week and explain what you changed.</w:t>
-      </w:r>
-    </w:p>
-    <w:p>
-      <w:pPr>
-        <w:spacing w:line="336" w:lineRule="auto" w:after="180"/>
-      </w:pPr>
-      <w:r>
-        <w:rPr>
-          <w:b w:val="0"/>
-        </w:rPr>
-        <w:t xml:space="preserve">Review Release and rollback (ai-6/24). Goal: Explain the </w:t>
-      </w:r>
-      <w:r>
-        <w:rPr>
-          <w:b/>
-        </w:rPr>
-        <w:t>mechanism</w:t>
-      </w:r>
-      <w:r>
-        <w:rPr>
-          <w:b w:val="0"/>
-        </w:rPr>
-        <w:t xml:space="preserve"> and terminology of release and rollback. Short practice: Compute A’s and B’s correctness percentages.</w:t>
-      </w:r>
-    </w:p>
-    <w:p>
-      <w:pPr>
-        <w:spacing w:line="336" w:lineRule="auto" w:after="180"/>
-      </w:pPr>
-      <w:r>
-        <w:rPr>
-          <w:b w:val="0"/>
-        </w:rPr>
-        <w:t>Why is B still blocked, and does passing a fresh privacy check automatically satisfy every release gate?. Return to this week and explain what you changed.</w:t>
-      </w:r>
-    </w:p>
-    <w:p>
-      <w:pPr>
-        <w:spacing w:line="336" w:lineRule="auto" w:after="180"/>
-      </w:pPr>
-      <w:r>
-        <w:rPr>
-          <w:b w:val="0"/>
-        </w:rPr>
-        <w:t xml:space="preserve">Review Caching and stale information (ai-6/21). Goal: Explain the </w:t>
-      </w:r>
-      <w:r>
-        <w:rPr>
-          <w:b/>
-        </w:rPr>
-        <w:t>mechanism</w:t>
-      </w:r>
-      <w:r>
-        <w:rPr>
-          <w:b w:val="0"/>
-        </w:rPr>
-        <w:t xml:space="preserve"> and terminology of caching and stale information. Short practice: Identify the version mismatch in the cached 09:00 answer.</w:t>
-      </w:r>
-    </w:p>
-    <w:p>
-      <w:pPr>
-        <w:spacing w:line="336" w:lineRule="auto" w:after="180"/>
-      </w:pPr>
-      <w:r>
-        <w:rPr>
-          <w:b w:val="0"/>
-        </w:rPr>
-        <w:t>What should the first version -5 request return, and what permits a later version -5 cache hit?. Return to this week and explain what you changed.</w:t>
-      </w:r>
-    </w:p>
-    <w:p>
-      <w:pPr>
-        <w:pStyle w:val="Heading3"/>
-      </w:pPr>
-      <w:r>
         <w:t>Keep your completed work</w:t>
       </w:r>
     </w:p>
     <w:p>
       <w:pPr>
-        <w:spacing w:line="336" w:lineRule="auto" w:after="180"/>
-      </w:pPr>
-      <w:r>
-        <w:rPr>
-          <w:b w:val="0"/>
-        </w:rPr>
-        <w:t xml:space="preserve">Use Download completed work in the hosted lesson to export your answers, reflections, practice feedback and code-run </w:t>
-      </w:r>
-      <w:r>
-        <w:rPr>
-          <w:b/>
-        </w:rPr>
-        <w:t>evidence</w:t>
-      </w:r>
-      <w:r>
-        <w:rPr>
-          <w:b w:val="0"/>
-        </w:rPr>
-        <w:t>. Open the HTML copy to read or print it.</w:t>
-      </w:r>
-    </w:p>
-    <w:p>
-      <w:pPr>
-        <w:spacing w:line="336" w:lineRule="auto" w:after="180"/>
-      </w:pPr>
-      <w:r>
-        <w:rPr>
-          <w:b w:val="0"/>
-        </w:rPr>
-        <w:t>Drafts stay in this browser when storage is available; clear drafts on a shared device.</w:t>
-      </w:r>
-    </w:p>
-    <w:p>
-      <w:pPr>
         <w:pStyle w:val="Heading1"/>
       </w:pPr>
       <w:r>
-        <w:t>18. Visual concept journey</w:t>
-      </w:r>
-    </w:p>
-    <w:p>
-      <w:r>
-        <w:t>Explain each Human escalation workflows graphic using its labels, deciding evidence and relevant limitation.</w:t>
-      </w:r>
-    </w:p>
-    <w:p>
-      <w:pPr>
-        <w:pStyle w:val="Heading3"/>
+        <w:t>18. Reference · Six-picture concept journey</w:t>
+      </w:r>
+    </w:p>
+    <w:p>
+      <w:r>
+        <w:t>Choose the picture that supports the current explanation.</w:t>
+      </w:r>
+    </w:p>
+    <w:p>
+      <w:pPr>
+        <w:pStyle w:val="Heading2"/>
       </w:pPr>
       <w:r>
         <w:t>01. Human escalation workflows: the case</w:t>
@@ -3655,7 +4668,7 @@
         <w:drawing>
           <wp:inline xmlns:a="http://schemas.openxmlformats.org/drawingml/2006/main" xmlns:pic="http://schemas.openxmlformats.org/drawingml/2006/picture">
             <wp:extent cx="5486400" cy="2834640"/>
-            <wp:docPr id="2" name="Picture 2" descr="A useful human handoff. A learner asks whether a damaged laboratory bottle is safe; the bot handles lesson notes only. Supplied facts: The contract excludes equipment certification. An assigned adult supervisor handles equipment concerns."/>
+            <wp:docPr id="4" name="Picture 4" descr="A useful human handoff. A learner asks whether a damaged laboratory bottle is safe; the bot handles lesson notes only. Supplied facts: The contract excludes equipment certification. An assigned adult supervisor handles equipment concerns."/>
             <wp:cNvGraphicFramePr>
               <a:graphicFrameLocks noChangeAspect="1"/>
             </wp:cNvGraphicFramePr>
@@ -3667,7 +4680,7 @@
                     <pic:cNvPicPr/>
                   </pic:nvPicPr>
                   <pic:blipFill>
-                    <a:blip r:embed="rId10"/>
+                    <a:blip r:embed="rId12"/>
                     <a:stretch>
                       <a:fillRect/>
                     </a:stretch>
@@ -3711,7 +4724,6 @@
     <w:p>
       <w:pPr>
         <w:spacing w:line="336" w:lineRule="auto" w:after="180"/>
-        <w:shd w:fill="F5F1FB"/>
       </w:pPr>
       <w:r>
         <w:rPr>
@@ -3722,7 +4734,7 @@
     </w:p>
     <w:p>
       <w:pPr>
-        <w:pStyle w:val="Heading3"/>
+        <w:pStyle w:val="Heading2"/>
       </w:pPr>
       <w:r>
         <w:t>02. Follow the deciding steps</w:t>
@@ -3733,7 +4745,7 @@
         <w:drawing>
           <wp:inline xmlns:a="http://schemas.openxmlformats.org/drawingml/2006/main" xmlns:pic="http://schemas.openxmlformats.org/drawingml/2006/picture">
             <wp:extent cx="5486400" cy="3182112"/>
-            <wp:docPr id="3" name="Picture 3" descr="Recognise boundary: The requested judgement is outside this service’s authority. → Route the question: Give the designated supervisor route without inventing a verdict. → Preserve reported facts: Record the concern as reported, not as a confirmed diagnosis."/>
+            <wp:docPr id="5" name="Picture 5" descr="Recognise boundary: The requested judgement is outside this service’s authority. → Route the question: Give the designated supervisor route without inventing a verdict. → Preserve reported facts: Record the concern as reported, not as a confirmed diagnosis."/>
             <wp:cNvGraphicFramePr>
               <a:graphicFrameLocks noChangeAspect="1"/>
             </wp:cNvGraphicFramePr>
@@ -3745,7 +4757,7 @@
                     <pic:cNvPicPr/>
                   </pic:nvPicPr>
                   <pic:blipFill>
-                    <a:blip r:embed="rId11"/>
+                    <a:blip r:embed="rId9"/>
                     <a:stretch>
                       <a:fillRect/>
                     </a:stretch>
@@ -3778,7 +4790,6 @@
     <w:p>
       <w:pPr>
         <w:spacing w:line="336" w:lineRule="auto" w:after="180"/>
-        <w:shd w:fill="F5F1FB"/>
       </w:pPr>
       <w:r>
         <w:rPr>
@@ -3801,7 +4812,7 @@
     </w:p>
     <w:p>
       <w:pPr>
-        <w:pStyle w:val="Heading3"/>
+        <w:pStyle w:val="Heading2"/>
       </w:pPr>
       <w:r>
         <w:t>03. Human escalation workflows — evidence trace</w:t>
@@ -3812,7 +4823,7 @@
         <w:drawing>
           <wp:inline xmlns:a="http://schemas.openxmlformats.org/drawingml/2006/main" xmlns:pic="http://schemas.openxmlformats.org/drawingml/2006/picture">
             <wp:extent cx="5486400" cy="2996184"/>
-            <wp:docPr id="4" name="Picture 4" descr="Human escalation workflows — evidence trace. Conflict is detected, but no reviewer is assigned and the system silently books the first room. | Toy workflow routes conflicting room approval to coordinator with source IDs and requested decision. While awaiting review the assistant returns needs_review and performs no booking. | Escalation is incomplete and booking unauthorised. Assign responsible coordinator, provide conflict packet and preserve review status."/>
+            <wp:docPr id="6" name="Picture 6" descr="Human escalation workflows — evidence trace. Conflict is detected, but no reviewer is assigned and the system silently books the first room. | Toy workflow routes conflicting room approval to coordinator with source IDs and requested decision. While awaiting review the assistant returns needs_review and performs no booking. | Escalation is incomplete and booking unauthorised. Assign responsible coordinator, provide conflict packet and preserve review status."/>
             <wp:cNvGraphicFramePr>
               <a:graphicFrameLocks noChangeAspect="1"/>
             </wp:cNvGraphicFramePr>
@@ -3824,7 +4835,7 @@
                     <pic:cNvPicPr/>
                   </pic:nvPicPr>
                   <pic:blipFill>
-                    <a:blip r:embed="rId12"/>
+                    <a:blip r:embed="rId13"/>
                     <a:stretch>
                       <a:fillRect/>
                     </a:stretch>
@@ -3891,7 +4902,6 @@
     <w:p>
       <w:pPr>
         <w:spacing w:line="336" w:lineRule="auto" w:after="180"/>
-        <w:shd w:fill="F5F1FB"/>
       </w:pPr>
       <w:r>
         <w:rPr>
@@ -3902,7 +4912,7 @@
     </w:p>
     <w:p>
       <w:pPr>
-        <w:pStyle w:val="Heading3"/>
+        <w:pStyle w:val="Heading2"/>
       </w:pPr>
       <w:r>
         <w:t>04. Change one thing. Trace what follows.</w:t>
@@ -3913,7 +4923,7 @@
         <w:drawing>
           <wp:inline xmlns:a="http://schemas.openxmlformats.org/drawingml/2006/main" xmlns:pic="http://schemas.openxmlformats.org/drawingml/2006/picture">
             <wp:extent cx="5486400" cy="3026664"/>
-            <wp:docPr id="5" name="Picture 5" descr="Original case: Record the concern as reported, not as a confirmed diagnosis. Changed condition: No supervisor is currently reachable. Expected result: State unresolved status and use the institution’s approved waiting procedure. Reason: Lack of a human reply does not expand the bot’s authority."/>
+            <wp:docPr id="7" name="Picture 7" descr="Original case: Record the concern as reported, not as a confirmed diagnosis. Changed condition: No supervisor is currently reachable. Expected result: State unresolved status and use the institution’s approved waiting procedure. Reason: Lack of a human reply does not expand the bot’s authority."/>
             <wp:cNvGraphicFramePr>
               <a:graphicFrameLocks noChangeAspect="1"/>
             </wp:cNvGraphicFramePr>
@@ -3925,7 +4935,7 @@
                     <pic:cNvPicPr/>
                   </pic:nvPicPr>
                   <pic:blipFill>
-                    <a:blip r:embed="rId13"/>
+                    <a:blip r:embed="rId10"/>
                     <a:stretch>
                       <a:fillRect/>
                     </a:stretch>
@@ -3969,7 +4979,6 @@
     <w:p>
       <w:pPr>
         <w:spacing w:line="336" w:lineRule="auto" w:after="180"/>
-        <w:shd w:fill="F5F1FB"/>
       </w:pPr>
       <w:r>
         <w:rPr>
@@ -3980,7 +4989,7 @@
     </w:p>
     <w:p>
       <w:pPr>
-        <w:pStyle w:val="Heading3"/>
+        <w:pStyle w:val="Heading2"/>
       </w:pPr>
       <w:r>
         <w:t>05. Connect the explanation to its limit</w:t>
@@ -3991,7 +5000,7 @@
         <w:drawing>
           <wp:inline xmlns:a="http://schemas.openxmlformats.org/drawingml/2006/main" xmlns:pic="http://schemas.openxmlformats.org/drawingml/2006/picture">
             <wp:extent cx="5486400" cy="2834640"/>
-            <wp:docPr id="6" name="Picture 6" descr="Escalation needs an appropriate person and accurate context. Model confidence cannot replace required authority or physical inspection. Limit: This is a fictional workflow, not a real laboratory safety procedure; institutions define authorised responses."/>
+            <wp:docPr id="8" name="Picture 8" descr="Escalation needs an appropriate person and accurate context. Model confidence cannot replace required authority or physical inspection. Limit: This is a fictional workflow, not a real laboratory safety procedure; institutions define authorised responses."/>
             <wp:cNvGraphicFramePr>
               <a:graphicFrameLocks noChangeAspect="1"/>
             </wp:cNvGraphicFramePr>
@@ -4047,7 +5056,6 @@
     <w:p>
       <w:pPr>
         <w:spacing w:line="336" w:lineRule="auto" w:after="180"/>
-        <w:shd w:fill="F5F1FB"/>
       </w:pPr>
       <w:r>
         <w:rPr>
@@ -4058,7 +5066,7 @@
     </w:p>
     <w:p>
       <w:pPr>
-        <w:pStyle w:val="Heading3"/>
+        <w:pStyle w:val="Heading2"/>
       </w:pPr>
       <w:r>
         <w:t>06. Make the idea visible in your project</w:t>
@@ -4069,7 +5077,7 @@
         <w:drawing>
           <wp:inline xmlns:a="http://schemas.openxmlformats.org/drawingml/2006/main" xmlns:pic="http://schemas.openxmlformats.org/drawingml/2006/picture">
             <wp:extent cx="5486400" cy="3529584"/>
-            <wp:docPr id="7" name="Picture 7" descr="For the Grounded Learning Service, retain an annotated trace and the changed-case result. Name the contract or evidence that makes the deciding step valid, so another team can review it. Draw your input, deciding step, result and limit. Supported question: Identify the exact service boundary in the bottle question. What accurate information belongs in the supervisor handoff, and what remains unresolved if nobody is reachable?"/>
+            <wp:docPr id="9" name="Picture 9" descr="For the Grounded Learning Service, retain an annotated trace and the changed-case result. Name the contract or evidence that makes the deciding step valid, so another team can review it. Draw your input, deciding step, result and limit. Supported question: Identify the exact service boundary in the bottle question. What accurate information belongs in the supervisor handoff, and what remains unresolved if nobody is reachable?"/>
             <wp:cNvGraphicFramePr>
               <a:graphicFrameLocks noChangeAspect="1"/>
             </wp:cNvGraphicFramePr>
@@ -4160,7 +5168,6 @@
     <w:p>
       <w:pPr>
         <w:spacing w:line="336" w:lineRule="auto" w:after="180"/>
-        <w:shd w:fill="F5F1FB"/>
       </w:pPr>
       <w:r>
         <w:rPr>
@@ -4179,6 +5186,62 @@
           <w:b w:val="0"/>
         </w:rPr>
         <w:t>.</w:t>
+      </w:r>
+    </w:p>
+    <w:p>
+      <w:pPr>
+        <w:pStyle w:val="Heading2"/>
+      </w:pPr>
+      <w:r>
+        <w:t>Earlier wording, alternatives and picture transcripts · reference / check after trying</w:t>
+      </w:r>
+    </w:p>
+    <w:p>
+      <w:pPr>
+        <w:pStyle w:val="Heading3"/>
+      </w:pPr>
+      <w:r>
+        <w:t>01. Human escalation workflows: the case</w:t>
+      </w:r>
+    </w:p>
+    <w:p>
+      <w:pPr>
+        <w:pStyle w:val="Heading3"/>
+      </w:pPr>
+      <w:r>
+        <w:t>02. Follow the deciding steps</w:t>
+      </w:r>
+    </w:p>
+    <w:p>
+      <w:pPr>
+        <w:pStyle w:val="Heading3"/>
+      </w:pPr>
+      <w:r>
+        <w:t>03. Human escalation workflows — evidence trace</w:t>
+      </w:r>
+    </w:p>
+    <w:p>
+      <w:pPr>
+        <w:pStyle w:val="Heading3"/>
+      </w:pPr>
+      <w:r>
+        <w:t>04. Change one thing. Trace what follows.</w:t>
+      </w:r>
+    </w:p>
+    <w:p>
+      <w:pPr>
+        <w:pStyle w:val="Heading3"/>
+      </w:pPr>
+      <w:r>
+        <w:t>05. Connect the explanation to its limit</w:t>
+      </w:r>
+    </w:p>
+    <w:p>
+      <w:pPr>
+        <w:pStyle w:val="Heading3"/>
+      </w:pPr>
+      <w:r>
+        <w:t>06. Make the idea visible in your project</w:t>
       </w:r>
     </w:p>
     <w:sectPr>
